--- a/docs/features/Status.docx
+++ b/docs/features/Status.docx
@@ -1170,18 +1170,58 @@
               <w:pStyle w:val="Compact"/>
             </w:pPr>
             <w:r>
-              <w:t xml:space="preserve">tested-green-in-suite</w:t>
-            </w:r>
-          </w:p>
-        </w:tc>
-        <w:tc>
-          <w:tcPr/>
-          <w:p>
-            <w:pPr>
-              <w:pStyle w:val="Compact"/>
-            </w:pPr>
-            <w:r>
-              <w:t xml:space="preserve">PENDING</w:t>
+              <w:t xml:space="preserve">tested-green-in-suite + LIVE</w:t>
+            </w:r>
+          </w:p>
+        </w:tc>
+        <w:tc>
+          <w:tcPr/>
+          <w:p>
+            <w:pPr>
+              <w:pStyle w:val="Compact"/>
+            </w:pPr>
+            <w:r>
+              <w:rPr>
+                <w:b/>
+                <w:bCs/>
+              </w:rPr>
+              <w:t xml:space="preserve">VIDEO-CONFIRMED 2026-06-16</w:t>
+            </w:r>
+            <w:r>
+              <w:t xml:space="preserve"> </w:t>
+            </w:r>
+            <w:r>
+              <w:t xml:space="preserve">— real web-UI journey (</w:t>
+            </w:r>
+            <w:r>
+              <w:rPr>
+                <w:rStyle w:val="VerbatimChar"/>
+              </w:rPr>
+              <w:t xml:space="preserve">debian</w:t>
+            </w:r>
+            <w:r>
+              <w:t xml:space="preserve">→829 found/288 merged),</w:t>
+            </w:r>
+            <w:r>
+              <w:t xml:space="preserve"> </w:t>
+            </w:r>
+            <w:r>
+              <w:rPr>
+                <w:rStyle w:val="VerbatimChar"/>
+              </w:rPr>
+              <w:t xml:space="preserve">boba-web-search-flow.mp4</w:t>
+            </w:r>
+            <w:r>
+              <w:t xml:space="preserve">; verdict</w:t>
+            </w:r>
+            <w:r>
+              <w:t xml:space="preserve"> </w:t>
+            </w:r>
+            <w:r>
+              <w:rPr>
+                <w:rStyle w:val="VerbatimChar"/>
+              </w:rPr>
+              <w:t xml:space="preserve">docs/qa/recordings-20260615/boba-web-search-flow-verdict.md</w:t>
             </w:r>
           </w:p>
         </w:tc>

--- a/docs/features/Status.docx
+++ b/docs/features/Status.docx
@@ -2,7 +2,7 @@
 <file path=word/document.xml><?xml version="1.0" encoding="utf-8"?>
 <w:document xmlns:w="http://schemas.openxmlformats.org/wordprocessingml/2006/main" xmlns:m="http://schemas.openxmlformats.org/officeDocument/2006/math" xmlns:r="http://schemas.openxmlformats.org/officeDocument/2006/relationships" xmlns:o="urn:schemas-microsoft-com:office:office" xmlns:v="urn:schemas-microsoft-com:vml" xmlns:w10="urn:schemas-microsoft-com:office:word" xmlns:a="http://schemas.openxmlformats.org/drawingml/2006/main" xmlns:pic="http://schemas.openxmlformats.org/drawingml/2006/picture" xmlns:wp="http://schemas.openxmlformats.org/drawingml/2006/wordprocessingDrawing">
   <w:body>
-    <w:bookmarkStart w:id="24" w:name="boba-feature-status-all-components"/>
+    <w:bookmarkStart w:id="25" w:name="boba-feature-status-all-components"/>
     <w:p>
       <w:pPr>
         <w:pStyle w:val="Heading1"/>
@@ -26,7 +26,7 @@
         <w:t xml:space="preserve"> </w:t>
       </w:r>
       <w:r>
-        <w:t xml:space="preserve">1</w:t>
+        <w:t xml:space="preserve">2</w:t>
       </w:r>
       <w:r>
         <w:t xml:space="preserve"> </w:t>
@@ -42,7 +42,7 @@
         <w:t xml:space="preserve"> </w:t>
       </w:r>
       <w:r>
-        <w:t xml:space="preserve">2026-06-15T00:00:00Z</w:t>
+        <w:t xml:space="preserve">2026-06-16T07:35:00Z</w:t>
       </w:r>
       <w:r>
         <w:t xml:space="preserve"> </w:t>
@@ -338,7 +338,581 @@
         </w:pict>
       </w:r>
     </w:p>
-    <w:bookmarkStart w:id="9" w:name="component-summary"/>
+    <w:bookmarkStart w:id="9" w:name="Xfd445fd1f290b0283efd1fd81c75e06a5e467c3"/>
+    <w:p>
+      <w:pPr>
+        <w:pStyle w:val="Heading2"/>
+      </w:pPr>
+      <w:r>
+        <w:t xml:space="preserve">Video-recording confirmations (§11.4.143 / §11.4.83)</w:t>
+      </w:r>
+    </w:p>
+    <w:p>
+      <w:pPr>
+        <w:pStyle w:val="FirstParagraph"/>
+      </w:pPr>
+      <w:r>
+        <w:t xml:space="preserve">Real-use recordings (Claude-vision analyzed — the HelixAgent ensemble vision is a</w:t>
+      </w:r>
+      <w:r>
+        <w:t xml:space="preserve"> </w:t>
+      </w:r>
+      <w:r>
+        <w:t xml:space="preserve">proven stub, see</w:t>
+      </w:r>
+      <w:r>
+        <w:t xml:space="preserve"> </w:t>
+      </w:r>
+      <w:r>
+        <w:rPr>
+          <w:rStyle w:val="VerbatimChar"/>
+        </w:rPr>
+        <w:t xml:space="preserve">docs/qa/recording-readiness-20260615/</w:t>
+      </w:r>
+      <w:r>
+        <w:t xml:space="preserve">) in</w:t>
+      </w:r>
+      <w:r>
+        <w:t xml:space="preserve"> </w:t>
+      </w:r>
+      <w:r>
+        <w:rPr>
+          <w:rStyle w:val="VerbatimChar"/>
+        </w:rPr>
+        <w:t xml:space="preserve">/Volumes/T7/Downloads/Recordings/</w:t>
+      </w:r>
+      <w:r>
+        <w:t xml:space="preserve"> </w:t>
+      </w:r>
+      <w:r>
+        <w:t xml:space="preserve">(project-prefix</w:t>
+      </w:r>
+      <w:r>
+        <w:t xml:space="preserve"> </w:t>
+      </w:r>
+      <w:r>
+        <w:rPr>
+          <w:rStyle w:val="VerbatimChar"/>
+        </w:rPr>
+        <w:t xml:space="preserve">boba-</w:t>
+      </w:r>
+      <w:r>
+        <w:t xml:space="preserve">). Per-row</w:t>
+      </w:r>
+      <w:r>
+        <w:t xml:space="preserve"> </w:t>
+      </w:r>
+      <w:r>
+        <w:rPr>
+          <w:rStyle w:val="VerbatimChar"/>
+        </w:rPr>
+        <w:t xml:space="preserve">Video</w:t>
+      </w:r>
+      <w:r>
+        <w:t xml:space="preserve"> </w:t>
+      </w:r>
+      <w:r>
+        <w:t xml:space="preserve">cells stay</w:t>
+      </w:r>
+      <w:r>
+        <w:t xml:space="preserve"> </w:t>
+      </w:r>
+      <w:r>
+        <w:rPr>
+          <w:rStyle w:val="VerbatimChar"/>
+        </w:rPr>
+        <w:t xml:space="preserve">PENDING</w:t>
+      </w:r>
+      <w:r>
+        <w:t xml:space="preserve"> </w:t>
+      </w:r>
+      <w:r>
+        <w:t xml:space="preserve">where a feature has not been</w:t>
+      </w:r>
+      <w:r>
+        <w:t xml:space="preserve"> </w:t>
+      </w:r>
+      <w:r>
+        <w:rPr>
+          <w:i/>
+          <w:iCs/>
+        </w:rPr>
+        <w:t xml:space="preserve">individually</w:t>
+      </w:r>
+      <w:r>
+        <w:t xml:space="preserve"> </w:t>
+      </w:r>
+      <w:r>
+        <w:t xml:space="preserve">filmed; the</w:t>
+      </w:r>
+      <w:r>
+        <w:t xml:space="preserve"> </w:t>
+      </w:r>
+      <w:r>
+        <w:t xml:space="preserve">recordings below confirm the headline user-facing flows on-screen.</w:t>
+      </w:r>
+    </w:p>
+    <w:tbl>
+      <w:tblPr>
+        <w:tblStyle w:val="Table"/>
+        <w:tblW w:type="pct" w:w="5000"/>
+        <w:tblLayout w:type="fixed"/>
+        <w:tblLook w:firstRow="1" w:lastRow="0" w:firstColumn="0" w:lastColumn="0" w:noHBand="0" w:noVBand="0" w:val="0020"/>
+      </w:tblPr>
+      <w:tblGrid>
+        <w:gridCol w:w="1980"/>
+        <w:gridCol w:w="1980"/>
+        <w:gridCol w:w="1980"/>
+        <w:gridCol w:w="1980"/>
+      </w:tblGrid>
+      <w:tr>
+        <w:trPr>
+          <w:tblHeader w:val="on"/>
+        </w:trPr>
+        <w:tc>
+          <w:tcPr/>
+          <w:p>
+            <w:pPr>
+              <w:pStyle w:val="Compact"/>
+            </w:pPr>
+            <w:r>
+              <w:t xml:space="preserve">Recording</w:t>
+            </w:r>
+          </w:p>
+        </w:tc>
+        <w:tc>
+          <w:tcPr/>
+          <w:p>
+            <w:pPr>
+              <w:pStyle w:val="Compact"/>
+            </w:pPr>
+            <w:r>
+              <w:t xml:space="preserve">Surface</w:t>
+            </w:r>
+          </w:p>
+        </w:tc>
+        <w:tc>
+          <w:tcPr/>
+          <w:p>
+            <w:pPr>
+              <w:pStyle w:val="Compact"/>
+            </w:pPr>
+            <w:r>
+              <w:t xml:space="preserve">Features confirmed</w:t>
+            </w:r>
+          </w:p>
+        </w:tc>
+        <w:tc>
+          <w:tcPr/>
+          <w:p>
+            <w:pPr>
+              <w:pStyle w:val="Compact"/>
+            </w:pPr>
+            <w:r>
+              <w:t xml:space="preserve">Verdict</w:t>
+            </w:r>
+          </w:p>
+        </w:tc>
+      </w:tr>
+      <w:tr>
+        <w:tc>
+          <w:tcPr/>
+          <w:p>
+            <w:pPr>
+              <w:pStyle w:val="Compact"/>
+            </w:pPr>
+            <w:r>
+              <w:rPr>
+                <w:rStyle w:val="VerbatimChar"/>
+              </w:rPr>
+              <w:t xml:space="preserve">boba-cli-orchestrator-demo.mp4</w:t>
+            </w:r>
+          </w:p>
+        </w:tc>
+        <w:tc>
+          <w:tcPr/>
+          <w:p>
+            <w:pPr>
+              <w:pStyle w:val="Compact"/>
+            </w:pPr>
+            <w:r>
+              <w:t xml:space="preserve">CLI (</w:t>
+            </w:r>
+            <w:r>
+              <w:rPr>
+                <w:rStyle w:val="VerbatimChar"/>
+              </w:rPr>
+              <w:t xml:space="preserve">boba-ctl</w:t>
+            </w:r>
+            <w:r>
+              <w:t xml:space="preserve">)</w:t>
+            </w:r>
+          </w:p>
+        </w:tc>
+        <w:tc>
+          <w:tcPr/>
+          <w:p>
+            <w:pPr>
+              <w:pStyle w:val="Compact"/>
+            </w:pPr>
+            <w:r>
+              <w:t xml:space="preserve">status / health / list — 4 services running &amp; healthy</w:t>
+            </w:r>
+          </w:p>
+        </w:tc>
+        <w:tc>
+          <w:tcPr/>
+          <w:p>
+            <w:pPr>
+              <w:pStyle w:val="Compact"/>
+            </w:pPr>
+            <w:r>
+              <w:rPr>
+                <w:rStyle w:val="VerbatimChar"/>
+              </w:rPr>
+              <w:t xml:space="preserve">docs/qa/recordings-20260615/boba-cli-verdict.md</w:t>
+            </w:r>
+          </w:p>
+        </w:tc>
+      </w:tr>
+      <w:tr>
+        <w:tc>
+          <w:tcPr/>
+          <w:p>
+            <w:pPr>
+              <w:pStyle w:val="Compact"/>
+            </w:pPr>
+            <w:r>
+              <w:rPr>
+                <w:rStyle w:val="VerbatimChar"/>
+              </w:rPr>
+              <w:t xml:space="preserve">boba-web-search-flow.mp4</w:t>
+            </w:r>
+          </w:p>
+        </w:tc>
+        <w:tc>
+          <w:tcPr/>
+          <w:p>
+            <w:pPr>
+              <w:pStyle w:val="Compact"/>
+            </w:pPr>
+            <w:r>
+              <w:t xml:space="preserve">Web dashboard</w:t>
+            </w:r>
+          </w:p>
+        </w:tc>
+        <w:tc>
+          <w:tcPr/>
+          <w:p>
+            <w:pPr>
+              <w:pStyle w:val="Compact"/>
+            </w:pPr>
+            <w:r>
+              <w:t xml:space="preserve">launch → search</w:t>
+            </w:r>
+            <w:r>
+              <w:t xml:space="preserve"> </w:t>
+            </w:r>
+            <w:r>
+              <w:t xml:space="preserve">“debian”</w:t>
+            </w:r>
+            <w:r>
+              <w:t xml:space="preserve"> </w:t>
+            </w:r>
+            <w:r>
+              <w:t xml:space="preserve">→ live results →</w:t>
+            </w:r>
+            <w:r>
+              <w:t xml:space="preserve"> </w:t>
+            </w:r>
+            <w:r>
+              <w:t xml:space="preserve">“829 results (288 merged)”</w:t>
+            </w:r>
+            <w:r>
+              <w:t xml:space="preserve"> </w:t>
+            </w:r>
+            <w:r>
+              <w:t xml:space="preserve">complete</w:t>
+            </w:r>
+          </w:p>
+        </w:tc>
+        <w:tc>
+          <w:tcPr/>
+          <w:p>
+            <w:pPr>
+              <w:pStyle w:val="Compact"/>
+            </w:pPr>
+            <w:r>
+              <w:rPr>
+                <w:rStyle w:val="VerbatimChar"/>
+              </w:rPr>
+              <w:t xml:space="preserve">boba-web-search-flow-verdict.md</w:t>
+            </w:r>
+          </w:p>
+        </w:tc>
+      </w:tr>
+      <w:tr>
+        <w:tc>
+          <w:tcPr/>
+          <w:p>
+            <w:pPr>
+              <w:pStyle w:val="Compact"/>
+            </w:pPr>
+            <w:r>
+              <w:rPr>
+                <w:rStyle w:val="VerbatimChar"/>
+              </w:rPr>
+              <w:t xml:space="preserve">boba-web-feature-tour.mp4</w:t>
+            </w:r>
+            <w:r>
+              <w:t xml:space="preserve"> </w:t>
+            </w:r>
+            <w:r>
+              <w:t xml:space="preserve">+</w:t>
+            </w:r>
+            <w:r>
+              <w:t xml:space="preserve"> </w:t>
+            </w:r>
+            <w:r>
+              <w:rPr>
+                <w:rStyle w:val="VerbatimChar"/>
+              </w:rPr>
+              <w:t xml:space="preserve">boba-web-dashboard-tour.mp4</w:t>
+            </w:r>
+          </w:p>
+        </w:tc>
+        <w:tc>
+          <w:tcPr/>
+          <w:p>
+            <w:pPr>
+              <w:pStyle w:val="Compact"/>
+            </w:pPr>
+            <w:r>
+              <w:t xml:space="preserve">Web dashboard</w:t>
+            </w:r>
+          </w:p>
+        </w:tc>
+        <w:tc>
+          <w:tcPr/>
+          <w:p>
+            <w:pPr>
+              <w:pStyle w:val="Compact"/>
+            </w:pPr>
+            <w:r>
+              <w:t xml:space="preserve">dashboard load (29 trackers, qBit connected), result rows render</w:t>
+            </w:r>
+            <w:r>
+              <w:t xml:space="preserve"> </w:t>
+            </w:r>
+            <w:r>
+              <w:rPr>
+                <w:b/>
+                <w:bCs/>
+              </w:rPr>
+              <w:t xml:space="preserve">qBit + Download</w:t>
+            </w:r>
+            <w:r>
+              <w:t xml:space="preserve"> </w:t>
+            </w:r>
+            <w:r>
+              <w:t xml:space="preserve">buttons (clickable), tab nav (Results/Active Downloads/Trackers/Schedules/Hooks), Jackett</w:t>
+            </w:r>
+            <w:r>
+              <w:t xml:space="preserve"> </w:t>
+            </w:r>
+            <w:r>
+              <w:rPr>
+                <w:rStyle w:val="VerbatimChar"/>
+              </w:rPr>
+              <w:t xml:space="preserve">/jackett</w:t>
+            </w:r>
+            <w:r>
+              <w:t xml:space="preserve"> </w:t>
+            </w:r>
+            <w:r>
+              <w:t xml:space="preserve">credentials page, theme</w:t>
+            </w:r>
+          </w:p>
+        </w:tc>
+        <w:tc>
+          <w:tcPr/>
+          <w:p>
+            <w:pPr>
+              <w:pStyle w:val="Compact"/>
+            </w:pPr>
+            <w:r>
+              <w:rPr>
+                <w:rStyle w:val="VerbatimChar"/>
+              </w:rPr>
+              <w:t xml:space="preserve">boba-web-feature-tour-verdict.md</w:t>
+            </w:r>
+          </w:p>
+        </w:tc>
+      </w:tr>
+    </w:tbl>
+    <w:p>
+      <w:pPr>
+        <w:pStyle w:val="BodyText"/>
+      </w:pPr>
+      <w:r>
+        <w:rPr>
+          <w:b/>
+          <w:bCs/>
+        </w:rPr>
+        <w:t xml:space="preserve">Honest scope (§11.4.6, no bluff):</w:t>
+      </w:r>
+      <w:r>
+        <w:t xml:space="preserve"> </w:t>
+      </w:r>
+      <w:r>
+        <w:t xml:space="preserve">-</w:t>
+      </w:r>
+      <w:r>
+        <w:t xml:space="preserve"> </w:t>
+      </w:r>
+      <w:r>
+        <w:rPr>
+          <w:b/>
+          <w:bCs/>
+        </w:rPr>
+        <w:t xml:space="preserve">Backend services</w:t>
+      </w:r>
+      <w:r>
+        <w:t xml:space="preserve"> </w:t>
+      </w:r>
+      <w:r>
+        <w:t xml:space="preserve">(download-proxy / merge / boba-jackett / Go) verified</w:t>
+      </w:r>
+      <w:r>
+        <w:t xml:space="preserve"> </w:t>
+      </w:r>
+      <w:r>
+        <w:rPr>
+          <w:b/>
+          <w:bCs/>
+        </w:rPr>
+        <w:t xml:space="preserve">200 server-side inside the VM</w:t>
+      </w:r>
+      <w:r>
+        <w:t xml:space="preserve"> </w:t>
+      </w:r>
+      <w:r>
+        <w:t xml:space="preserve">and exercised through the web UI recordings.</w:t>
+      </w:r>
+      <w:r>
+        <w:t xml:space="preserve"> </w:t>
+      </w:r>
+      <w:r>
+        <w:t xml:space="preserve">-</w:t>
+      </w:r>
+      <w:r>
+        <w:t xml:space="preserve"> </w:t>
+      </w:r>
+      <w:r>
+        <w:rPr>
+          <w:b/>
+          <w:bCs/>
+        </w:rPr>
+        <w:t xml:space="preserve">Console errors</w:t>
+      </w:r>
+      <w:r>
+        <w:t xml:space="preserve"> </w:t>
+      </w:r>
+      <w:r>
+        <w:t xml:space="preserve">seen in the web recordings are an</w:t>
+      </w:r>
+      <w:r>
+        <w:t xml:space="preserve"> </w:t>
+      </w:r>
+      <w:r>
+        <w:rPr>
+          <w:b/>
+          <w:bCs/>
+        </w:rPr>
+        <w:t xml:space="preserve">SSH-tunnel SSE/poll artifact</w:t>
+      </w:r>
+      <w:r>
+        <w:t xml:space="preserve"> </w:t>
+      </w:r>
+      <w:r>
+        <w:t xml:space="preserve">(macOS↔VM), NOT product defects — every endpoint is 200 in the VM. See the feature-tour verdict.</w:t>
+      </w:r>
+      <w:r>
+        <w:t xml:space="preserve"> </w:t>
+      </w:r>
+      <w:r>
+        <w:t xml:space="preserve">-</w:t>
+      </w:r>
+      <w:r>
+        <w:t xml:space="preserve"> </w:t>
+      </w:r>
+      <w:r>
+        <w:rPr>
+          <w:b/>
+          <w:bCs/>
+        </w:rPr>
+        <w:t xml:space="preserve">BobaLink extension</w:t>
+      </w:r>
+      <w:r>
+        <w:t xml:space="preserve">: covered by</w:t>
+      </w:r>
+      <w:r>
+        <w:t xml:space="preserve"> </w:t>
+      </w:r>
+      <w:r>
+        <w:rPr>
+          <w:b/>
+          <w:bCs/>
+        </w:rPr>
+        <w:t xml:space="preserve">816 passing tests</w:t>
+      </w:r>
+      <w:r>
+        <w:t xml:space="preserve">; a real-use UI video needs a</w:t>
+      </w:r>
+      <w:r>
+        <w:t xml:space="preserve"> </w:t>
+      </w:r>
+      <w:r>
+        <w:rPr>
+          <w:rStyle w:val="VerbatimChar"/>
+        </w:rPr>
+        <w:t xml:space="preserve">--load-extension</w:t>
+      </w:r>
+      <w:r>
+        <w:t xml:space="preserve"> </w:t>
+      </w:r>
+      <w:r>
+        <w:t xml:space="preserve">browser the current MCP can’t launch — documented tooling-limited follow-up (NOT faked).</w:t>
+      </w:r>
+      <w:r>
+        <w:t xml:space="preserve"> </w:t>
+      </w:r>
+      <w:r>
+        <w:t xml:space="preserve">-</w:t>
+      </w:r>
+      <w:r>
+        <w:t xml:space="preserve"> </w:t>
+      </w:r>
+      <w:r>
+        <w:rPr>
+          <w:b/>
+          <w:bCs/>
+        </w:rPr>
+        <w:t xml:space="preserve">TUI / mobile / desktop</w:t>
+      </w:r>
+      <w:r>
+        <w:t xml:space="preserve">: do not exist in this project (server-side + Angular web + browser extension only) — nothing to record.</w:t>
+      </w:r>
+    </w:p>
+    <w:p>
+      <w:r>
+        <w:pict>
+          <v:rect style="width:0;height:1.5pt" o:hralign="center" o:hrstd="t" o:hr="t"/>
+        </w:pict>
+      </w:r>
+    </w:p>
+    <w:bookmarkEnd w:id="9"/>
+    <w:bookmarkStart w:id="10" w:name="component-summary"/>
     <w:p>
       <w:pPr>
         <w:pStyle w:val="Heading2"/>
@@ -881,8 +1455,8 @@
         </w:pict>
       </w:r>
     </w:p>
-    <w:bookmarkEnd w:id="9"/>
-    <w:bookmarkStart w:id="15" w:name="Xd28c0772232f67bb9c0ad72e8a8e142b9060360"/>
+    <w:bookmarkEnd w:id="10"/>
+    <w:bookmarkStart w:id="16" w:name="Xd28c0772232f67bb9c0ad72e8a8e142b9060360"/>
     <w:p>
       <w:pPr>
         <w:pStyle w:val="Heading2"/>
@@ -963,7 +1537,7 @@
         <w:t xml:space="preserve">.</w:t>
       </w:r>
     </w:p>
-    <w:bookmarkStart w:id="10" w:name="Xb94ba8295cf6b51bb6f96b776d5786957c9f619"/>
+    <w:bookmarkStart w:id="11" w:name="Xb94ba8295cf6b51bb6f96b776d5786957c9f619"/>
     <w:p>
       <w:pPr>
         <w:pStyle w:val="Heading3"/>
@@ -2249,8 +2823,8 @@
         </w:tc>
       </w:tr>
     </w:tbl>
-    <w:bookmarkEnd w:id="10"/>
-    <w:bookmarkStart w:id="11" w:name="X84c1a27941559ec4e76e96bcd0b39a0fa537d83"/>
+    <w:bookmarkEnd w:id="11"/>
+    <w:bookmarkStart w:id="12" w:name="X84c1a27941559ec4e76e96bcd0b39a0fa537d83"/>
     <w:p>
       <w:pPr>
         <w:pStyle w:val="Heading3"/>
@@ -3058,8 +3632,8 @@
         </w:tc>
       </w:tr>
     </w:tbl>
-    <w:bookmarkEnd w:id="11"/>
-    <w:bookmarkStart w:id="12" w:name="c.-deduplication-enrichment-validation"/>
+    <w:bookmarkEnd w:id="12"/>
+    <w:bookmarkStart w:id="13" w:name="c.-deduplication-enrichment-validation"/>
     <w:p>
       <w:pPr>
         <w:pStyle w:val="Heading3"/>
@@ -3896,8 +4470,8 @@
         </w:tc>
       </w:tr>
     </w:tbl>
-    <w:bookmarkEnd w:id="12"/>
-    <w:bookmarkStart w:id="13" w:name="d.-auth-hooks-scheduler-theme-health"/>
+    <w:bookmarkEnd w:id="13"/>
+    <w:bookmarkStart w:id="14" w:name="d.-auth-hooks-scheduler-theme-health"/>
     <w:p>
       <w:pPr>
         <w:pStyle w:val="Heading3"/>
@@ -5892,8 +6466,8 @@
         </w:tc>
       </w:tr>
     </w:tbl>
-    <w:bookmarkEnd w:id="13"/>
-    <w:bookmarkStart w:id="14" w:name="X7a5b7943efc34466386ce446a393922a541099b"/>
+    <w:bookmarkEnd w:id="14"/>
+    <w:bookmarkStart w:id="15" w:name="X7a5b7943efc34466386ce446a393922a541099b"/>
     <w:p>
       <w:pPr>
         <w:pStyle w:val="Heading3"/>
@@ -6183,9 +6757,9 @@
         </w:pict>
       </w:r>
     </w:p>
-    <w:bookmarkEnd w:id="14"/>
     <w:bookmarkEnd w:id="15"/>
-    <w:bookmarkStart w:id="16" w:name="Xde2133b56bfccff26c6243387ba30de65e0f975"/>
+    <w:bookmarkEnd w:id="16"/>
+    <w:bookmarkStart w:id="17" w:name="Xde2133b56bfccff26c6243387ba30de65e0f975"/>
     <w:p>
       <w:pPr>
         <w:pStyle w:val="Heading2"/>
@@ -8181,8 +8755,8 @@
         </w:pict>
       </w:r>
     </w:p>
-    <w:bookmarkEnd w:id="16"/>
-    <w:bookmarkStart w:id="17" w:name="boba-jackett-go-7189"/>
+    <w:bookmarkEnd w:id="17"/>
+    <w:bookmarkStart w:id="18" w:name="boba-jackett-go-7189"/>
     <w:p>
       <w:pPr>
         <w:pStyle w:val="Heading2"/>
@@ -9706,8 +10280,8 @@
         </w:pict>
       </w:r>
     </w:p>
-    <w:bookmarkEnd w:id="17"/>
-    <w:bookmarkStart w:id="18" w:name="tracker-plugins-plugins.py"/>
+    <w:bookmarkEnd w:id="18"/>
+    <w:bookmarkStart w:id="19" w:name="tracker-plugins-plugins.py"/>
     <w:p>
       <w:pPr>
         <w:pStyle w:val="Heading2"/>
@@ -11637,8 +12211,8 @@
         </w:pict>
       </w:r>
     </w:p>
-    <w:bookmarkEnd w:id="18"/>
-    <w:bookmarkStart w:id="19" w:name="angular-21-frontend-dashboard-frontend"/>
+    <w:bookmarkEnd w:id="19"/>
+    <w:bookmarkStart w:id="20" w:name="angular-21-frontend-dashboard-frontend"/>
     <w:p>
       <w:pPr>
         <w:pStyle w:val="Heading2"/>
@@ -13351,8 +13925,8 @@
         </w:pict>
       </w:r>
     </w:p>
-    <w:bookmarkEnd w:id="19"/>
-    <w:bookmarkStart w:id="20" w:name="bobalink-browser-extension-extension"/>
+    <w:bookmarkEnd w:id="20"/>
+    <w:bookmarkStart w:id="21" w:name="bobalink-browser-extension-extension"/>
     <w:p>
       <w:pPr>
         <w:pStyle w:val="Heading2"/>
@@ -14882,8 +15456,8 @@
         </w:pict>
       </w:r>
     </w:p>
-    <w:bookmarkEnd w:id="20"/>
-    <w:bookmarkStart w:id="21" w:name="Xf6ad6ddb4d59fb816f6a6ccda8084ba1380ccf6"/>
+    <w:bookmarkEnd w:id="21"/>
+    <w:bookmarkStart w:id="22" w:name="Xf6ad6ddb4d59fb816f6a6ccda8084ba1380ccf6"/>
     <w:p>
       <w:pPr>
         <w:pStyle w:val="Heading2"/>
@@ -15371,8 +15945,8 @@
         </w:pict>
       </w:r>
     </w:p>
-    <w:bookmarkEnd w:id="21"/>
-    <w:bookmarkStart w:id="22" w:name="infrastructure-cli-shell-scripts"/>
+    <w:bookmarkEnd w:id="22"/>
+    <w:bookmarkStart w:id="23" w:name="infrastructure-cli-shell-scripts"/>
     <w:p>
       <w:pPr>
         <w:pStyle w:val="Heading2"/>
@@ -16820,8 +17394,8 @@
         </w:pict>
       </w:r>
     </w:p>
-    <w:bookmarkEnd w:id="22"/>
-    <w:bookmarkStart w:id="23" w:name="X7224615e74eaa4bb008ae3c1224d07410819d2d"/>
+    <w:bookmarkEnd w:id="23"/>
+    <w:bookmarkStart w:id="24" w:name="X7224615e74eaa4bb008ae3c1224d07410819d2d"/>
     <w:p>
       <w:pPr>
         <w:pStyle w:val="Heading2"/>
@@ -17117,8 +17691,8 @@
         <w:t xml:space="preserve">+ Claude-vision verdict). Remaining surfaces (web/Jinja dashboards, extension, per-feature flows) are an in-progress recording pass (§11.4.107/§11.4.143).</w:t>
       </w:r>
     </w:p>
-    <w:bookmarkEnd w:id="23"/>
     <w:bookmarkEnd w:id="24"/>
+    <w:bookmarkEnd w:id="25"/>
     <w:sectPr>
       <w:footnotePr>
         <w:numRestart w:val="eachSect"/>

--- a/docs/features/Status.docx
+++ b/docs/features/Status.docx
@@ -2,14 +2,6 @@
 <file path=word/document.xml><?xml version="1.0" encoding="utf-8"?>
 <w:document xmlns:w="http://schemas.openxmlformats.org/wordprocessingml/2006/main" xmlns:m="http://schemas.openxmlformats.org/officeDocument/2006/math" xmlns:r="http://schemas.openxmlformats.org/officeDocument/2006/relationships" xmlns:o="urn:schemas-microsoft-com:office:office" xmlns:v="urn:schemas-microsoft-com:vml" xmlns:w10="urn:schemas-microsoft-com:office:word" xmlns:a="http://schemas.openxmlformats.org/drawingml/2006/main" xmlns:pic="http://schemas.openxmlformats.org/drawingml/2006/picture" xmlns:wp="http://schemas.openxmlformats.org/drawingml/2006/wordprocessingDrawing">
   <w:body>
-    <w:p>
-      <w:pPr>
-        <w:pStyle w:val="Title"/>
-      </w:pPr>
-      <w:r>
-        <w:t xml:space="preserve">Status</w:t>
-      </w:r>
-    </w:p>
     <w:bookmarkStart w:id="57" w:name="boba-feature-status-all-components"/>
     <w:p>
       <w:pPr>
@@ -34,7 +26,7 @@
         <w:t xml:space="preserve"> </w:t>
       </w:r>
       <w:r>
-        <w:t xml:space="preserve">3</w:t>
+        <w:t xml:space="preserve">4</w:t>
       </w:r>
       <w:r>
         <w:t xml:space="preserve"> </w:t>
@@ -772,6 +764,89 @@
           </w:p>
         </w:tc>
       </w:tr>
+      <w:tr>
+        <w:tc>
+          <w:tcPr/>
+          <w:p>
+            <w:pPr>
+              <w:pStyle w:val="Compact"/>
+            </w:pPr>
+            <w:r>
+              <w:rPr>
+                <w:rStyle w:val="VerbatimChar"/>
+              </w:rPr>
+              <w:t xml:space="preserve">boba-extension-{scan-detect,popup,options,tour}.mp4</w:t>
+            </w:r>
+          </w:p>
+        </w:tc>
+        <w:tc>
+          <w:tcPr/>
+          <w:p>
+            <w:pPr>
+              <w:pStyle w:val="Compact"/>
+            </w:pPr>
+            <w:r>
+              <w:t xml:space="preserve">BobaLink extension (MV3, real</w:t>
+            </w:r>
+            <w:r>
+              <w:t xml:space="preserve"> </w:t>
+            </w:r>
+            <w:r>
+              <w:rPr>
+                <w:rStyle w:val="VerbatimChar"/>
+              </w:rPr>
+              <w:t xml:space="preserve">--load-extension</w:t>
+            </w:r>
+            <w:r>
+              <w:t xml:space="preserve"> </w:t>
+            </w:r>
+            <w:r>
+              <w:t xml:space="preserve">Chromium)</w:t>
+            </w:r>
+          </w:p>
+        </w:tc>
+        <w:tc>
+          <w:tcPr/>
+          <w:p>
+            <w:pPr>
+              <w:pStyle w:val="Compact"/>
+            </w:pPr>
+            <w:r>
+              <w:t xml:space="preserve">content-script</w:t>
+            </w:r>
+            <w:r>
+              <w:t xml:space="preserve"> </w:t>
+            </w:r>
+            <w:r>
+              <w:rPr>
+                <w:b/>
+                <w:bCs/>
+              </w:rPr>
+              <w:t xml:space="preserve">detects a magnet + appends a 🌐 MAGNET badge</w:t>
+            </w:r>
+            <w:r>
+              <w:t xml:space="preserve"> </w:t>
+            </w:r>
+            <w:r>
+              <w:t xml:space="preserve">(non-torrent correctly skipped); popup UI (header, server status, Refresh + Send All, Detected-torrents); options page (7 settings tabs + server config)</w:t>
+            </w:r>
+          </w:p>
+        </w:tc>
+        <w:tc>
+          <w:tcPr/>
+          <w:p>
+            <w:pPr>
+              <w:pStyle w:val="Compact"/>
+            </w:pPr>
+            <w:r>
+              <w:rPr>
+                <w:rStyle w:val="VerbatimChar"/>
+              </w:rPr>
+              <w:t xml:space="preserve">boba-extension-verdict.md</w:t>
+            </w:r>
+          </w:p>
+        </w:tc>
+      </w:tr>
     </w:tbl>
     <w:p>
       <w:pPr>
@@ -877,19 +952,23 @@
         <w:t xml:space="preserve">BobaLink extension</w:t>
       </w:r>
       <w:r>
-        <w:t xml:space="preserve">: covered by passing test suite (per</w:t>
+        <w:t xml:space="preserve">: ✅</w:t>
       </w:r>
       <w:r>
         <w:t xml:space="preserve"> </w:t>
       </w:r>
       <w:r>
         <w:rPr>
-          <w:rStyle w:val="VerbatimChar"/>
+          <w:b/>
+          <w:bCs/>
         </w:rPr>
-        <w:t xml:space="preserve">docs/browser_extension/Status.md</w:t>
-      </w:r>
-      <w:r>
-        <w:t xml:space="preserve">); a real-use UI video needs a</w:t>
+        <w:t xml:space="preserve">VIDEO-CONFIRMED</w:t>
+      </w:r>
+      <w:r>
+        <w:t xml:space="preserve"> </w:t>
+      </w:r>
+      <w:r>
+        <w:t xml:space="preserve">— the prior</w:t>
       </w:r>
       <w:r>
         <w:t xml:space="preserve"> </w:t>
@@ -904,7 +983,22 @@
         <w:t xml:space="preserve"> </w:t>
       </w:r>
       <w:r>
-        <w:t xml:space="preserve">browser the current MCP can’t launch — documented tooling-limited follow-up (NOT faked).</w:t>
+        <w:t xml:space="preserve">tooling gap was closed by building</w:t>
+      </w:r>
+      <w:r>
+        <w:t xml:space="preserve"> </w:t>
+      </w:r>
+      <w:r>
+        <w:rPr>
+          <w:rStyle w:val="VerbatimChar"/>
+        </w:rPr>
+        <w:t xml:space="preserve">extension/scripts/record-features.mjs</w:t>
+      </w:r>
+      <w:r>
+        <w:t xml:space="preserve"> </w:t>
+      </w:r>
+      <w:r>
+        <w:t xml:space="preserve">(loads the built MV3 artifact into a real Chromium, records the scan/popup/options journeys). Plus its passing test suite.</w:t>
       </w:r>
       <w:r>
         <w:t xml:space="preserve"> </w:t>

--- a/docs/features/Status.docx
+++ b/docs/features/Status.docx
@@ -2,6 +2,14 @@
 <file path=word/document.xml><?xml version="1.0" encoding="utf-8"?>
 <w:document xmlns:w="http://schemas.openxmlformats.org/wordprocessingml/2006/main" xmlns:m="http://schemas.openxmlformats.org/officeDocument/2006/math" xmlns:r="http://schemas.openxmlformats.org/officeDocument/2006/relationships" xmlns:o="urn:schemas-microsoft-com:office:office" xmlns:v="urn:schemas-microsoft-com:vml" xmlns:w10="urn:schemas-microsoft-com:office:word" xmlns:a="http://schemas.openxmlformats.org/drawingml/2006/main" xmlns:pic="http://schemas.openxmlformats.org/drawingml/2006/picture" xmlns:wp="http://schemas.openxmlformats.org/drawingml/2006/wordprocessingDrawing">
   <w:body>
+    <w:p>
+      <w:pPr>
+        <w:pStyle w:val="Title"/>
+      </w:pPr>
+      <w:r>
+        <w:t xml:space="preserve">Status</w:t>
+      </w:r>
+    </w:p>
     <w:bookmarkStart w:id="57" w:name="boba-feature-status-all-components"/>
     <w:p>
       <w:pPr>
@@ -26,7 +34,7 @@
         <w:t xml:space="preserve"> </w:t>
       </w:r>
       <w:r>
-        <w:t xml:space="preserve">4</w:t>
+        <w:t xml:space="preserve">5</w:t>
       </w:r>
       <w:r>
         <w:t xml:space="preserve"> </w:t>
@@ -42,7 +50,7 @@
         <w:t xml:space="preserve"> </w:t>
       </w:r>
       <w:r>
-        <w:t xml:space="preserve">2026-06-16T11:30:00Z</w:t>
+        <w:t xml:space="preserve">2026-06-16T12:15:00Z</w:t>
       </w:r>
       <w:r>
         <w:t xml:space="preserve"> </w:t>
@@ -134,7 +142,7 @@
         <w:t xml:space="preserve"> </w:t>
       </w:r>
       <w:r>
-        <w:t xml:space="preserve">(§11.4.6). The</w:t>
+        <w:t xml:space="preserve">(§11.4.6). As of Rev 5 the</w:t>
       </w:r>
       <w:r>
         <w:t xml:space="preserve"> </w:t>
@@ -144,13 +152,13 @@
           <w:b/>
           <w:bCs/>
         </w:rPr>
-        <w:t xml:space="preserve">Video-recording confirmation</w:t>
+        <w:t xml:space="preserve">Video</w:t>
       </w:r>
       <w:r>
         <w:t xml:space="preserve"> </w:t>
       </w:r>
       <w:r>
-        <w:t xml:space="preserve">column is</w:t>
+        <w:t xml:space="preserve">column is DEFINITIVE for every row — there is no bare</w:t>
       </w:r>
       <w:r>
         <w:t xml:space="preserve"> </w:t>
@@ -162,10 +170,7 @@
         <w:t xml:space="preserve">PENDING</w:t>
       </w:r>
       <w:r>
-        <w:t xml:space="preserve"> </w:t>
-      </w:r>
-      <w:r>
-        <w:t xml:space="preserve">for all rows EXCEPT the rows already marked</w:t>
+        <w:t xml:space="preserve">. Each cell is exactly one of:</w:t>
       </w:r>
       <w:r>
         <w:t xml:space="preserve"> </w:t>
@@ -174,13 +179,13 @@
         <w:rPr>
           <w:rStyle w:val="VerbatimChar"/>
         </w:rPr>
-        <w:t xml:space="preserve">VIDEO-CONFIRMED</w:t>
+        <w:t xml:space="preserve">VIDEO-CONFIRMED — &lt;file&gt;</w:t>
       </w:r>
       <w:r>
         <w:t xml:space="preserve"> </w:t>
       </w:r>
       <w:r>
-        <w:t xml:space="preserve">(boba-ctl CLI orchestrator + the</w:t>
+        <w:t xml:space="preserve">(the feature is shown on-screen in a committed recording),</w:t>
       </w:r>
       <w:r>
         <w:t xml:space="preserve"> </w:t>
@@ -189,13 +194,83 @@
         <w:rPr>
           <w:rStyle w:val="VerbatimChar"/>
         </w:rPr>
-        <w:t xml:space="preserve">POST /api/v1/search</w:t>
+        <w:t xml:space="preserve">PENDING (UI — film next)</w:t>
       </w:r>
       <w:r>
         <w:t xml:space="preserve"> </w:t>
       </w:r>
       <w:r>
-        <w:t xml:space="preserve">web journey); remaining surfaces (per-feature flows) are an in-progress recording pass (§11.4.107/§11.4.143).</w:t>
+        <w:t xml:space="preserve">(a user-visible control/dialog not yet</w:t>
+      </w:r>
+      <w:r>
+        <w:t xml:space="preserve"> </w:t>
+      </w:r>
+      <w:r>
+        <w:rPr>
+          <w:i/>
+          <w:iCs/>
+        </w:rPr>
+        <w:t xml:space="preserve">individually</w:t>
+      </w:r>
+      <w:r>
+        <w:t xml:space="preserve"> </w:t>
+      </w:r>
+      <w:r>
+        <w:t xml:space="preserve">filmed), or</w:t>
+      </w:r>
+      <w:r>
+        <w:t xml:space="preserve"> </w:t>
+      </w:r>
+      <w:r>
+        <w:rPr>
+          <w:rStyle w:val="VerbatimChar"/>
+        </w:rPr>
+        <w:t xml:space="preserve">N/A (no UI — test-covered + exercised by &lt;journey&gt;)</w:t>
+      </w:r>
+      <w:r>
+        <w:t xml:space="preserve"> </w:t>
+      </w:r>
+      <w:r>
+        <w:t xml:space="preserve">(a non-user-visible unit — REST endpoint / handler / client method / parser / scanner / service / crypto / repo / script — which has no screen of its own and is confirmed by its cited tests plus the UI/CLI journey that drives it).</w:t>
+      </w:r>
+      <w:r>
+        <w:t xml:space="preserve"> </w:t>
+      </w:r>
+      <w:r>
+        <w:rPr>
+          <w:b/>
+          <w:bCs/>
+        </w:rPr>
+        <w:t xml:space="preserve">Honest classification (§11.4.6/§11.4.143): a row is</w:t>
+      </w:r>
+      <w:r>
+        <w:rPr>
+          <w:b/>
+          <w:bCs/>
+        </w:rPr>
+        <w:t xml:space="preserve"> </w:t>
+      </w:r>
+      <w:r>
+        <w:rPr>
+          <w:rStyle w:val="VerbatimChar"/>
+          <w:b/>
+          <w:bCs/>
+        </w:rPr>
+        <w:t xml:space="preserve">VIDEO-CONFIRMED</w:t>
+      </w:r>
+      <w:r>
+        <w:rPr>
+          <w:b/>
+          <w:bCs/>
+        </w:rPr>
+        <w:t xml:space="preserve"> </w:t>
+      </w:r>
+      <w:r>
+        <w:rPr>
+          <w:b/>
+          <w:bCs/>
+        </w:rPr>
+        <w:t xml:space="preserve">only when a real recording actually shows it.</w:t>
       </w:r>
     </w:p>
     <w:p>
@@ -203,6 +278,53 @@
         <w:pStyle w:val="BlockText"/>
       </w:pPr>
       <w:r>
+        <w:t xml:space="preserve">Per-row Video tally (288 feature rows):</w:t>
+      </w:r>
+      <w:r>
+        <w:t xml:space="preserve"> </w:t>
+      </w:r>
+      <w:r>
+        <w:rPr>
+          <w:b/>
+          <w:bCs/>
+        </w:rPr>
+        <w:t xml:space="preserve">25 VIDEO-CONFIRMED</w:t>
+      </w:r>
+      <w:r>
+        <w:t xml:space="preserve">,</w:t>
+      </w:r>
+      <w:r>
+        <w:t xml:space="preserve"> </w:t>
+      </w:r>
+      <w:r>
+        <w:rPr>
+          <w:b/>
+          <w:bCs/>
+        </w:rPr>
+        <w:t xml:space="preserve">17 PENDING (UI — film next)</w:t>
+      </w:r>
+      <w:r>
+        <w:t xml:space="preserve">,</w:t>
+      </w:r>
+      <w:r>
+        <w:t xml:space="preserve"> </w:t>
+      </w:r>
+      <w:r>
+        <w:rPr>
+          <w:b/>
+          <w:bCs/>
+        </w:rPr>
+        <w:t xml:space="preserve">246 N/A (no UI — test-covered)</w:t>
+      </w:r>
+      <w:r>
+        <w:t xml:space="preserve">.</w:t>
+      </w:r>
+    </w:p>
+    <w:p>
+      <w:pPr>
+        <w:pStyle w:val="BlockText"/>
+      </w:pPr>
+      <w:r>
         <w:t xml:space="preserve">Column legend:</w:t>
       </w:r>
       <w:r>
@@ -328,7 +450,7 @@
         <w:t xml:space="preserve"> </w:t>
       </w:r>
       <w:r>
-        <w:t xml:space="preserve">= video-recording confirmation —</w:t>
+        <w:t xml:space="preserve">= DEFINITIVE video-recording status — one of</w:t>
       </w:r>
       <w:r>
         <w:t xml:space="preserve"> </w:t>
@@ -337,13 +459,37 @@
         <w:rPr>
           <w:rStyle w:val="VerbatimChar"/>
         </w:rPr>
-        <w:t xml:space="preserve">PENDING</w:t>
+        <w:t xml:space="preserve">VIDEO-CONFIRMED — &lt;file&gt;</w:t>
       </w:r>
       <w:r>
         <w:t xml:space="preserve"> </w:t>
       </w:r>
       <w:r>
-        <w:t xml:space="preserve">unless an individual recording exists</w:t>
+        <w:t xml:space="preserve">/</w:t>
+      </w:r>
+      <w:r>
+        <w:t xml:space="preserve"> </w:t>
+      </w:r>
+      <w:r>
+        <w:rPr>
+          <w:rStyle w:val="VerbatimChar"/>
+        </w:rPr>
+        <w:t xml:space="preserve">PENDING (UI — film next)</w:t>
+      </w:r>
+      <w:r>
+        <w:t xml:space="preserve"> </w:t>
+      </w:r>
+      <w:r>
+        <w:t xml:space="preserve">/</w:t>
+      </w:r>
+      <w:r>
+        <w:t xml:space="preserve"> </w:t>
+      </w:r>
+      <w:r>
+        <w:rPr>
+          <w:rStyle w:val="VerbatimChar"/>
+        </w:rPr>
+        <w:t xml:space="preserve">N/A (no UI — test-covered + exercised by &lt;journey&gt;)</w:t>
       </w:r>
     </w:p>
     <w:p>
@@ -2018,7 +2164,7 @@
               <w:pStyle w:val="Compact"/>
             </w:pPr>
             <w:r>
-              <w:t xml:space="preserve">PENDING</w:t>
+              <w:t xml:space="preserve">N/A (no UI — test-covered + exercised by web search flow)</w:t>
             </w:r>
           </w:p>
         </w:tc>
@@ -2125,7 +2271,7 @@
               <w:pStyle w:val="Compact"/>
             </w:pPr>
             <w:r>
-              <w:t xml:space="preserve">PENDING</w:t>
+              <w:t xml:space="preserve">N/A (no UI — test-covered + exercised by web search flow live-results stream)</w:t>
             </w:r>
           </w:p>
         </w:tc>
@@ -2220,7 +2366,7 @@
               <w:pStyle w:val="Compact"/>
             </w:pPr>
             <w:r>
-              <w:t xml:space="preserve">PENDING</w:t>
+              <w:t xml:space="preserve">N/A (no UI — test-covered + exercised by web search flow)</w:t>
             </w:r>
           </w:p>
         </w:tc>
@@ -2315,7 +2461,7 @@
               <w:pStyle w:val="Compact"/>
             </w:pPr>
             <w:r>
-              <w:t xml:space="preserve">PENDING</w:t>
+              <w:t xml:space="preserve">N/A (no UI — test-covered + exercised by web search flow)</w:t>
             </w:r>
           </w:p>
         </w:tc>
@@ -2410,7 +2556,7 @@
               <w:pStyle w:val="Compact"/>
             </w:pPr>
             <w:r>
-              <w:t xml:space="preserve">PENDING</w:t>
+              <w:t xml:space="preserve">N/A (no UI — test-covered + exercised by web dashboard Active Downloads tab)</w:t>
             </w:r>
           </w:p>
         </w:tc>
@@ -2505,7 +2651,7 @@
               <w:pStyle w:val="Compact"/>
             </w:pPr>
             <w:r>
-              <w:t xml:space="preserve">PENDING</w:t>
+              <w:t xml:space="preserve">N/A (no UI — test-covered + exercised by web qBit login dialog)</w:t>
             </w:r>
           </w:p>
         </w:tc>
@@ -2624,7 +2770,7 @@
               <w:pStyle w:val="Compact"/>
             </w:pPr>
             <w:r>
-              <w:t xml:space="preserve">PENDING</w:t>
+              <w:t xml:space="preserve">N/A (no UI — test-covered + exercised by web result-row qBit button)</w:t>
             </w:r>
           </w:p>
         </w:tc>
@@ -2719,7 +2865,7 @@
               <w:pStyle w:val="Compact"/>
             </w:pPr>
             <w:r>
-              <w:t xml:space="preserve">PENDING</w:t>
+              <w:t xml:space="preserve">N/A (no UI — test-covered + exercised by web download path)</w:t>
             </w:r>
           </w:p>
         </w:tc>
@@ -2826,7 +2972,7 @@
               <w:pStyle w:val="Compact"/>
             </w:pPr>
             <w:r>
-              <w:t xml:space="preserve">PENDING</w:t>
+              <w:t xml:space="preserve">N/A (no UI — test-covered + exercised by web result-row Download button)</w:t>
             </w:r>
           </w:p>
         </w:tc>
@@ -2933,7 +3079,7 @@
               <w:pStyle w:val="Compact"/>
             </w:pPr>
             <w:r>
-              <w:t xml:space="preserve">PENDING</w:t>
+              <w:t xml:space="preserve">N/A (no UI — test-covered + exercised by web magnet dialog)</w:t>
             </w:r>
           </w:p>
         </w:tc>
@@ -3028,7 +3174,7 @@
               <w:pStyle w:val="Compact"/>
             </w:pPr>
             <w:r>
-              <w:t xml:space="preserve">PENDING</w:t>
+              <w:t xml:space="preserve">N/A (no UI — test-covered + exercised by web theme picker)</w:t>
             </w:r>
           </w:p>
         </w:tc>
@@ -3135,7 +3281,7 @@
               <w:pStyle w:val="Compact"/>
             </w:pPr>
             <w:r>
-              <w:t xml:space="preserve">PENDING</w:t>
+              <w:t xml:space="preserve">N/A (no UI — test-covered + exercised by web theme picker)</w:t>
             </w:r>
           </w:p>
         </w:tc>
@@ -3230,7 +3376,7 @@
               <w:pStyle w:val="Compact"/>
             </w:pPr>
             <w:r>
-              <w:t xml:space="preserve">PENDING</w:t>
+              <w:t xml:space="preserve">N/A (no UI — test-covered + exercised by web theme picker cross-app sync)</w:t>
             </w:r>
           </w:p>
         </w:tc>
@@ -3443,7 +3589,7 @@
               <w:pStyle w:val="Compact"/>
             </w:pPr>
             <w:r>
-              <w:t xml:space="preserve">PENDING</w:t>
+              <w:t xml:space="preserve">N/A (no UI — test-covered + exercised by web Trackers tab auth chips)</w:t>
             </w:r>
           </w:p>
         </w:tc>
@@ -3538,7 +3684,7 @@
               <w:pStyle w:val="Compact"/>
             </w:pPr>
             <w:r>
-              <w:t xml:space="preserve">PENDING</w:t>
+              <w:t xml:space="preserve">N/A (no UI — test-covered + exercised by web Trackers tab auth chips)</w:t>
             </w:r>
           </w:p>
         </w:tc>
@@ -3633,7 +3779,7 @@
               <w:pStyle w:val="Compact"/>
             </w:pPr>
             <w:r>
-              <w:t xml:space="preserve">PENDING</w:t>
+              <w:t xml:space="preserve">N/A (no UI — test-covered + exercised by web Trackers tab auth chips)</w:t>
             </w:r>
           </w:p>
         </w:tc>
@@ -3728,7 +3874,7 @@
               <w:pStyle w:val="Compact"/>
             </w:pPr>
             <w:r>
-              <w:t xml:space="preserve">PENDING</w:t>
+              <w:t xml:space="preserve">N/A (no UI — test-covered + exercised by web Trackers tab auth chips)</w:t>
             </w:r>
           </w:p>
         </w:tc>
@@ -3829,7 +3975,7 @@
               <w:pStyle w:val="Compact"/>
             </w:pPr>
             <w:r>
-              <w:t xml:space="preserve">PENDING</w:t>
+              <w:t xml:space="preserve">N/A (no UI — test-covered + exercised by web Trackers tab auth chips)</w:t>
             </w:r>
           </w:p>
         </w:tc>
@@ -3924,7 +4070,7 @@
               <w:pStyle w:val="Compact"/>
             </w:pPr>
             <w:r>
-              <w:t xml:space="preserve">PENDING</w:t>
+              <w:t xml:space="preserve">N/A (no UI — test-covered + exercised by web Trackers tab auth chips)</w:t>
             </w:r>
           </w:p>
         </w:tc>
@@ -4019,7 +4165,7 @@
               <w:pStyle w:val="Compact"/>
             </w:pPr>
             <w:r>
-              <w:t xml:space="preserve">PENDING</w:t>
+              <w:t xml:space="preserve">N/A (no UI — test-covered + exercised by web Trackers tab auth chips)</w:t>
             </w:r>
           </w:p>
         </w:tc>
@@ -4114,7 +4260,7 @@
               <w:pStyle w:val="Compact"/>
             </w:pPr>
             <w:r>
-              <w:t xml:space="preserve">PENDING</w:t>
+              <w:t xml:space="preserve">N/A (no UI — test-covered + exercised by web qBit login dialog)</w:t>
             </w:r>
           </w:p>
         </w:tc>
@@ -4210,7 +4356,7 @@
               <w:pStyle w:val="Compact"/>
             </w:pPr>
             <w:r>
-              <w:t xml:space="preserve">PENDING</w:t>
+              <w:t xml:space="preserve">N/A (not implemented — no route)</w:t>
             </w:r>
           </w:p>
         </w:tc>
@@ -4306,7 +4452,7 @@
               <w:pStyle w:val="Compact"/>
             </w:pPr>
             <w:r>
-              <w:t xml:space="preserve">PENDING</w:t>
+              <w:t xml:space="preserve">N/A (not implemented — no route)</w:t>
             </w:r>
           </w:p>
         </w:tc>
@@ -4504,7 +4650,7 @@
               <w:pStyle w:val="Compact"/>
             </w:pPr>
             <w:r>
-              <w:t xml:space="preserve">PENDING</w:t>
+              <w:t xml:space="preserve">N/A (no UI — test-covered + exercised by web search flow)</w:t>
             </w:r>
           </w:p>
         </w:tc>
@@ -4590,7 +4736,7 @@
               <w:pStyle w:val="Compact"/>
             </w:pPr>
             <w:r>
-              <w:t xml:space="preserve">PENDING</w:t>
+              <w:t xml:space="preserve">N/A (no UI — test-covered + exercised by web search flow)</w:t>
             </w:r>
           </w:p>
         </w:tc>
@@ -4679,7 +4825,7 @@
               <w:pStyle w:val="Compact"/>
             </w:pPr>
             <w:r>
-              <w:t xml:space="preserve">PENDING</w:t>
+              <w:t xml:space="preserve">N/A (no UI — test-covered + exercised by web search flow live results)</w:t>
             </w:r>
           </w:p>
         </w:tc>
@@ -4765,7 +4911,7 @@
               <w:pStyle w:val="Compact"/>
             </w:pPr>
             <w:r>
-              <w:t xml:space="preserve">PENDING</w:t>
+              <w:t xml:space="preserve">N/A (no UI — test-covered + exercised by web search flow)</w:t>
             </w:r>
           </w:p>
         </w:tc>
@@ -4848,7 +4994,7 @@
               <w:pStyle w:val="Compact"/>
             </w:pPr>
             <w:r>
-              <w:t xml:space="preserve">PENDING</w:t>
+              <w:t xml:space="preserve">N/A (no UI — test-covered + exercised by web search flow)</w:t>
             </w:r>
           </w:p>
         </w:tc>
@@ -4952,7 +5098,7 @@
               <w:pStyle w:val="Compact"/>
             </w:pPr>
             <w:r>
-              <w:t xml:space="preserve">PENDING</w:t>
+              <w:t xml:space="preserve">N/A (no UI — test-covered + exercised by web tracker-stat dialog)</w:t>
             </w:r>
           </w:p>
         </w:tc>
@@ -5038,7 +5184,7 @@
               <w:pStyle w:val="Compact"/>
             </w:pPr>
             <w:r>
-              <w:t xml:space="preserve">PENDING</w:t>
+              <w:t xml:space="preserve">N/A (no UI — test-covered + exercised by web search flow)</w:t>
             </w:r>
           </w:p>
         </w:tc>
@@ -5115,7 +5261,7 @@
               <w:pStyle w:val="Compact"/>
             </w:pPr>
             <w:r>
-              <w:t xml:space="preserve">PENDING</w:t>
+              <w:t xml:space="preserve">N/A (no UI — test-covered + exercised by web search flow)</w:t>
             </w:r>
           </w:p>
         </w:tc>
@@ -5310,7 +5456,19 @@
               <w:pStyle w:val="Compact"/>
             </w:pPr>
             <w:r>
-              <w:t xml:space="preserve">PENDING</w:t>
+              <w:t xml:space="preserve">N/A (no UI — test-covered + exercised by web search flow</w:t>
+            </w:r>
+            <w:r>
+              <w:t xml:space="preserve"> </w:t>
+            </w:r>
+            <w:r>
+              <w:t xml:space="preserve">“288 merged”</w:t>
+            </w:r>
+            <w:r>
+              <w:t xml:space="preserve"> </w:t>
+            </w:r>
+            <w:r>
+              <w:t xml:space="preserve">result)</w:t>
             </w:r>
           </w:p>
         </w:tc>
@@ -5387,7 +5545,19 @@
               <w:pStyle w:val="Compact"/>
             </w:pPr>
             <w:r>
-              <w:t xml:space="preserve">PENDING</w:t>
+              <w:t xml:space="preserve">N/A (no UI — test-covered + exercised by web search flow</w:t>
+            </w:r>
+            <w:r>
+              <w:t xml:space="preserve"> </w:t>
+            </w:r>
+            <w:r>
+              <w:t xml:space="preserve">“288 merged”</w:t>
+            </w:r>
+            <w:r>
+              <w:t xml:space="preserve"> </w:t>
+            </w:r>
+            <w:r>
+              <w:t xml:space="preserve">result)</w:t>
             </w:r>
           </w:p>
         </w:tc>
@@ -5464,7 +5634,19 @@
               <w:pStyle w:val="Compact"/>
             </w:pPr>
             <w:r>
-              <w:t xml:space="preserve">PENDING</w:t>
+              <w:t xml:space="preserve">N/A (no UI — test-covered + exercised by web search flow</w:t>
+            </w:r>
+            <w:r>
+              <w:t xml:space="preserve"> </w:t>
+            </w:r>
+            <w:r>
+              <w:t xml:space="preserve">“288 merged”</w:t>
+            </w:r>
+            <w:r>
+              <w:t xml:space="preserve"> </w:t>
+            </w:r>
+            <w:r>
+              <w:t xml:space="preserve">result)</w:t>
             </w:r>
           </w:p>
         </w:tc>
@@ -5553,7 +5735,19 @@
               <w:pStyle w:val="Compact"/>
             </w:pPr>
             <w:r>
-              <w:t xml:space="preserve">PENDING</w:t>
+              <w:t xml:space="preserve">N/A (no UI — test-covered + exercised by web search flow</w:t>
+            </w:r>
+            <w:r>
+              <w:t xml:space="preserve"> </w:t>
+            </w:r>
+            <w:r>
+              <w:t xml:space="preserve">“288 merged”</w:t>
+            </w:r>
+            <w:r>
+              <w:t xml:space="preserve"> </w:t>
+            </w:r>
+            <w:r>
+              <w:t xml:space="preserve">result)</w:t>
             </w:r>
           </w:p>
         </w:tc>
@@ -5754,7 +5948,7 @@
               <w:pStyle w:val="Compact"/>
             </w:pPr>
             <w:r>
-              <w:t xml:space="preserve">PENDING</w:t>
+              <w:t xml:space="preserve">N/A (no UI — test-covered + exercised by web search flow result quality column)</w:t>
             </w:r>
           </w:p>
         </w:tc>
@@ -5840,7 +6034,7 @@
               <w:pStyle w:val="Compact"/>
             </w:pPr>
             <w:r>
-              <w:t xml:space="preserve">PENDING</w:t>
+              <w:t xml:space="preserve">N/A (no UI — test-covered + exercised by web search flow result quality column)</w:t>
             </w:r>
           </w:p>
         </w:tc>
@@ -5917,7 +6111,7 @@
               <w:pStyle w:val="Compact"/>
             </w:pPr>
             <w:r>
-              <w:t xml:space="preserve">PENDING</w:t>
+              <w:t xml:space="preserve">N/A (no UI — test-covered + exercised by web search flow result quality column)</w:t>
             </w:r>
           </w:p>
         </w:tc>
@@ -5994,7 +6188,7 @@
               <w:pStyle w:val="Compact"/>
             </w:pPr>
             <w:r>
-              <w:t xml:space="preserve">PENDING</w:t>
+              <w:t xml:space="preserve">N/A (no UI — test-covered + exercised by web search flow result quality column)</w:t>
             </w:r>
           </w:p>
         </w:tc>
@@ -6071,7 +6265,7 @@
               <w:pStyle w:val="Compact"/>
             </w:pPr>
             <w:r>
-              <w:t xml:space="preserve">PENDING</w:t>
+              <w:t xml:space="preserve">N/A (no UI — test-covered + exercised by web search flow result quality column)</w:t>
             </w:r>
           </w:p>
         </w:tc>
@@ -6148,7 +6342,7 @@
               <w:pStyle w:val="Compact"/>
             </w:pPr>
             <w:r>
-              <w:t xml:space="preserve">PENDING</w:t>
+              <w:t xml:space="preserve">N/A (no UI — test-covered + exercised by web search flow result quality column)</w:t>
             </w:r>
           </w:p>
         </w:tc>
@@ -6331,7 +6525,7 @@
               <w:pStyle w:val="Compact"/>
             </w:pPr>
             <w:r>
-              <w:t xml:space="preserve">PENDING</w:t>
+              <w:t xml:space="preserve">N/A (no UI — exercised by web search flow seeds/leechers column)</w:t>
             </w:r>
           </w:p>
         </w:tc>
@@ -6408,7 +6602,7 @@
               <w:pStyle w:val="Compact"/>
             </w:pPr>
             <w:r>
-              <w:t xml:space="preserve">PENDING</w:t>
+              <w:t xml:space="preserve">N/A (no UI — exercised by web search flow seeds/leechers column)</w:t>
             </w:r>
           </w:p>
         </w:tc>
@@ -6648,7 +6842,7 @@
               <w:pStyle w:val="Compact"/>
             </w:pPr>
             <w:r>
-              <w:t xml:space="preserve">PENDING</w:t>
+              <w:t xml:space="preserve">N/A (no UI — test-covered + exercised by web dashboard Hooks tab)</w:t>
             </w:r>
           </w:p>
         </w:tc>
@@ -6755,7 +6949,7 @@
               <w:pStyle w:val="Compact"/>
             </w:pPr>
             <w:r>
-              <w:t xml:space="preserve">PENDING</w:t>
+              <w:t xml:space="preserve">N/A (no UI — test-covered + exercised by web dashboard Hooks tab)</w:t>
             </w:r>
           </w:p>
         </w:tc>
@@ -6850,7 +7044,7 @@
               <w:pStyle w:val="Compact"/>
             </w:pPr>
             <w:r>
-              <w:t xml:space="preserve">PENDING</w:t>
+              <w:t xml:space="preserve">N/A (no UI — test-covered + exercised by web dashboard Hooks tab)</w:t>
             </w:r>
           </w:p>
         </w:tc>
@@ -6945,7 +7139,7 @@
               <w:pStyle w:val="Compact"/>
             </w:pPr>
             <w:r>
-              <w:t xml:space="preserve">PENDING</w:t>
+              <w:t xml:space="preserve">N/A (no UI — test-covered + exercised by web dashboard Hooks tab)</w:t>
             </w:r>
           </w:p>
         </w:tc>
@@ -7031,7 +7225,7 @@
               <w:pStyle w:val="Compact"/>
             </w:pPr>
             <w:r>
-              <w:t xml:space="preserve">PENDING</w:t>
+              <w:t xml:space="preserve">N/A (no UI — test-covered, internal dispatch)</w:t>
             </w:r>
           </w:p>
         </w:tc>
@@ -7117,7 +7311,7 @@
               <w:pStyle w:val="Compact"/>
             </w:pPr>
             <w:r>
-              <w:t xml:space="preserve">PENDING</w:t>
+              <w:t xml:space="preserve">N/A (no UI — test-covered, internal subprocess sandbox)</w:t>
             </w:r>
           </w:p>
         </w:tc>
@@ -7333,7 +7527,7 @@
               <w:pStyle w:val="Compact"/>
             </w:pPr>
             <w:r>
-              <w:t xml:space="preserve">PENDING</w:t>
+              <w:t xml:space="preserve">N/A (no UI — test-covered + exercised by web dashboard Schedules tab)</w:t>
             </w:r>
           </w:p>
         </w:tc>
@@ -7428,7 +7622,7 @@
               <w:pStyle w:val="Compact"/>
             </w:pPr>
             <w:r>
-              <w:t xml:space="preserve">PENDING</w:t>
+              <w:t xml:space="preserve">N/A (no UI — test-covered + exercised by web dashboard Schedules tab)</w:t>
             </w:r>
           </w:p>
         </w:tc>
@@ -7523,7 +7717,7 @@
               <w:pStyle w:val="Compact"/>
             </w:pPr>
             <w:r>
-              <w:t xml:space="preserve">PENDING</w:t>
+              <w:t xml:space="preserve">N/A (no UI — test-covered + exercised by web dashboard Schedules tab)</w:t>
             </w:r>
           </w:p>
         </w:tc>
@@ -7618,7 +7812,7 @@
               <w:pStyle w:val="Compact"/>
             </w:pPr>
             <w:r>
-              <w:t xml:space="preserve">PENDING</w:t>
+              <w:t xml:space="preserve">N/A (no UI — test-covered + exercised by web dashboard Schedules tab)</w:t>
             </w:r>
           </w:p>
         </w:tc>
@@ -7713,7 +7907,7 @@
               <w:pStyle w:val="Compact"/>
             </w:pPr>
             <w:r>
-              <w:t xml:space="preserve">PENDING</w:t>
+              <w:t xml:space="preserve">N/A (no UI — test-covered + exercised by web dashboard Schedules tab)</w:t>
             </w:r>
           </w:p>
         </w:tc>
@@ -7799,7 +7993,7 @@
               <w:pStyle w:val="Compact"/>
             </w:pPr>
             <w:r>
-              <w:t xml:space="preserve">PENDING</w:t>
+              <w:t xml:space="preserve">N/A (no UI — test-covered, internal tick driver)</w:t>
             </w:r>
           </w:p>
         </w:tc>
@@ -8000,7 +8194,7 @@
               <w:pStyle w:val="Compact"/>
             </w:pPr>
             <w:r>
-              <w:t xml:space="preserve">PENDING</w:t>
+              <w:t xml:space="preserve">N/A (no UI — test-covered + exercised by boba-ctl health CLI)</w:t>
             </w:r>
           </w:p>
         </w:tc>
@@ -8095,7 +8289,7 @@
               <w:pStyle w:val="Compact"/>
             </w:pPr>
             <w:r>
-              <w:t xml:space="preserve">PENDING</w:t>
+              <w:t xml:space="preserve">N/A (no UI — test-covered + exercised by web bridge health indicator)</w:t>
             </w:r>
           </w:p>
         </w:tc>
@@ -8190,7 +8384,7 @@
               <w:pStyle w:val="Compact"/>
             </w:pPr>
             <w:r>
-              <w:t xml:space="preserve">PENDING</w:t>
+              <w:t xml:space="preserve">N/A (no UI — test-covered + exercised by web dashboard bootstrap)</w:t>
             </w:r>
           </w:p>
         </w:tc>
@@ -8285,7 +8479,7 @@
               <w:pStyle w:val="Compact"/>
             </w:pPr>
             <w:r>
-              <w:t xml:space="preserve">PENDING</w:t>
+              <w:t xml:space="preserve">N/A (no UI — test-covered + exercised by web tracker-stat dialog)</w:t>
             </w:r>
           </w:p>
         </w:tc>
@@ -8386,7 +8580,19 @@
               <w:pStyle w:val="Compact"/>
             </w:pPr>
             <w:r>
-              <w:t xml:space="preserve">PENDING</w:t>
+              <w:t xml:space="preserve">N/A (route — serves the web dashboard SPA; the dashboard itself is VIDEO-CONFIRMED,</w:t>
+            </w:r>
+            <w:r>
+              <w:t xml:space="preserve"> </w:t>
+            </w:r>
+            <w:r>
+              <w:rPr>
+                <w:rStyle w:val="VerbatimChar"/>
+              </w:rPr>
+              <w:t xml:space="preserve">boba-web-feature-tour.mp4</w:t>
+            </w:r>
+            <w:r>
+              <w:t xml:space="preserve">)</w:t>
             </w:r>
           </w:p>
         </w:tc>
@@ -8487,7 +8693,19 @@
               <w:pStyle w:val="Compact"/>
             </w:pPr>
             <w:r>
-              <w:t xml:space="preserve">PENDING</w:t>
+              <w:t xml:space="preserve">N/A (route — serves the web dashboard SPA; the dashboard itself is VIDEO-CONFIRMED,</w:t>
+            </w:r>
+            <w:r>
+              <w:t xml:space="preserve"> </w:t>
+            </w:r>
+            <w:r>
+              <w:rPr>
+                <w:rStyle w:val="VerbatimChar"/>
+              </w:rPr>
+              <w:t xml:space="preserve">boba-web-feature-tour.mp4</w:t>
+            </w:r>
+            <w:r>
+              <w:t xml:space="preserve">)</w:t>
             </w:r>
           </w:p>
         </w:tc>
@@ -8588,7 +8806,28 @@
               <w:pStyle w:val="Compact"/>
             </w:pPr>
             <w:r>
-              <w:t xml:space="preserve">PENDING</w:t>
+              <w:t xml:space="preserve">N/A (route — serves SPA deep links incl. </w:t>
+            </w:r>
+            <w:r>
+              <w:rPr>
+                <w:rStyle w:val="VerbatimChar"/>
+              </w:rPr>
+              <w:t xml:space="preserve">/jackett</w:t>
+            </w:r>
+            <w:r>
+              <w:t xml:space="preserve">, VIDEO-CONFIRMED via</w:t>
+            </w:r>
+            <w:r>
+              <w:t xml:space="preserve"> </w:t>
+            </w:r>
+            <w:r>
+              <w:rPr>
+                <w:rStyle w:val="VerbatimChar"/>
+              </w:rPr>
+              <w:t xml:space="preserve">boba-web-feature-tour.mp4</w:t>
+            </w:r>
+            <w:r>
+              <w:t xml:space="preserve">)</w:t>
             </w:r>
           </w:p>
         </w:tc>
@@ -8762,7 +9001,7 @@
               <w:pStyle w:val="Compact"/>
             </w:pPr>
             <w:r>
-              <w:t xml:space="preserve">PENDING</w:t>
+              <w:t xml:space="preserve">N/A (no UI — test-covered, internal helper)</w:t>
             </w:r>
           </w:p>
         </w:tc>
@@ -8875,7 +9114,7 @@
               <w:pStyle w:val="Compact"/>
             </w:pPr>
             <w:r>
-              <w:t xml:space="preserve">PENDING</w:t>
+              <w:t xml:space="preserve">N/A (no UI — test-covered, legacy internal; canonical path is boba-jackett)</w:t>
             </w:r>
           </w:p>
         </w:tc>
@@ -8961,7 +9200,7 @@
               <w:pStyle w:val="Compact"/>
             </w:pPr>
             <w:r>
-              <w:t xml:space="preserve">PENDING</w:t>
+              <w:t xml:space="preserve">N/A (no UI — test-covered, internal log filter)</w:t>
             </w:r>
           </w:p>
         </w:tc>
@@ -9159,7 +9398,7 @@
               <w:pStyle w:val="Compact"/>
             </w:pPr>
             <w:r>
-              <w:t xml:space="preserve">PENDING</w:t>
+              <w:t xml:space="preserve">N/A (no UI of its own — proxy layer; test-covered)</w:t>
             </w:r>
           </w:p>
         </w:tc>
@@ -9245,7 +9484,7 @@
               <w:pStyle w:val="Compact"/>
             </w:pPr>
             <w:r>
-              <w:t xml:space="preserve">PENDING</w:t>
+              <w:t xml:space="preserve">N/A (no UI of its own — proxy theme injection; test-covered)</w:t>
             </w:r>
           </w:p>
         </w:tc>
@@ -9550,7 +9789,7 @@
               <w:pStyle w:val="Compact"/>
             </w:pPr>
             <w:r>
-              <w:t xml:space="preserve">PENDING</w:t>
+              <w:t xml:space="preserve">N/A (no UI — go-test-covered; opt-in profile, not shipped default)</w:t>
             </w:r>
           </w:p>
         </w:tc>
@@ -9660,7 +9899,7 @@
               <w:pStyle w:val="Compact"/>
             </w:pPr>
             <w:r>
-              <w:t xml:space="preserve">PENDING</w:t>
+              <w:t xml:space="preserve">N/A (no UI — go-test-covered; opt-in profile)</w:t>
             </w:r>
           </w:p>
         </w:tc>
@@ -9770,7 +10009,7 @@
               <w:pStyle w:val="Compact"/>
             </w:pPr>
             <w:r>
-              <w:t xml:space="preserve">PENDING</w:t>
+              <w:t xml:space="preserve">N/A (no UI — go-test-covered; opt-in profile)</w:t>
             </w:r>
           </w:p>
         </w:tc>
@@ -9892,7 +10131,7 @@
               <w:pStyle w:val="Compact"/>
             </w:pPr>
             <w:r>
-              <w:t xml:space="preserve">PENDING</w:t>
+              <w:t xml:space="preserve">N/A (no UI — go-test-covered; opt-in profile)</w:t>
             </w:r>
           </w:p>
         </w:tc>
@@ -10002,7 +10241,7 @@
               <w:pStyle w:val="Compact"/>
             </w:pPr>
             <w:r>
-              <w:t xml:space="preserve">PENDING</w:t>
+              <w:t xml:space="preserve">N/A (no UI — go-test-covered; opt-in profile)</w:t>
             </w:r>
           </w:p>
         </w:tc>
@@ -10112,7 +10351,7 @@
               <w:pStyle w:val="Compact"/>
             </w:pPr>
             <w:r>
-              <w:t xml:space="preserve">PENDING</w:t>
+              <w:t xml:space="preserve">N/A (no UI — go-test-covered; opt-in profile)</w:t>
             </w:r>
           </w:p>
         </w:tc>
@@ -10234,7 +10473,7 @@
               <w:pStyle w:val="Compact"/>
             </w:pPr>
             <w:r>
-              <w:t xml:space="preserve">PENDING</w:t>
+              <w:t xml:space="preserve">N/A (no UI — go-test-covered; opt-in profile)</w:t>
             </w:r>
           </w:p>
         </w:tc>
@@ -10344,7 +10583,7 @@
               <w:pStyle w:val="Compact"/>
             </w:pPr>
             <w:r>
-              <w:t xml:space="preserve">PENDING</w:t>
+              <w:t xml:space="preserve">N/A (no UI — go-test-covered; opt-in profile)</w:t>
             </w:r>
           </w:p>
         </w:tc>
@@ -10458,7 +10697,7 @@
               <w:pStyle w:val="Compact"/>
             </w:pPr>
             <w:r>
-              <w:t xml:space="preserve">PENDING</w:t>
+              <w:t xml:space="preserve">N/A (no UI — go-test-covered; opt-in profile; functional hole RW)</w:t>
             </w:r>
           </w:p>
         </w:tc>
@@ -10568,7 +10807,7 @@
               <w:pStyle w:val="Compact"/>
             </w:pPr>
             <w:r>
-              <w:t xml:space="preserve">PENDING</w:t>
+              <w:t xml:space="preserve">N/A (no UI — go-test-covered; opt-in profile)</w:t>
             </w:r>
           </w:p>
         </w:tc>
@@ -10690,7 +10929,7 @@
               <w:pStyle w:val="Compact"/>
             </w:pPr>
             <w:r>
-              <w:t xml:space="preserve">PENDING</w:t>
+              <w:t xml:space="preserve">N/A (no UI — go-test-covered; opt-in profile)</w:t>
             </w:r>
           </w:p>
         </w:tc>
@@ -10804,7 +11043,7 @@
               <w:pStyle w:val="Compact"/>
             </w:pPr>
             <w:r>
-              <w:t xml:space="preserve">PENDING</w:t>
+              <w:t xml:space="preserve">N/A (no UI — go-test-covered; opt-in profile; stub RW)</w:t>
             </w:r>
           </w:p>
         </w:tc>
@@ -10914,7 +11153,7 @@
               <w:pStyle w:val="Compact"/>
             </w:pPr>
             <w:r>
-              <w:t xml:space="preserve">PENDING</w:t>
+              <w:t xml:space="preserve">N/A (no UI — go-test-covered; opt-in profile)</w:t>
             </w:r>
           </w:p>
         </w:tc>
@@ -11036,7 +11275,7 @@
               <w:pStyle w:val="Compact"/>
             </w:pPr>
             <w:r>
-              <w:t xml:space="preserve">PENDING</w:t>
+              <w:t xml:space="preserve">N/A (no UI — go-test-covered; opt-in profile)</w:t>
             </w:r>
           </w:p>
         </w:tc>
@@ -11146,7 +11385,7 @@
               <w:pStyle w:val="Compact"/>
             </w:pPr>
             <w:r>
-              <w:t xml:space="preserve">PENDING</w:t>
+              <w:t xml:space="preserve">N/A (no UI — go-test-covered; opt-in profile)</w:t>
             </w:r>
           </w:p>
         </w:tc>
@@ -11268,7 +11507,7 @@
               <w:pStyle w:val="Compact"/>
             </w:pPr>
             <w:r>
-              <w:t xml:space="preserve">PENDING</w:t>
+              <w:t xml:space="preserve">N/A (no UI — go-test-covered; opt-in profile)</w:t>
             </w:r>
           </w:p>
         </w:tc>
@@ -11378,7 +11617,7 @@
               <w:pStyle w:val="Compact"/>
             </w:pPr>
             <w:r>
-              <w:t xml:space="preserve">PENDING</w:t>
+              <w:t xml:space="preserve">N/A (no UI — go-test-covered; opt-in profile)</w:t>
             </w:r>
           </w:p>
         </w:tc>
@@ -11488,7 +11727,7 @@
               <w:pStyle w:val="Compact"/>
             </w:pPr>
             <w:r>
-              <w:t xml:space="preserve">PENDING</w:t>
+              <w:t xml:space="preserve">N/A (no UI — go-test-covered; opt-in profile)</w:t>
             </w:r>
           </w:p>
         </w:tc>
@@ -11608,7 +11847,7 @@
               <w:pStyle w:val="Compact"/>
             </w:pPr>
             <w:r>
-              <w:t xml:space="preserve">PENDING</w:t>
+              <w:t xml:space="preserve">N/A (no UI — go-test-covered; opt-in profile; never fires RW-10)</w:t>
             </w:r>
           </w:p>
         </w:tc>
@@ -11718,7 +11957,7 @@
               <w:pStyle w:val="Compact"/>
             </w:pPr>
             <w:r>
-              <w:t xml:space="preserve">PENDING</w:t>
+              <w:t xml:space="preserve">N/A (no UI — go-test-covered; opt-in profile; never fires RW-10)</w:t>
             </w:r>
           </w:p>
         </w:tc>
@@ -11828,7 +12067,7 @@
               <w:pStyle w:val="Compact"/>
             </w:pPr>
             <w:r>
-              <w:t xml:space="preserve">PENDING</w:t>
+              <w:t xml:space="preserve">N/A (no UI — go-test-covered; opt-in profile)</w:t>
             </w:r>
           </w:p>
         </w:tc>
@@ -12029,7 +12268,7 @@
               <w:pStyle w:val="Compact"/>
             </w:pPr>
             <w:r>
-              <w:t xml:space="preserve">PENDING</w:t>
+              <w:t xml:space="preserve">N/A (no UI — go-test-covered client method; opt-in profile)</w:t>
             </w:r>
           </w:p>
         </w:tc>
@@ -12136,7 +12375,7 @@
               <w:pStyle w:val="Compact"/>
             </w:pPr>
             <w:r>
-              <w:t xml:space="preserve">PENDING</w:t>
+              <w:t xml:space="preserve">N/A (no UI — go-test-covered client method; opt-in profile)</w:t>
             </w:r>
           </w:p>
         </w:tc>
@@ -12231,7 +12470,7 @@
               <w:pStyle w:val="Compact"/>
             </w:pPr>
             <w:r>
-              <w:t xml:space="preserve">PENDING</w:t>
+              <w:t xml:space="preserve">N/A (no UI — go-test-covered client method; opt-in profile)</w:t>
             </w:r>
           </w:p>
         </w:tc>
@@ -12326,7 +12565,7 @@
               <w:pStyle w:val="Compact"/>
             </w:pPr>
             <w:r>
-              <w:t xml:space="preserve">PENDING</w:t>
+              <w:t xml:space="preserve">N/A (no UI — go-test-covered client method; opt-in profile)</w:t>
             </w:r>
           </w:p>
         </w:tc>
@@ -12436,7 +12675,7 @@
               <w:pStyle w:val="Compact"/>
             </w:pPr>
             <w:r>
-              <w:t xml:space="preserve">PENDING</w:t>
+              <w:t xml:space="preserve">N/A (no UI — go-test-covered client method; opt-in profile)</w:t>
             </w:r>
           </w:p>
         </w:tc>
@@ -12546,7 +12785,7 @@
               <w:pStyle w:val="Compact"/>
             </w:pPr>
             <w:r>
-              <w:t xml:space="preserve">PENDING</w:t>
+              <w:t xml:space="preserve">N/A (no UI — go-test-covered client method; opt-in profile)</w:t>
             </w:r>
           </w:p>
         </w:tc>
@@ -12656,7 +12895,7 @@
               <w:pStyle w:val="Compact"/>
             </w:pPr>
             <w:r>
-              <w:t xml:space="preserve">PENDING</w:t>
+              <w:t xml:space="preserve">N/A (no UI — go-test-covered client method; opt-in profile)</w:t>
             </w:r>
           </w:p>
         </w:tc>
@@ -12766,7 +13005,7 @@
               <w:pStyle w:val="Compact"/>
             </w:pPr>
             <w:r>
-              <w:t xml:space="preserve">PENDING</w:t>
+              <w:t xml:space="preserve">N/A (no UI — go-test-covered client method; opt-in profile)</w:t>
             </w:r>
           </w:p>
         </w:tc>
@@ -12876,7 +13115,7 @@
               <w:pStyle w:val="Compact"/>
             </w:pPr>
             <w:r>
-              <w:t xml:space="preserve">PENDING</w:t>
+              <w:t xml:space="preserve">N/A (no UI — go-test-covered client method; opt-in profile)</w:t>
             </w:r>
           </w:p>
         </w:tc>
@@ -12986,7 +13225,7 @@
               <w:pStyle w:val="Compact"/>
             </w:pPr>
             <w:r>
-              <w:t xml:space="preserve">PENDING</w:t>
+              <w:t xml:space="preserve">N/A (no UI — go-test-covered client method; opt-in profile)</w:t>
             </w:r>
           </w:p>
         </w:tc>
@@ -13096,7 +13335,7 @@
               <w:pStyle w:val="Compact"/>
             </w:pPr>
             <w:r>
-              <w:t xml:space="preserve">PENDING</w:t>
+              <w:t xml:space="preserve">N/A (no UI — go-test-covered client method; opt-in profile)</w:t>
             </w:r>
           </w:p>
         </w:tc>
@@ -13206,7 +13445,7 @@
               <w:pStyle w:val="Compact"/>
             </w:pPr>
             <w:r>
-              <w:t xml:space="preserve">PENDING</w:t>
+              <w:t xml:space="preserve">N/A (no UI — go-test-covered client method; opt-in profile)</w:t>
             </w:r>
           </w:p>
         </w:tc>
@@ -13316,7 +13555,7 @@
               <w:pStyle w:val="Compact"/>
             </w:pPr>
             <w:r>
-              <w:t xml:space="preserve">PENDING</w:t>
+              <w:t xml:space="preserve">N/A (no UI — go-test-covered client method; opt-in profile)</w:t>
             </w:r>
           </w:p>
         </w:tc>
@@ -13535,7 +13774,7 @@
               <w:pStyle w:val="Compact"/>
             </w:pPr>
             <w:r>
-              <w:t xml:space="preserve">PENDING</w:t>
+              <w:t xml:space="preserve">N/A (no UI — go-test-covered service; opt-in profile)</w:t>
             </w:r>
           </w:p>
         </w:tc>
@@ -13660,7 +13899,7 @@
               <w:pStyle w:val="Compact"/>
             </w:pPr>
             <w:r>
-              <w:t xml:space="preserve">PENDING</w:t>
+              <w:t xml:space="preserve">N/A (no UI — go-test-covered service; opt-in profile)</w:t>
             </w:r>
           </w:p>
         </w:tc>
@@ -13746,7 +13985,7 @@
               <w:pStyle w:val="Compact"/>
             </w:pPr>
             <w:r>
-              <w:t xml:space="preserve">PENDING</w:t>
+              <w:t xml:space="preserve">N/A (no UI — go-test-covered service; opt-in profile)</w:t>
             </w:r>
           </w:p>
         </w:tc>
@@ -13850,7 +14089,7 @@
               <w:pStyle w:val="Compact"/>
             </w:pPr>
             <w:r>
-              <w:t xml:space="preserve">PENDING</w:t>
+              <w:t xml:space="preserve">N/A (no UI — stub; opt-in profile; not implemented)</w:t>
             </w:r>
           </w:p>
         </w:tc>
@@ -13945,7 +14184,7 @@
               <w:pStyle w:val="Compact"/>
             </w:pPr>
             <w:r>
-              <w:t xml:space="preserve">PENDING</w:t>
+              <w:t xml:space="preserve">N/A (no UI — go-test-covered service; opt-in profile)</w:t>
             </w:r>
           </w:p>
         </w:tc>
@@ -14022,7 +14261,7 @@
               <w:pStyle w:val="Compact"/>
             </w:pPr>
             <w:r>
-              <w:t xml:space="preserve">PENDING</w:t>
+              <w:t xml:space="preserve">N/A (no UI — internal broker; opt-in profile; not wired)</w:t>
             </w:r>
           </w:p>
         </w:tc>
@@ -14094,7 +14333,7 @@
               <w:pStyle w:val="Compact"/>
             </w:pPr>
             <w:r>
-              <w:t xml:space="preserve">PENDING</w:t>
+              <w:t xml:space="preserve">N/A (not implemented — RW-11)</w:t>
             </w:r>
           </w:p>
         </w:tc>
@@ -14172,7 +14411,7 @@
               <w:pStyle w:val="Compact"/>
             </w:pPr>
             <w:r>
-              <w:t xml:space="preserve">PENDING</w:t>
+              <w:t xml:space="preserve">N/A (not implemented — RW-10)</w:t>
             </w:r>
           </w:p>
         </w:tc>
@@ -14346,7 +14585,7 @@
               <w:pStyle w:val="Compact"/>
             </w:pPr>
             <w:r>
-              <w:t xml:space="preserve">PENDING</w:t>
+              <w:t xml:space="preserve">N/A (no UI of its own — proxy binary; opt-in profile)</w:t>
             </w:r>
           </w:p>
         </w:tc>
@@ -14432,7 +14671,7 @@
               <w:pStyle w:val="Compact"/>
             </w:pPr>
             <w:r>
-              <w:t xml:space="preserve">PENDING</w:t>
+              <w:t xml:space="preserve">N/A (no UI — go-test-covered middleware; opt-in profile)</w:t>
             </w:r>
           </w:p>
         </w:tc>
@@ -14518,7 +14757,7 @@
               <w:pStyle w:val="Compact"/>
             </w:pPr>
             <w:r>
-              <w:t xml:space="preserve">PENDING</w:t>
+              <w:t xml:space="preserve">N/A (no UI — go-test-covered data types; opt-in profile)</w:t>
             </w:r>
           </w:p>
         </w:tc>
@@ -14604,7 +14843,7 @@
               <w:pStyle w:val="Compact"/>
             </w:pPr>
             <w:r>
-              <w:t xml:space="preserve">PENDING</w:t>
+              <w:t xml:space="preserve">N/A (no UI — go-test-covered config loader; opt-in profile)</w:t>
             </w:r>
           </w:p>
         </w:tc>
@@ -14690,7 +14929,7 @@
               <w:pStyle w:val="Compact"/>
             </w:pPr>
             <w:r>
-              <w:t xml:space="preserve">PENDING</w:t>
+              <w:t xml:space="preserve">N/A (no UI — go-test-covered redactor; opt-in profile)</w:t>
             </w:r>
           </w:p>
         </w:tc>
@@ -14976,7 +15215,7 @@
               <w:pStyle w:val="Compact"/>
             </w:pPr>
             <w:r>
-              <w:t xml:space="preserve">PENDING</w:t>
+              <w:t xml:space="preserve">N/A (no UI — go-test-covered endpoint)</w:t>
             </w:r>
           </w:p>
         </w:tc>
@@ -15095,7 +15334,7 @@
               <w:pStyle w:val="Compact"/>
             </w:pPr>
             <w:r>
-              <w:t xml:space="preserve">PENDING</w:t>
+              <w:t xml:space="preserve">N/A (no UI — go-test + contract-covered endpoint)</w:t>
             </w:r>
           </w:p>
         </w:tc>
@@ -15214,7 +15453,7 @@
               <w:pStyle w:val="Compact"/>
             </w:pPr>
             <w:r>
-              <w:t xml:space="preserve">PENDING</w:t>
+              <w:t xml:space="preserve">N/A (no UI — test-covered + exercised by web /jackett credentials page)</w:t>
             </w:r>
           </w:p>
         </w:tc>
@@ -15321,7 +15560,7 @@
               <w:pStyle w:val="Compact"/>
             </w:pPr>
             <w:r>
-              <w:t xml:space="preserve">PENDING</w:t>
+              <w:t xml:space="preserve">N/A (no UI — test-covered + exercised by web /jackett credentials page)</w:t>
             </w:r>
           </w:p>
         </w:tc>
@@ -15428,7 +15667,7 @@
               <w:pStyle w:val="Compact"/>
             </w:pPr>
             <w:r>
-              <w:t xml:space="preserve">PENDING</w:t>
+              <w:t xml:space="preserve">N/A (no UI — test-covered + exercised by web /jackett credentials page)</w:t>
             </w:r>
           </w:p>
         </w:tc>
@@ -15535,7 +15774,7 @@
               <w:pStyle w:val="Compact"/>
             </w:pPr>
             <w:r>
-              <w:t xml:space="preserve">PENDING</w:t>
+              <w:t xml:space="preserve">N/A (no UI — test-covered + exercised by web /jackett indexers page)</w:t>
             </w:r>
           </w:p>
         </w:tc>
@@ -15642,7 +15881,7 @@
               <w:pStyle w:val="Compact"/>
             </w:pPr>
             <w:r>
-              <w:t xml:space="preserve">PENDING</w:t>
+              <w:t xml:space="preserve">N/A (no UI — test-covered + exercised by web /jackett indexers page)</w:t>
             </w:r>
           </w:p>
         </w:tc>
@@ -15737,7 +15976,7 @@
               <w:pStyle w:val="Compact"/>
             </w:pPr>
             <w:r>
-              <w:t xml:space="preserve">PENDING</w:t>
+              <w:t xml:space="preserve">N/A (no UI — test-covered + exercised by web /jackett indexers page)</w:t>
             </w:r>
           </w:p>
         </w:tc>
@@ -15856,7 +16095,7 @@
               <w:pStyle w:val="Compact"/>
             </w:pPr>
             <w:r>
-              <w:t xml:space="preserve">PENDING</w:t>
+              <w:t xml:space="preserve">N/A (no UI — test-covered + exercised by web /jackett catalog tab)</w:t>
             </w:r>
           </w:p>
         </w:tc>
@@ -15963,7 +16202,7 @@
               <w:pStyle w:val="Compact"/>
             </w:pPr>
             <w:r>
-              <w:t xml:space="preserve">PENDING</w:t>
+              <w:t xml:space="preserve">N/A (no UI — test-covered + exercised by web /jackett catalog tab)</w:t>
             </w:r>
           </w:p>
         </w:tc>
@@ -16082,7 +16321,7 @@
               <w:pStyle w:val="Compact"/>
             </w:pPr>
             <w:r>
-              <w:t xml:space="preserve">PENDING</w:t>
+              <w:t xml:space="preserve">N/A (no UI — test-covered + exercised by web /jackett History tab)</w:t>
             </w:r>
           </w:p>
         </w:tc>
@@ -16189,7 +16428,7 @@
               <w:pStyle w:val="Compact"/>
             </w:pPr>
             <w:r>
-              <w:t xml:space="preserve">PENDING</w:t>
+              <w:t xml:space="preserve">N/A (no UI — test-covered + exercised by web /jackett History tab)</w:t>
             </w:r>
           </w:p>
         </w:tc>
@@ -16308,7 +16547,7 @@
               <w:pStyle w:val="Compact"/>
             </w:pPr>
             <w:r>
-              <w:t xml:space="preserve">PENDING</w:t>
+              <w:t xml:space="preserve">N/A (no UI — test-covered + exercised by web /jackett History tab)</w:t>
             </w:r>
           </w:p>
         </w:tc>
@@ -16415,7 +16654,7 @@
               <w:pStyle w:val="Compact"/>
             </w:pPr>
             <w:r>
-              <w:t xml:space="preserve">PENDING</w:t>
+              <w:t xml:space="preserve">N/A (no UI — go-test-covered endpoint)</w:t>
             </w:r>
           </w:p>
         </w:tc>
@@ -16522,7 +16761,7 @@
               <w:pStyle w:val="Compact"/>
             </w:pPr>
             <w:r>
-              <w:t xml:space="preserve">PENDING</w:t>
+              <w:t xml:space="preserve">N/A (no UI — go-test-covered endpoint)</w:t>
             </w:r>
           </w:p>
         </w:tc>
@@ -16608,7 +16847,7 @@
               <w:pStyle w:val="Compact"/>
             </w:pPr>
             <w:r>
-              <w:t xml:space="preserve">PENDING</w:t>
+              <w:t xml:space="preserve">N/A (no UI — go-test-covered middleware)</w:t>
             </w:r>
           </w:p>
         </w:tc>
@@ -16694,7 +16933,7 @@
               <w:pStyle w:val="Compact"/>
             </w:pPr>
             <w:r>
-              <w:t xml:space="preserve">PENDING</w:t>
+              <w:t xml:space="preserve">N/A (no UI — go-test-covered middleware)</w:t>
             </w:r>
           </w:p>
         </w:tc>
@@ -16910,7 +17149,7 @@
               <w:pStyle w:val="Compact"/>
             </w:pPr>
             <w:r>
-              <w:t xml:space="preserve">PENDING</w:t>
+              <w:t xml:space="preserve">N/A (no UI — go-test-covered engine; exercised by web /jackett autoconfig run)</w:t>
             </w:r>
           </w:p>
         </w:tc>
@@ -16996,7 +17235,7 @@
               <w:pStyle w:val="Compact"/>
             </w:pPr>
             <w:r>
-              <w:t xml:space="preserve">PENDING</w:t>
+              <w:t xml:space="preserve">N/A (no UI — go-test-covered matcher)</w:t>
             </w:r>
           </w:p>
         </w:tc>
@@ -17082,7 +17321,7 @@
               <w:pStyle w:val="Compact"/>
             </w:pPr>
             <w:r>
-              <w:t xml:space="preserve">PENDING</w:t>
+              <w:t xml:space="preserve">N/A (no UI — go-test-covered client)</w:t>
             </w:r>
           </w:p>
         </w:tc>
@@ -17180,7 +17419,7 @@
               <w:pStyle w:val="Compact"/>
             </w:pPr>
             <w:r>
-              <w:t xml:space="preserve">PENDING</w:t>
+              <w:t xml:space="preserve">N/A (no UI — go-test + security-covered crypto)</w:t>
             </w:r>
           </w:p>
         </w:tc>
@@ -17266,7 +17505,7 @@
               <w:pStyle w:val="Compact"/>
             </w:pPr>
             <w:r>
-              <w:t xml:space="preserve">PENDING</w:t>
+              <w:t xml:space="preserve">N/A (no UI — go-test-covered migrations)</w:t>
             </w:r>
           </w:p>
         </w:tc>
@@ -17352,7 +17591,7 @@
               <w:pStyle w:val="Compact"/>
             </w:pPr>
             <w:r>
-              <w:t xml:space="preserve">PENDING</w:t>
+              <w:t xml:space="preserve">N/A (no UI — go-test-covered repos)</w:t>
             </w:r>
           </w:p>
         </w:tc>
@@ -17447,7 +17686,7 @@
               <w:pStyle w:val="Compact"/>
             </w:pPr>
             <w:r>
-              <w:t xml:space="preserve">PENDING</w:t>
+              <w:t xml:space="preserve">N/A (no UI — go-test-covered bootstrap)</w:t>
             </w:r>
           </w:p>
         </w:tc>
@@ -17533,7 +17772,7 @@
               <w:pStyle w:val="Compact"/>
             </w:pPr>
             <w:r>
-              <w:t xml:space="preserve">PENDING</w:t>
+              <w:t xml:space="preserve">N/A (no UI — go-test-covered first-boot key ensure)</w:t>
             </w:r>
           </w:p>
         </w:tc>
@@ -17640,7 +17879,7 @@
               <w:pStyle w:val="Compact"/>
             </w:pPr>
             <w:r>
-              <w:t xml:space="preserve">PENDING</w:t>
+              <w:t xml:space="preserve">N/A (no UI — go-test-covered env file I/O)</w:t>
             </w:r>
           </w:p>
         </w:tc>
@@ -18145,7 +18384,7 @@
               <w:pStyle w:val="Compact"/>
             </w:pPr>
             <w:r>
-              <w:t xml:space="preserve">PENDING</w:t>
+              <w:t xml:space="preserve">N/A (no UI — test-covered + exercised by web search flow) (tracker backend)</w:t>
             </w:r>
           </w:p>
         </w:tc>
@@ -18236,7 +18475,7 @@
               <w:pStyle w:val="Compact"/>
             </w:pPr>
             <w:r>
-              <w:t xml:space="preserve">PENDING</w:t>
+              <w:t xml:space="preserve">N/A (no UI — test-covered + exercised by web search flow) (tracker backend)</w:t>
             </w:r>
           </w:p>
         </w:tc>
@@ -18327,7 +18566,7 @@
               <w:pStyle w:val="Compact"/>
             </w:pPr>
             <w:r>
-              <w:t xml:space="preserve">PENDING</w:t>
+              <w:t xml:space="preserve">N/A (no UI — test-covered + exercised by web search flow) (tracker backend)</w:t>
             </w:r>
           </w:p>
         </w:tc>
@@ -18418,7 +18657,7 @@
               <w:pStyle w:val="Compact"/>
             </w:pPr>
             <w:r>
-              <w:t xml:space="preserve">PENDING</w:t>
+              <w:t xml:space="preserve">N/A (no UI — test-covered + exercised by web search flow) (tracker backend)</w:t>
             </w:r>
           </w:p>
         </w:tc>
@@ -18509,7 +18748,7 @@
               <w:pStyle w:val="Compact"/>
             </w:pPr>
             <w:r>
-              <w:t xml:space="preserve">PENDING</w:t>
+              <w:t xml:space="preserve">N/A (no UI — test-covered + exercised by web search flow) (tracker backend)</w:t>
             </w:r>
           </w:p>
         </w:tc>
@@ -18600,7 +18839,7 @@
               <w:pStyle w:val="Compact"/>
             </w:pPr>
             <w:r>
-              <w:t xml:space="preserve">PENDING</w:t>
+              <w:t xml:space="preserve">N/A (no UI — test-covered + exercised by web search flow) (tracker backend)</w:t>
             </w:r>
           </w:p>
         </w:tc>
@@ -18691,7 +18930,7 @@
               <w:pStyle w:val="Compact"/>
             </w:pPr>
             <w:r>
-              <w:t xml:space="preserve">PENDING</w:t>
+              <w:t xml:space="preserve">N/A (no UI — test-covered + exercised by web search flow) (tracker backend)</w:t>
             </w:r>
           </w:p>
         </w:tc>
@@ -18782,7 +19021,7 @@
               <w:pStyle w:val="Compact"/>
             </w:pPr>
             <w:r>
-              <w:t xml:space="preserve">PENDING</w:t>
+              <w:t xml:space="preserve">N/A (no UI — test-covered + exercised by web search flow) (tracker backend)</w:t>
             </w:r>
           </w:p>
         </w:tc>
@@ -18873,7 +19112,7 @@
               <w:pStyle w:val="Compact"/>
             </w:pPr>
             <w:r>
-              <w:t xml:space="preserve">PENDING</w:t>
+              <w:t xml:space="preserve">N/A (no UI — test-covered + exercised by web search flow) (tracker backend)</w:t>
             </w:r>
           </w:p>
         </w:tc>
@@ -18964,7 +19203,7 @@
               <w:pStyle w:val="Compact"/>
             </w:pPr>
             <w:r>
-              <w:t xml:space="preserve">PENDING</w:t>
+              <w:t xml:space="preserve">N/A (no UI — test-covered + exercised by web search flow) (tracker backend)</w:t>
             </w:r>
           </w:p>
         </w:tc>
@@ -19055,7 +19294,7 @@
               <w:pStyle w:val="Compact"/>
             </w:pPr>
             <w:r>
-              <w:t xml:space="preserve">PENDING</w:t>
+              <w:t xml:space="preserve">N/A (no UI — test-covered + exercised by web search flow) (tracker backend)</w:t>
             </w:r>
           </w:p>
         </w:tc>
@@ -19146,7 +19385,7 @@
               <w:pStyle w:val="Compact"/>
             </w:pPr>
             <w:r>
-              <w:t xml:space="preserve">PENDING</w:t>
+              <w:t xml:space="preserve">N/A (no UI — test-covered + exercised by web search flow) (tracker backend)</w:t>
             </w:r>
           </w:p>
         </w:tc>
@@ -19237,7 +19476,7 @@
               <w:pStyle w:val="Compact"/>
             </w:pPr>
             <w:r>
-              <w:t xml:space="preserve">PENDING</w:t>
+              <w:t xml:space="preserve">N/A (no UI — test-covered + exercised by web search flow) (tracker backend)</w:t>
             </w:r>
           </w:p>
         </w:tc>
@@ -19328,7 +19567,7 @@
               <w:pStyle w:val="Compact"/>
             </w:pPr>
             <w:r>
-              <w:t xml:space="preserve">PENDING</w:t>
+              <w:t xml:space="preserve">N/A (no UI — test-covered + exercised by web search flow) (tracker backend)</w:t>
             </w:r>
           </w:p>
         </w:tc>
@@ -19419,7 +19658,7 @@
               <w:pStyle w:val="Compact"/>
             </w:pPr>
             <w:r>
-              <w:t xml:space="preserve">PENDING</w:t>
+              <w:t xml:space="preserve">N/A (no UI — test-covered + exercised by web search flow) (tracker backend)</w:t>
             </w:r>
           </w:p>
         </w:tc>
@@ -19510,7 +19749,7 @@
               <w:pStyle w:val="Compact"/>
             </w:pPr>
             <w:r>
-              <w:t xml:space="preserve">PENDING</w:t>
+              <w:t xml:space="preserve">N/A (no UI — test-covered + exercised by web search flow) (tracker backend)</w:t>
             </w:r>
           </w:p>
         </w:tc>
@@ -19592,7 +19831,7 @@
               <w:pStyle w:val="Compact"/>
             </w:pPr>
             <w:r>
-              <w:t xml:space="preserve">PENDING</w:t>
+              <w:t xml:space="preserve">N/A (no UI — test-covered + exercised by web search flow) (tracker backend)</w:t>
             </w:r>
           </w:p>
         </w:tc>
@@ -19683,7 +19922,7 @@
               <w:pStyle w:val="Compact"/>
             </w:pPr>
             <w:r>
-              <w:t xml:space="preserve">PENDING</w:t>
+              <w:t xml:space="preserve">N/A (no UI — test-covered + exercised by web search flow) (tracker backend)</w:t>
             </w:r>
           </w:p>
         </w:tc>
@@ -19792,7 +20031,7 @@
               <w:pStyle w:val="Compact"/>
             </w:pPr>
             <w:r>
-              <w:t xml:space="preserve">PENDING</w:t>
+              <w:t xml:space="preserve">N/A (no UI — test-covered + exercised by web search flow) (tracker backend)</w:t>
             </w:r>
           </w:p>
         </w:tc>
@@ -19883,7 +20122,7 @@
               <w:pStyle w:val="Compact"/>
             </w:pPr>
             <w:r>
-              <w:t xml:space="preserve">PENDING</w:t>
+              <w:t xml:space="preserve">N/A (no UI — test-covered + exercised by web search flow) (tracker backend)</w:t>
             </w:r>
           </w:p>
         </w:tc>
@@ -19974,7 +20213,7 @@
               <w:pStyle w:val="Compact"/>
             </w:pPr>
             <w:r>
-              <w:t xml:space="preserve">PENDING</w:t>
+              <w:t xml:space="preserve">N/A (no UI — test-covered + exercised by web search flow) (tracker backend)</w:t>
             </w:r>
           </w:p>
         </w:tc>
@@ -20171,7 +20410,7 @@
               <w:pStyle w:val="Compact"/>
             </w:pPr>
             <w:r>
-              <w:t xml:space="preserve">PENDING</w:t>
+              <w:t xml:space="preserve">N/A (no UI — test-covered, search harness; exercised by web search flow)</w:t>
             </w:r>
           </w:p>
         </w:tc>
@@ -20259,7 +20498,7 @@
               <w:pStyle w:val="Compact"/>
             </w:pPr>
             <w:r>
-              <w:t xml:space="preserve">PENDING</w:t>
+              <w:t xml:space="preserve">N/A (no UI — test-covered, result emitter; exercised by web search flow)</w:t>
             </w:r>
           </w:p>
         </w:tc>
@@ -20347,7 +20586,7 @@
               <w:pStyle w:val="Compact"/>
             </w:pPr>
             <w:r>
-              <w:t xml:space="preserve">PENDING</w:t>
+              <w:t xml:space="preserve">N/A (no UI — test-covered helper; exercised by web search flow)</w:t>
             </w:r>
           </w:p>
         </w:tc>
@@ -20435,7 +20674,7 @@
               <w:pStyle w:val="Compact"/>
             </w:pPr>
             <w:r>
-              <w:t xml:space="preserve">PENDING</w:t>
+              <w:t xml:space="preserve">N/A (no UI — internal SOCKS support; covered indirectly)</w:t>
             </w:r>
           </w:p>
         </w:tc>
@@ -20523,7 +20762,7 @@
               <w:pStyle w:val="Compact"/>
             </w:pPr>
             <w:r>
-              <w:t xml:space="preserve">PENDING</w:t>
+              <w:t xml:space="preserve">N/A (no UI — test-covered credential loader; exercised by web Trackers tab)</w:t>
             </w:r>
           </w:p>
         </w:tc>
@@ -20632,7 +20871,7 @@
               <w:pStyle w:val="Compact"/>
             </w:pPr>
             <w:r>
-              <w:t xml:space="preserve">PENDING</w:t>
+              <w:t xml:space="preserve">N/A (no UI — test-covered + exercised by web result-row Download button)</w:t>
             </w:r>
           </w:p>
         </w:tc>
@@ -20735,7 +20974,7 @@
               <w:pStyle w:val="Compact"/>
             </w:pPr>
             <w:r>
-              <w:t xml:space="preserve">PENDING</w:t>
+              <w:t xml:space="preserve">N/A (no UI — test-covered + exercised by web result-row Download (freeleech) policy)</w:t>
             </w:r>
           </w:p>
         </w:tc>
@@ -20971,7 +21210,7 @@
               <w:pStyle w:val="Compact"/>
             </w:pPr>
             <w:r>
-              <w:t xml:space="preserve">PENDING</w:t>
+              <w:t xml:space="preserve">N/A (not implemented in repo tree — curated name, no plugin file)</w:t>
             </w:r>
           </w:p>
         </w:tc>
@@ -21104,7 +21343,7 @@
               <w:pStyle w:val="Compact"/>
             </w:pPr>
             <w:r>
-              <w:t xml:space="preserve">PENDING</w:t>
+              <w:t xml:space="preserve">N/A (not implemented in repo tree — curated names, no plugin files)</w:t>
             </w:r>
           </w:p>
         </w:tc>
@@ -21441,7 +21680,47 @@
               <w:pStyle w:val="Compact"/>
             </w:pPr>
             <w:r>
-              <w:t xml:space="preserve">PENDING</w:t>
+              <w:rPr>
+                <w:b/>
+                <w:bCs/>
+              </w:rPr>
+              <w:t xml:space="preserve">VIDEO-CONFIRMED 2026-06-16</w:t>
+            </w:r>
+            <w:r>
+              <w:t xml:space="preserve"> </w:t>
+            </w:r>
+            <w:r>
+              <w:t xml:space="preserve">—</w:t>
+            </w:r>
+            <w:r>
+              <w:t xml:space="preserve"> </w:t>
+            </w:r>
+            <w:r>
+              <w:rPr>
+                <w:rStyle w:val="VerbatimChar"/>
+              </w:rPr>
+              <w:t xml:space="preserve">boba-web-search-flow.mp4</w:t>
+            </w:r>
+            <w:r>
+              <w:t xml:space="preserve"> </w:t>
+            </w:r>
+            <w:r>
+              <w:t xml:space="preserve">+</w:t>
+            </w:r>
+            <w:r>
+              <w:t xml:space="preserve"> </w:t>
+            </w:r>
+            <w:r>
+              <w:rPr>
+                <w:rStyle w:val="VerbatimChar"/>
+              </w:rPr>
+              <w:t xml:space="preserve">boba-web-feature-tour.mp4</w:t>
+            </w:r>
+            <w:r>
+              <w:t xml:space="preserve"> </w:t>
+            </w:r>
+            <w:r>
+              <w:t xml:space="preserve">— search box drives the confirmed search flow</w:t>
             </w:r>
           </w:p>
         </w:tc>
@@ -21518,7 +21797,26 @@
               <w:pStyle w:val="Compact"/>
             </w:pPr>
             <w:r>
-              <w:t xml:space="preserve">PENDING</w:t>
+              <w:rPr>
+                <w:b/>
+                <w:bCs/>
+              </w:rPr>
+              <w:t xml:space="preserve">VIDEO-CONFIRMED 2026-06-16</w:t>
+            </w:r>
+            <w:r>
+              <w:t xml:space="preserve"> </w:t>
+            </w:r>
+            <w:r>
+              <w:t xml:space="preserve">— result grid rows render,</w:t>
+            </w:r>
+            <w:r>
+              <w:t xml:space="preserve"> </w:t>
+            </w:r>
+            <w:r>
+              <w:rPr>
+                <w:rStyle w:val="VerbatimChar"/>
+              </w:rPr>
+              <w:t xml:space="preserve">boba-web-feature-tour.mp4</w:t>
             </w:r>
           </w:p>
         </w:tc>
@@ -22108,7 +22406,7 @@
               <w:pStyle w:val="Compact"/>
             </w:pPr>
             <w:r>
-              <w:t xml:space="preserve">PENDING</w:t>
+              <w:t xml:space="preserve">PENDING (UI — film next)</w:t>
             </w:r>
           </w:p>
         </w:tc>
@@ -22398,7 +22696,7 @@
               <w:pStyle w:val="Compact"/>
             </w:pPr>
             <w:r>
-              <w:t xml:space="preserve">PENDING</w:t>
+              <w:t xml:space="preserve">PENDING (UI — film next)</w:t>
             </w:r>
           </w:p>
         </w:tc>
@@ -22475,7 +22773,7 @@
               <w:pStyle w:val="Compact"/>
             </w:pPr>
             <w:r>
-              <w:t xml:space="preserve">PENDING</w:t>
+              <w:t xml:space="preserve">PENDING (UI — film next)</w:t>
             </w:r>
           </w:p>
         </w:tc>
@@ -22552,7 +22850,7 @@
               <w:pStyle w:val="Compact"/>
             </w:pPr>
             <w:r>
-              <w:t xml:space="preserve">PENDING</w:t>
+              <w:t xml:space="preserve">PENDING (UI — film next)</w:t>
             </w:r>
           </w:p>
         </w:tc>
@@ -22747,7 +23045,7 @@
               <w:pStyle w:val="Compact"/>
             </w:pPr>
             <w:r>
-              <w:t xml:space="preserve">PENDING</w:t>
+              <w:t xml:space="preserve">PENDING (UI — film next)</w:t>
             </w:r>
           </w:p>
         </w:tc>
@@ -22857,7 +23155,7 @@
               <w:pStyle w:val="Compact"/>
             </w:pPr>
             <w:r>
-              <w:t xml:space="preserve">PENDING</w:t>
+              <w:t xml:space="preserve">PENDING (UI — film next)</w:t>
             </w:r>
           </w:p>
         </w:tc>
@@ -23072,7 +23370,7 @@
               <w:pStyle w:val="Compact"/>
             </w:pPr>
             <w:r>
-              <w:t xml:space="preserve">PENDING</w:t>
+              <w:t xml:space="preserve">PENDING (UI — film next)</w:t>
             </w:r>
           </w:p>
         </w:tc>
@@ -23170,7 +23468,7 @@
               <w:pStyle w:val="Compact"/>
             </w:pPr>
             <w:r>
-              <w:t xml:space="preserve">PENDING</w:t>
+              <w:t xml:space="preserve">PENDING (UI — film next)</w:t>
             </w:r>
           </w:p>
         </w:tc>
@@ -23256,7 +23554,7 @@
               <w:pStyle w:val="Compact"/>
             </w:pPr>
             <w:r>
-              <w:t xml:space="preserve">PENDING</w:t>
+              <w:t xml:space="preserve">PENDING (UI — film next)</w:t>
             </w:r>
           </w:p>
         </w:tc>
@@ -23333,7 +23631,7 @@
               <w:pStyle w:val="Compact"/>
             </w:pPr>
             <w:r>
-              <w:t xml:space="preserve">PENDING</w:t>
+              <w:t xml:space="preserve">PENDING (UI — film next)</w:t>
             </w:r>
           </w:p>
         </w:tc>
@@ -23525,7 +23823,7 @@
               <w:pStyle w:val="Compact"/>
             </w:pPr>
             <w:r>
-              <w:t xml:space="preserve">PENDING</w:t>
+              <w:t xml:space="preserve">N/A (no UI — TS service; exercised by every web dashboard call)</w:t>
             </w:r>
           </w:p>
         </w:tc>
@@ -23635,7 +23933,7 @@
               <w:pStyle w:val="Compact"/>
             </w:pPr>
             <w:r>
-              <w:t xml:space="preserve">PENDING</w:t>
+              <w:t xml:space="preserve">N/A (no UI — TS service; exercised by web search flow live-results stream)</w:t>
             </w:r>
           </w:p>
         </w:tc>
@@ -23745,7 +24043,7 @@
               <w:pStyle w:val="Compact"/>
             </w:pPr>
             <w:r>
-              <w:t xml:space="preserve">PENDING</w:t>
+              <w:t xml:space="preserve">N/A (no UI — TS service; exercised by web theme picker)</w:t>
             </w:r>
           </w:p>
         </w:tc>
@@ -23831,7 +24129,7 @@
               <w:pStyle w:val="Compact"/>
             </w:pPr>
             <w:r>
-              <w:t xml:space="preserve">PENDING</w:t>
+              <w:t xml:space="preserve">N/A (no UI — TS service; exercised by web toast notifications)</w:t>
             </w:r>
           </w:p>
         </w:tc>
@@ -23917,7 +24215,7 @@
               <w:pStyle w:val="Compact"/>
             </w:pPr>
             <w:r>
-              <w:t xml:space="preserve">PENDING</w:t>
+              <w:t xml:space="preserve">N/A (no UI — TS service; exercised by web confirm dialogs)</w:t>
             </w:r>
           </w:p>
         </w:tc>
@@ -24229,7 +24527,7 @@
               <w:pStyle w:val="Compact"/>
             </w:pPr>
             <w:r>
-              <w:t xml:space="preserve">PENDING</w:t>
+              <w:t xml:space="preserve">PENDING (UI — film next)</w:t>
             </w:r>
           </w:p>
         </w:tc>
@@ -24315,7 +24613,7 @@
               <w:pStyle w:val="Compact"/>
             </w:pPr>
             <w:r>
-              <w:t xml:space="preserve">PENDING</w:t>
+              <w:t xml:space="preserve">PENDING (UI — film next)</w:t>
             </w:r>
           </w:p>
         </w:tc>
@@ -24392,7 +24690,7 @@
               <w:pStyle w:val="Compact"/>
             </w:pPr>
             <w:r>
-              <w:t xml:space="preserve">PENDING</w:t>
+              <w:t xml:space="preserve">PENDING (UI — film next)</w:t>
             </w:r>
           </w:p>
         </w:tc>
@@ -24469,7 +24767,7 @@
               <w:pStyle w:val="Compact"/>
             </w:pPr>
             <w:r>
-              <w:t xml:space="preserve">PENDING</w:t>
+              <w:t xml:space="preserve">PENDING (UI — film next)</w:t>
             </w:r>
           </w:p>
         </w:tc>
@@ -24546,7 +24844,7 @@
               <w:pStyle w:val="Compact"/>
             </w:pPr>
             <w:r>
-              <w:t xml:space="preserve">PENDING</w:t>
+              <w:t xml:space="preserve">PENDING (UI — film next)</w:t>
             </w:r>
           </w:p>
         </w:tc>
@@ -24632,7 +24930,7 @@
               <w:pStyle w:val="Compact"/>
             </w:pPr>
             <w:r>
-              <w:t xml:space="preserve">PENDING</w:t>
+              <w:t xml:space="preserve">PENDING (UI — film next)</w:t>
             </w:r>
           </w:p>
         </w:tc>
@@ -24709,7 +25007,7 @@
               <w:pStyle w:val="Compact"/>
             </w:pPr>
             <w:r>
-              <w:t xml:space="preserve">PENDING</w:t>
+              <w:t xml:space="preserve">PENDING (UI — film next)</w:t>
             </w:r>
           </w:p>
         </w:tc>
@@ -24877,7 +25175,7 @@
               <w:pStyle w:val="Compact"/>
             </w:pPr>
             <w:r>
-              <w:t xml:space="preserve">PENDING</w:t>
+              <w:t xml:space="preserve">N/A (no UI — build/coverage infra)</w:t>
             </w:r>
           </w:p>
         </w:tc>
@@ -25130,7 +25428,38 @@
               <w:pStyle w:val="Compact"/>
             </w:pPr>
             <w:r>
-              <w:t xml:space="preserve">PENDING</w:t>
+              <w:rPr>
+                <w:b/>
+                <w:bCs/>
+              </w:rPr>
+              <w:t xml:space="preserve">VIDEO-CONFIRMED 2026-06-16</w:t>
+            </w:r>
+            <w:r>
+              <w:t xml:space="preserve"> </w:t>
+            </w:r>
+            <w:r>
+              <w:t xml:space="preserve">—</w:t>
+            </w:r>
+            <w:r>
+              <w:t xml:space="preserve"> </w:t>
+            </w:r>
+            <w:r>
+              <w:rPr>
+                <w:rStyle w:val="VerbatimChar"/>
+              </w:rPr>
+              <w:t xml:space="preserve">boba-extension-popup.mp4</w:t>
+            </w:r>
+            <w:r>
+              <w:t xml:space="preserve">; verdict</w:t>
+            </w:r>
+            <w:r>
+              <w:t xml:space="preserve"> </w:t>
+            </w:r>
+            <w:r>
+              <w:rPr>
+                <w:rStyle w:val="VerbatimChar"/>
+              </w:rPr>
+              <w:t xml:space="preserve">docs/qa/recordings-20260615/boba-extension-verdict.md</w:t>
             </w:r>
           </w:p>
         </w:tc>
@@ -25207,7 +25536,38 @@
               <w:pStyle w:val="Compact"/>
             </w:pPr>
             <w:r>
-              <w:t xml:space="preserve">PENDING</w:t>
+              <w:rPr>
+                <w:b/>
+                <w:bCs/>
+              </w:rPr>
+              <w:t xml:space="preserve">VIDEO-CONFIRMED 2026-06-16</w:t>
+            </w:r>
+            <w:r>
+              <w:t xml:space="preserve"> </w:t>
+            </w:r>
+            <w:r>
+              <w:t xml:space="preserve">—</w:t>
+            </w:r>
+            <w:r>
+              <w:t xml:space="preserve"> </w:t>
+            </w:r>
+            <w:r>
+              <w:rPr>
+                <w:rStyle w:val="VerbatimChar"/>
+              </w:rPr>
+              <w:t xml:space="preserve">boba-extension-popup.mp4</w:t>
+            </w:r>
+            <w:r>
+              <w:t xml:space="preserve">; verdict</w:t>
+            </w:r>
+            <w:r>
+              <w:t xml:space="preserve"> </w:t>
+            </w:r>
+            <w:r>
+              <w:rPr>
+                <w:rStyle w:val="VerbatimChar"/>
+              </w:rPr>
+              <w:t xml:space="preserve">docs/qa/recordings-20260615/boba-extension-verdict.md</w:t>
             </w:r>
           </w:p>
         </w:tc>
@@ -25284,7 +25644,38 @@
               <w:pStyle w:val="Compact"/>
             </w:pPr>
             <w:r>
-              <w:t xml:space="preserve">PENDING</w:t>
+              <w:rPr>
+                <w:b/>
+                <w:bCs/>
+              </w:rPr>
+              <w:t xml:space="preserve">VIDEO-CONFIRMED 2026-06-16</w:t>
+            </w:r>
+            <w:r>
+              <w:t xml:space="preserve"> </w:t>
+            </w:r>
+            <w:r>
+              <w:t xml:space="preserve">—</w:t>
+            </w:r>
+            <w:r>
+              <w:t xml:space="preserve"> </w:t>
+            </w:r>
+            <w:r>
+              <w:rPr>
+                <w:rStyle w:val="VerbatimChar"/>
+              </w:rPr>
+              <w:t xml:space="preserve">boba-extension-popup.mp4</w:t>
+            </w:r>
+            <w:r>
+              <w:t xml:space="preserve">; verdict</w:t>
+            </w:r>
+            <w:r>
+              <w:t xml:space="preserve"> </w:t>
+            </w:r>
+            <w:r>
+              <w:rPr>
+                <w:rStyle w:val="VerbatimChar"/>
+              </w:rPr>
+              <w:t xml:space="preserve">docs/qa/recordings-20260615/boba-extension-verdict.md</w:t>
             </w:r>
           </w:p>
         </w:tc>
@@ -25361,7 +25752,38 @@
               <w:pStyle w:val="Compact"/>
             </w:pPr>
             <w:r>
-              <w:t xml:space="preserve">PENDING</w:t>
+              <w:rPr>
+                <w:b/>
+                <w:bCs/>
+              </w:rPr>
+              <w:t xml:space="preserve">VIDEO-CONFIRMED 2026-06-16</w:t>
+            </w:r>
+            <w:r>
+              <w:t xml:space="preserve"> </w:t>
+            </w:r>
+            <w:r>
+              <w:t xml:space="preserve">—</w:t>
+            </w:r>
+            <w:r>
+              <w:t xml:space="preserve"> </w:t>
+            </w:r>
+            <w:r>
+              <w:rPr>
+                <w:rStyle w:val="VerbatimChar"/>
+              </w:rPr>
+              <w:t xml:space="preserve">boba-extension-popup.mp4</w:t>
+            </w:r>
+            <w:r>
+              <w:t xml:space="preserve">; verdict</w:t>
+            </w:r>
+            <w:r>
+              <w:t xml:space="preserve"> </w:t>
+            </w:r>
+            <w:r>
+              <w:rPr>
+                <w:rStyle w:val="VerbatimChar"/>
+              </w:rPr>
+              <w:t xml:space="preserve">docs/qa/recordings-20260615/boba-extension-verdict.md</w:t>
             </w:r>
           </w:p>
         </w:tc>
@@ -25438,7 +25860,38 @@
               <w:pStyle w:val="Compact"/>
             </w:pPr>
             <w:r>
-              <w:t xml:space="preserve">PENDING</w:t>
+              <w:rPr>
+                <w:b/>
+                <w:bCs/>
+              </w:rPr>
+              <w:t xml:space="preserve">VIDEO-CONFIRMED 2026-06-16</w:t>
+            </w:r>
+            <w:r>
+              <w:t xml:space="preserve"> </w:t>
+            </w:r>
+            <w:r>
+              <w:t xml:space="preserve">—</w:t>
+            </w:r>
+            <w:r>
+              <w:t xml:space="preserve"> </w:t>
+            </w:r>
+            <w:r>
+              <w:rPr>
+                <w:rStyle w:val="VerbatimChar"/>
+              </w:rPr>
+              <w:t xml:space="preserve">boba-extension-popup.mp4</w:t>
+            </w:r>
+            <w:r>
+              <w:t xml:space="preserve">; verdict</w:t>
+            </w:r>
+            <w:r>
+              <w:t xml:space="preserve"> </w:t>
+            </w:r>
+            <w:r>
+              <w:rPr>
+                <w:rStyle w:val="VerbatimChar"/>
+              </w:rPr>
+              <w:t xml:space="preserve">docs/qa/recordings-20260615/boba-extension-verdict.md</w:t>
             </w:r>
           </w:p>
         </w:tc>
@@ -25536,7 +25989,38 @@
               <w:pStyle w:val="Compact"/>
             </w:pPr>
             <w:r>
-              <w:t xml:space="preserve">PENDING</w:t>
+              <w:rPr>
+                <w:b/>
+                <w:bCs/>
+              </w:rPr>
+              <w:t xml:space="preserve">VIDEO-CONFIRMED 2026-06-16</w:t>
+            </w:r>
+            <w:r>
+              <w:t xml:space="preserve"> </w:t>
+            </w:r>
+            <w:r>
+              <w:t xml:space="preserve">—</w:t>
+            </w:r>
+            <w:r>
+              <w:t xml:space="preserve"> </w:t>
+            </w:r>
+            <w:r>
+              <w:rPr>
+                <w:rStyle w:val="VerbatimChar"/>
+              </w:rPr>
+              <w:t xml:space="preserve">boba-extension-options.mp4</w:t>
+            </w:r>
+            <w:r>
+              <w:t xml:space="preserve">; verdict</w:t>
+            </w:r>
+            <w:r>
+              <w:t xml:space="preserve"> </w:t>
+            </w:r>
+            <w:r>
+              <w:rPr>
+                <w:rStyle w:val="VerbatimChar"/>
+              </w:rPr>
+              <w:t xml:space="preserve">docs/qa/recordings-20260615/boba-extension-verdict.md</w:t>
             </w:r>
           </w:p>
         </w:tc>
@@ -25646,7 +26130,38 @@
               <w:pStyle w:val="Compact"/>
             </w:pPr>
             <w:r>
-              <w:t xml:space="preserve">PENDING</w:t>
+              <w:rPr>
+                <w:b/>
+                <w:bCs/>
+              </w:rPr>
+              <w:t xml:space="preserve">VIDEO-CONFIRMED 2026-06-16</w:t>
+            </w:r>
+            <w:r>
+              <w:t xml:space="preserve"> </w:t>
+            </w:r>
+            <w:r>
+              <w:t xml:space="preserve">—</w:t>
+            </w:r>
+            <w:r>
+              <w:t xml:space="preserve"> </w:t>
+            </w:r>
+            <w:r>
+              <w:rPr>
+                <w:rStyle w:val="VerbatimChar"/>
+              </w:rPr>
+              <w:t xml:space="preserve">boba-extension-scan-detect.mp4</w:t>
+            </w:r>
+            <w:r>
+              <w:t xml:space="preserve">; verdict</w:t>
+            </w:r>
+            <w:r>
+              <w:t xml:space="preserve"> </w:t>
+            </w:r>
+            <w:r>
+              <w:rPr>
+                <w:rStyle w:val="VerbatimChar"/>
+              </w:rPr>
+              <w:t xml:space="preserve">docs/qa/recordings-20260615/boba-extension-verdict.md</w:t>
             </w:r>
           </w:p>
         </w:tc>
@@ -25744,7 +26259,7 @@
               <w:pStyle w:val="Compact"/>
             </w:pPr>
             <w:r>
-              <w:t xml:space="preserve">PENDING</w:t>
+              <w:t xml:space="preserve">N/A (no UI — test-covered + exercised by extension scan/popup)</w:t>
             </w:r>
           </w:p>
         </w:tc>
@@ -25821,7 +26336,7 @@
               <w:pStyle w:val="Compact"/>
             </w:pPr>
             <w:r>
-              <w:t xml:space="preserve">PENDING</w:t>
+              <w:t xml:space="preserve">N/A (no UI — test-covered + exercised by extension scan/popup)</w:t>
             </w:r>
           </w:p>
         </w:tc>
@@ -25898,7 +26413,7 @@
               <w:pStyle w:val="Compact"/>
             </w:pPr>
             <w:r>
-              <w:t xml:space="preserve">PENDING</w:t>
+              <w:t xml:space="preserve">N/A (no UI — test-covered + exercised by extension scan/popup)</w:t>
             </w:r>
           </w:p>
         </w:tc>
@@ -25975,7 +26490,7 @@
               <w:pStyle w:val="Compact"/>
             </w:pPr>
             <w:r>
-              <w:t xml:space="preserve">PENDING</w:t>
+              <w:t xml:space="preserve">N/A (no UI — test-covered + exercised by extension scan/popup)</w:t>
             </w:r>
           </w:p>
         </w:tc>
@@ -26173,7 +26688,7 @@
               <w:pStyle w:val="Compact"/>
             </w:pPr>
             <w:r>
-              <w:t xml:space="preserve">PENDING</w:t>
+              <w:t xml:space="preserve">N/A (no UI — test-covered scanner; exercised by extension scan-detect)</w:t>
             </w:r>
           </w:p>
         </w:tc>
@@ -26286,7 +26801,7 @@
               <w:pStyle w:val="Compact"/>
             </w:pPr>
             <w:r>
-              <w:t xml:space="preserve">PENDING</w:t>
+              <w:t xml:space="preserve">N/A (no UI — test-covered scanner; exercised by extension scan-detect)</w:t>
             </w:r>
           </w:p>
         </w:tc>
@@ -26372,7 +26887,7 @@
               <w:pStyle w:val="Compact"/>
             </w:pPr>
             <w:r>
-              <w:t xml:space="preserve">PENDING</w:t>
+              <w:t xml:space="preserve">N/A (no UI — test-covered scanner; exercised by extension scan-detect)</w:t>
             </w:r>
           </w:p>
         </w:tc>
@@ -26458,7 +26973,7 @@
               <w:pStyle w:val="Compact"/>
             </w:pPr>
             <w:r>
-              <w:t xml:space="preserve">PENDING</w:t>
+              <w:t xml:space="preserve">N/A (no UI — test-covered scanner; exercised by extension scan-detect)</w:t>
             </w:r>
           </w:p>
         </w:tc>
@@ -26535,7 +27050,7 @@
               <w:pStyle w:val="Compact"/>
             </w:pPr>
             <w:r>
-              <w:t xml:space="preserve">PENDING</w:t>
+              <w:t xml:space="preserve">N/A (no UI — test-covered scanner; exercised by extension scan-detect)</w:t>
             </w:r>
           </w:p>
         </w:tc>
@@ -26739,7 +27254,7 @@
               <w:pStyle w:val="Compact"/>
             </w:pPr>
             <w:r>
-              <w:t xml:space="preserve">PENDING</w:t>
+              <w:t xml:space="preserve">N/A (no UI — test-covered parser; exercised by extension scan-detect)</w:t>
             </w:r>
           </w:p>
         </w:tc>
@@ -26837,7 +27352,7 @@
               <w:pStyle w:val="Compact"/>
             </w:pPr>
             <w:r>
-              <w:t xml:space="preserve">PENDING</w:t>
+              <w:t xml:space="preserve">N/A (no UI — test-covered parser; exercised by extension scan-detect)</w:t>
             </w:r>
           </w:p>
         </w:tc>
@@ -26923,7 +27438,7 @@
               <w:pStyle w:val="Compact"/>
             </w:pPr>
             <w:r>
-              <w:t xml:space="preserve">PENDING</w:t>
+              <w:t xml:space="preserve">N/A (no UI — test-covered parser; exercised by extension scan-detect)</w:t>
             </w:r>
           </w:p>
         </w:tc>
@@ -27127,7 +27642,7 @@
               <w:pStyle w:val="Compact"/>
             </w:pPr>
             <w:r>
-              <w:t xml:space="preserve">PENDING</w:t>
+              <w:t xml:space="preserve">N/A (no UI — test-covered API client; exercised by extension Send)</w:t>
             </w:r>
           </w:p>
         </w:tc>
@@ -27219,7 +27734,7 @@
               <w:pStyle w:val="Compact"/>
             </w:pPr>
             <w:r>
-              <w:t xml:space="preserve">PENDING</w:t>
+              <w:t xml:space="preserve">N/A (no UI — test-covered health probe; exercised by extension status indicator)</w:t>
             </w:r>
           </w:p>
         </w:tc>
@@ -27305,7 +27820,7 @@
               <w:pStyle w:val="Compact"/>
             </w:pPr>
             <w:r>
-              <w:t xml:space="preserve">PENDING</w:t>
+              <w:t xml:space="preserve">N/A (no UI — test-covered offline queue; chaos-covered)</w:t>
             </w:r>
           </w:p>
         </w:tc>
@@ -27521,7 +28036,7 @@
               <w:pStyle w:val="Compact"/>
             </w:pPr>
             <w:r>
-              <w:t xml:space="preserve">PENDING</w:t>
+              <w:t xml:space="preserve">N/A (no UI — test-covered crypto; exercised by extension Send token path)</w:t>
             </w:r>
           </w:p>
         </w:tc>
@@ -27613,7 +28128,7 @@
               <w:pStyle w:val="Compact"/>
             </w:pPr>
             <w:r>
-              <w:t xml:space="preserve">PENDING</w:t>
+              <w:t xml:space="preserve">N/A (no UI — test-covered storage wrapper)</w:t>
             </w:r>
           </w:p>
         </w:tc>
@@ -27690,7 +28205,7 @@
               <w:pStyle w:val="Compact"/>
             </w:pPr>
             <w:r>
-              <w:t xml:space="preserve">PENDING</w:t>
+              <w:t xml:space="preserve">N/A (no UI — test-covered constants)</w:t>
             </w:r>
           </w:p>
         </w:tc>
@@ -27767,7 +28282,7 @@
               <w:pStyle w:val="Compact"/>
             </w:pPr>
             <w:r>
-              <w:t xml:space="preserve">PENDING</w:t>
+              <w:t xml:space="preserve">N/A (no UI — test-covered error types)</w:t>
             </w:r>
           </w:p>
         </w:tc>
@@ -27844,7 +28359,7 @@
               <w:pStyle w:val="Compact"/>
             </w:pPr>
             <w:r>
-              <w:t xml:space="preserve">PENDING</w:t>
+              <w:t xml:space="preserve">N/A (no UI — test-covered event bus)</w:t>
             </w:r>
           </w:p>
         </w:tc>
@@ -27921,7 +28436,7 @@
               <w:pStyle w:val="Compact"/>
             </w:pPr>
             <w:r>
-              <w:t xml:space="preserve">PENDING</w:t>
+              <w:t xml:space="preserve">N/A (no UI — test-covered logger)</w:t>
             </w:r>
           </w:p>
         </w:tc>
@@ -27998,7 +28513,7 @@
               <w:pStyle w:val="Compact"/>
             </w:pPr>
             <w:r>
-              <w:t xml:space="preserve">PENDING</w:t>
+              <w:t xml:space="preserve">N/A (no UI — test-covered utils/rate-limiter)</w:t>
             </w:r>
           </w:p>
         </w:tc>
@@ -28075,7 +28590,7 @@
               <w:pStyle w:val="Compact"/>
             </w:pPr>
             <w:r>
-              <w:t xml:space="preserve">PENDING</w:t>
+              <w:t xml:space="preserve">N/A (no UI of its own — test-covered tab-group batching; exercised by extension Send-All)</w:t>
             </w:r>
           </w:p>
         </w:tc>
@@ -28273,7 +28788,7 @@
               <w:pStyle w:val="Compact"/>
             </w:pPr>
             <w:r>
-              <w:t xml:space="preserve">PENDING</w:t>
+              <w:t xml:space="preserve">N/A (no UI of its own — i18n locale data; test-covered; surfaced inside extension popup/options)</w:t>
             </w:r>
           </w:p>
         </w:tc>
@@ -28365,7 +28880,7 @@
               <w:pStyle w:val="Compact"/>
             </w:pPr>
             <w:r>
-              <w:t xml:space="preserve">PENDING</w:t>
+              <w:t xml:space="preserve">N/A (no UI of its own — i18n locale data; test-covered; surfaced inside extension popup/options)</w:t>
             </w:r>
           </w:p>
         </w:tc>
@@ -28457,7 +28972,7 @@
               <w:pStyle w:val="Compact"/>
             </w:pPr>
             <w:r>
-              <w:t xml:space="preserve">PENDING</w:t>
+              <w:t xml:space="preserve">N/A (no UI of its own — i18n locale data; test-covered; surfaced inside extension popup/options)</w:t>
             </w:r>
           </w:p>
         </w:tc>
@@ -28549,7 +29064,7 @@
               <w:pStyle w:val="Compact"/>
             </w:pPr>
             <w:r>
-              <w:t xml:space="preserve">PENDING</w:t>
+              <w:t xml:space="preserve">N/A (no UI of its own — i18n locale data; test-covered; surfaced inside extension popup/options)</w:t>
             </w:r>
           </w:p>
         </w:tc>
@@ -28641,7 +29156,7 @@
               <w:pStyle w:val="Compact"/>
             </w:pPr>
             <w:r>
-              <w:t xml:space="preserve">PENDING</w:t>
+              <w:t xml:space="preserve">N/A (no UI of its own — i18n locale data; test-covered; surfaced inside extension popup/options)</w:t>
             </w:r>
           </w:p>
         </w:tc>
@@ -28733,7 +29248,7 @@
               <w:pStyle w:val="Compact"/>
             </w:pPr>
             <w:r>
-              <w:t xml:space="preserve">PENDING</w:t>
+              <w:t xml:space="preserve">N/A (no UI of its own — i18n locale data; test-covered; surfaced inside extension popup/options)</w:t>
             </w:r>
           </w:p>
         </w:tc>
@@ -28825,7 +29340,7 @@
               <w:pStyle w:val="Compact"/>
             </w:pPr>
             <w:r>
-              <w:t xml:space="preserve">PENDING</w:t>
+              <w:t xml:space="preserve">N/A (no UI of its own — i18n locale data; test-covered; surfaced inside extension popup/options)</w:t>
             </w:r>
           </w:p>
         </w:tc>
@@ -28917,7 +29432,7 @@
               <w:pStyle w:val="Compact"/>
             </w:pPr>
             <w:r>
-              <w:t xml:space="preserve">PENDING</w:t>
+              <w:t xml:space="preserve">N/A (no UI of its own — i18n locale data; test-covered; surfaced inside extension popup/options)</w:t>
             </w:r>
           </w:p>
         </w:tc>
@@ -29100,7 +29615,7 @@
               <w:pStyle w:val="Compact"/>
             </w:pPr>
             <w:r>
-              <w:t xml:space="preserve">PENDING</w:t>
+              <w:t xml:space="preserve">N/A (no UI — live round-trip test; operator-gated live env)</w:t>
             </w:r>
           </w:p>
         </w:tc>
@@ -29341,7 +29856,7 @@
               <w:pStyle w:val="Compact"/>
             </w:pPr>
             <w:r>
-              <w:t xml:space="preserve">PENDING</w:t>
+              <w:t xml:space="preserve">N/A (no UI of its own — host proxy; test-covered)</w:t>
             </w:r>
           </w:p>
         </w:tc>
@@ -29418,7 +29933,7 @@
               <w:pStyle w:val="Compact"/>
             </w:pPr>
             <w:r>
-              <w:t xml:space="preserve">PENDING</w:t>
+              <w:t xml:space="preserve">N/A (no UI of its own — host proxy auth bridging; test-covered, live-gated)</w:t>
             </w:r>
           </w:p>
         </w:tc>
@@ -29504,7 +30019,7 @@
               <w:pStyle w:val="Compact"/>
             </w:pPr>
             <w:r>
-              <w:t xml:space="preserve">PENDING</w:t>
+              <w:t xml:space="preserve">N/A (no UI of its own — proxy theme injection; test-covered)</w:t>
             </w:r>
           </w:p>
         </w:tc>
@@ -29590,7 +30105,7 @@
               <w:pStyle w:val="Compact"/>
             </w:pPr>
             <w:r>
-              <w:t xml:space="preserve">PENDING</w:t>
+              <w:t xml:space="preserve">N/A (no UI of its own — proxy root liveness; test-covered)</w:t>
             </w:r>
           </w:p>
         </w:tc>
@@ -29825,7 +30340,19 @@
               <w:pStyle w:val="Compact"/>
             </w:pPr>
             <w:r>
-              <w:t xml:space="preserve">PENDING</w:t>
+              <w:t xml:space="preserve">N/A (CLI — go-test-covered; exercised by boba-ctl CLI demo,</w:t>
+            </w:r>
+            <w:r>
+              <w:t xml:space="preserve"> </w:t>
+            </w:r>
+            <w:r>
+              <w:rPr>
+                <w:rStyle w:val="VerbatimChar"/>
+              </w:rPr>
+              <w:t xml:space="preserve">boba-cli-orchestrator-demo.mp4</w:t>
+            </w:r>
+            <w:r>
+              <w:t xml:space="preserve">)</w:t>
             </w:r>
           </w:p>
         </w:tc>
@@ -29920,7 +30447,19 @@
               <w:pStyle w:val="Compact"/>
             </w:pPr>
             <w:r>
-              <w:t xml:space="preserve">PENDING</w:t>
+              <w:t xml:space="preserve">N/A (CLI — go-test-covered; exercised by boba-ctl CLI demo,</w:t>
+            </w:r>
+            <w:r>
+              <w:t xml:space="preserve"> </w:t>
+            </w:r>
+            <w:r>
+              <w:rPr>
+                <w:rStyle w:val="VerbatimChar"/>
+              </w:rPr>
+              <w:t xml:space="preserve">boba-cli-orchestrator-demo.mp4</w:t>
+            </w:r>
+            <w:r>
+              <w:t xml:space="preserve">)</w:t>
             </w:r>
           </w:p>
         </w:tc>
@@ -30372,7 +30911,7 @@
               <w:pStyle w:val="Compact"/>
             </w:pPr>
             <w:r>
-              <w:t xml:space="preserve">PENDING</w:t>
+              <w:t xml:space="preserve">N/A (CLI shim — test-covered; exercised by boba-ctl CLI demo)</w:t>
             </w:r>
           </w:p>
         </w:tc>
@@ -30555,7 +31094,7 @@
               <w:pStyle w:val="Compact"/>
             </w:pPr>
             <w:r>
-              <w:t xml:space="preserve">PENDING</w:t>
+              <w:t xml:space="preserve">N/A (host script — no UI; test-covered/operational)</w:t>
             </w:r>
           </w:p>
         </w:tc>
@@ -30632,7 +31171,7 @@
               <w:pStyle w:val="Compact"/>
             </w:pPr>
             <w:r>
-              <w:t xml:space="preserve">PENDING</w:t>
+              <w:t xml:space="preserve">N/A (host script — no UI; test-covered/operational)</w:t>
             </w:r>
           </w:p>
         </w:tc>
@@ -30709,7 +31248,7 @@
               <w:pStyle w:val="Compact"/>
             </w:pPr>
             <w:r>
-              <w:t xml:space="preserve">PENDING</w:t>
+              <w:t xml:space="preserve">N/A (host script — no UI; test-covered/operational)</w:t>
             </w:r>
           </w:p>
         </w:tc>
@@ -30786,7 +31325,7 @@
               <w:pStyle w:val="Compact"/>
             </w:pPr>
             <w:r>
-              <w:t xml:space="preserve">PENDING</w:t>
+              <w:t xml:space="preserve">N/A (host script — no UI; test-covered/operational)</w:t>
             </w:r>
           </w:p>
         </w:tc>
@@ -30863,7 +31402,7 @@
               <w:pStyle w:val="Compact"/>
             </w:pPr>
             <w:r>
-              <w:t xml:space="preserve">PENDING</w:t>
+              <w:t xml:space="preserve">N/A (host script — no UI; test-covered/operational)</w:t>
             </w:r>
           </w:p>
         </w:tc>
@@ -30940,7 +31479,7 @@
               <w:pStyle w:val="Compact"/>
             </w:pPr>
             <w:r>
-              <w:t xml:space="preserve">PENDING</w:t>
+              <w:t xml:space="preserve">N/A (host script — no UI; test-covered/operational)</w:t>
             </w:r>
           </w:p>
         </w:tc>
@@ -31017,7 +31556,7 @@
               <w:pStyle w:val="Compact"/>
             </w:pPr>
             <w:r>
-              <w:t xml:space="preserve">PENDING</w:t>
+              <w:t xml:space="preserve">N/A (host script — no UI; test-covered/operational)</w:t>
             </w:r>
           </w:p>
         </w:tc>
@@ -31109,7 +31648,7 @@
               <w:pStyle w:val="Compact"/>
             </w:pPr>
             <w:r>
-              <w:t xml:space="preserve">PENDING</w:t>
+              <w:t xml:space="preserve">N/A (host script — no UI; test-covered/operational)</w:t>
             </w:r>
           </w:p>
         </w:tc>
@@ -31283,7 +31822,7 @@
               <w:pStyle w:val="Compact"/>
             </w:pPr>
             <w:r>
-              <w:t xml:space="preserve">PENDING</w:t>
+              <w:t xml:space="preserve">N/A (host CI/test wrapper — no UI; is the gate)</w:t>
             </w:r>
           </w:p>
         </w:tc>
@@ -31360,7 +31899,7 @@
               <w:pStyle w:val="Compact"/>
             </w:pPr>
             <w:r>
-              <w:t xml:space="preserve">PENDING</w:t>
+              <w:t xml:space="preserve">N/A (host CI/test wrapper — no UI; is the gate)</w:t>
             </w:r>
           </w:p>
         </w:tc>
@@ -31437,7 +31976,7 @@
               <w:pStyle w:val="Compact"/>
             </w:pPr>
             <w:r>
-              <w:t xml:space="preserve">PENDING</w:t>
+              <w:t xml:space="preserve">N/A (host CI/test wrapper — no UI; is the gate)</w:t>
             </w:r>
           </w:p>
         </w:tc>
@@ -31514,7 +32053,7 @@
               <w:pStyle w:val="Compact"/>
             </w:pPr>
             <w:r>
-              <w:t xml:space="preserve">PENDING</w:t>
+              <w:t xml:space="preserve">N/A (host CI/test wrapper — no UI; is the gate)</w:t>
             </w:r>
           </w:p>
         </w:tc>
@@ -31591,7 +32130,7 @@
               <w:pStyle w:val="Compact"/>
             </w:pPr>
             <w:r>
-              <w:t xml:space="preserve">PENDING</w:t>
+              <w:t xml:space="preserve">N/A (host CI/test wrapper — no UI; is the gate)</w:t>
             </w:r>
           </w:p>
         </w:tc>
@@ -31765,7 +32304,7 @@
               <w:pStyle w:val="Compact"/>
             </w:pPr>
             <w:r>
-              <w:t xml:space="preserve">PENDING</w:t>
+              <w:t xml:space="preserve">N/A (host script — no UI; test-covered/operational)</w:t>
             </w:r>
           </w:p>
         </w:tc>
@@ -31842,7 +32381,7 @@
               <w:pStyle w:val="Compact"/>
             </w:pPr>
             <w:r>
-              <w:t xml:space="preserve">PENDING</w:t>
+              <w:t xml:space="preserve">N/A (host script — no UI; test-covered/operational)</w:t>
             </w:r>
           </w:p>
         </w:tc>
@@ -31919,7 +32458,7 @@
               <w:pStyle w:val="Compact"/>
             </w:pPr>
             <w:r>
-              <w:t xml:space="preserve">PENDING</w:t>
+              <w:t xml:space="preserve">N/A (host script — no UI; test-covered/operational)</w:t>
             </w:r>
           </w:p>
         </w:tc>
@@ -31996,7 +32535,7 @@
               <w:pStyle w:val="Compact"/>
             </w:pPr>
             <w:r>
-              <w:t xml:space="preserve">PENDING</w:t>
+              <w:t xml:space="preserve">N/A (host script — no UI; test-covered/operational)</w:t>
             </w:r>
           </w:p>
         </w:tc>
@@ -32073,7 +32612,7 @@
               <w:pStyle w:val="Compact"/>
             </w:pPr>
             <w:r>
-              <w:t xml:space="preserve">PENDING</w:t>
+              <w:t xml:space="preserve">N/A (host script — no UI; test-covered/operational)</w:t>
             </w:r>
           </w:p>
         </w:tc>
@@ -32177,7 +32716,7 @@
               <w:pStyle w:val="Compact"/>
             </w:pPr>
             <w:r>
-              <w:t xml:space="preserve">PENDING</w:t>
+              <w:t xml:space="preserve">N/A (host script — no UI; test-covered/operational)</w:t>
             </w:r>
           </w:p>
         </w:tc>
@@ -32254,7 +32793,7 @@
               <w:pStyle w:val="Compact"/>
             </w:pPr>
             <w:r>
-              <w:t xml:space="preserve">PENDING</w:t>
+              <w:t xml:space="preserve">N/A (host script — no UI; test-covered/operational)</w:t>
             </w:r>
           </w:p>
         </w:tc>
@@ -32340,7 +32879,7 @@
               <w:pStyle w:val="Compact"/>
             </w:pPr>
             <w:r>
-              <w:t xml:space="preserve">PENDING</w:t>
+              <w:t xml:space="preserve">N/A (host script — no UI; test-covered/operational)</w:t>
             </w:r>
           </w:p>
         </w:tc>
@@ -32417,7 +32956,7 @@
               <w:pStyle w:val="Compact"/>
             </w:pPr>
             <w:r>
-              <w:t xml:space="preserve">PENDING</w:t>
+              <w:t xml:space="preserve">N/A (host script — no UI; test-covered/operational)</w:t>
             </w:r>
           </w:p>
         </w:tc>
@@ -32494,7 +33033,7 @@
               <w:pStyle w:val="Compact"/>
             </w:pPr>
             <w:r>
-              <w:t xml:space="preserve">PENDING</w:t>
+              <w:t xml:space="preserve">N/A (host script — no UI; test-covered/operational)</w:t>
             </w:r>
           </w:p>
         </w:tc>
@@ -32571,7 +33110,7 @@
               <w:pStyle w:val="Compact"/>
             </w:pPr>
             <w:r>
-              <w:t xml:space="preserve">PENDING</w:t>
+              <w:t xml:space="preserve">N/A (host script — no UI; test-covered/operational)</w:t>
             </w:r>
           </w:p>
         </w:tc>
@@ -32648,7 +33187,7 @@
               <w:pStyle w:val="Compact"/>
             </w:pPr>
             <w:r>
-              <w:t xml:space="preserve">PENDING</w:t>
+              <w:t xml:space="preserve">N/A (host script — no UI; test-covered/operational)</w:t>
             </w:r>
           </w:p>
         </w:tc>
@@ -32725,7 +33264,7 @@
               <w:pStyle w:val="Compact"/>
             </w:pPr>
             <w:r>
-              <w:t xml:space="preserve">PENDING</w:t>
+              <w:t xml:space="preserve">N/A (host script — no UI; test-covered/operational)</w:t>
             </w:r>
           </w:p>
         </w:tc>
@@ -32802,7 +33341,7 @@
               <w:pStyle w:val="Compact"/>
             </w:pPr>
             <w:r>
-              <w:t xml:space="preserve">PENDING</w:t>
+              <w:t xml:space="preserve">N/A (host script — no UI; test-covered/operational)</w:t>
             </w:r>
           </w:p>
         </w:tc>
@@ -32879,7 +33418,7 @@
               <w:pStyle w:val="Compact"/>
             </w:pPr>
             <w:r>
-              <w:t xml:space="preserve">PENDING</w:t>
+              <w:t xml:space="preserve">N/A (host script — no UI; test-covered/operational)</w:t>
             </w:r>
           </w:p>
         </w:tc>
@@ -32956,7 +33495,7 @@
               <w:pStyle w:val="Compact"/>
             </w:pPr>
             <w:r>
-              <w:t xml:space="preserve">PENDING</w:t>
+              <w:t xml:space="preserve">N/A (host script — no UI; test-covered/operational)</w:t>
             </w:r>
           </w:p>
         </w:tc>
@@ -33033,7 +33572,7 @@
               <w:pStyle w:val="Compact"/>
             </w:pPr>
             <w:r>
-              <w:t xml:space="preserve">PENDING</w:t>
+              <w:t xml:space="preserve">N/A (host script — no UI; test-covered/operational)</w:t>
             </w:r>
           </w:p>
         </w:tc>
@@ -33110,7 +33649,7 @@
               <w:pStyle w:val="Compact"/>
             </w:pPr>
             <w:r>
-              <w:t xml:space="preserve">PENDING</w:t>
+              <w:t xml:space="preserve">N/A (host script — no UI; test-covered/operational)</w:t>
             </w:r>
           </w:p>
         </w:tc>
@@ -33293,7 +33832,7 @@
               <w:pStyle w:val="Compact"/>
             </w:pPr>
             <w:r>
-              <w:t xml:space="preserve">PENDING</w:t>
+              <w:t xml:space="preserve">N/A (infra — no UI; e2e-test-covered orchestration)</w:t>
             </w:r>
           </w:p>
         </w:tc>
@@ -33382,7 +33921,7 @@
               <w:pStyle w:val="Compact"/>
             </w:pPr>
             <w:r>
-              <w:t xml:space="preserve">PENDING</w:t>
+              <w:t xml:space="preserve">N/A (infra — no UI; integration-test-covered startup autoconfig)</w:t>
             </w:r>
           </w:p>
         </w:tc>
@@ -33468,7 +34007,7 @@
               <w:pStyle w:val="Compact"/>
             </w:pPr>
             <w:r>
-              <w:t xml:space="preserve">PENDING</w:t>
+              <w:t xml:space="preserve">N/A (infra — no UI; go-test-covered first-boot key generation)</w:t>
             </w:r>
           </w:p>
         </w:tc>

--- a/docs/features/Status.docx
+++ b/docs/features/Status.docx
@@ -34,7 +34,7 @@
         <w:t xml:space="preserve"> </w:t>
       </w:r>
       <w:r>
-        <w:t xml:space="preserve">5</w:t>
+        <w:t xml:space="preserve">6</w:t>
       </w:r>
       <w:r>
         <w:t xml:space="preserve"> </w:t>
@@ -50,7 +50,7 @@
         <w:t xml:space="preserve"> </w:t>
       </w:r>
       <w:r>
-        <w:t xml:space="preserve">2026-06-16T12:15:00Z</w:t>
+        <w:t xml:space="preserve">2026-06-16T18:30:00Z</w:t>
       </w:r>
       <w:r>
         <w:t xml:space="preserve"> </w:t>
@@ -288,7 +288,7 @@
           <w:b/>
           <w:bCs/>
         </w:rPr>
-        <w:t xml:space="preserve">25 VIDEO-CONFIRMED</w:t>
+        <w:t xml:space="preserve">28 VIDEO-CONFIRMED</w:t>
       </w:r>
       <w:r>
         <w:t xml:space="preserve">,</w:t>
@@ -301,7 +301,7 @@
           <w:b/>
           <w:bCs/>
         </w:rPr>
-        <w:t xml:space="preserve">17 PENDING (UI — film next)</w:t>
+        <w:t xml:space="preserve">14 PENDING (UI — film next)</w:t>
       </w:r>
       <w:r>
         <w:t xml:space="preserve">,</w:t>
@@ -989,6 +989,191 @@
                 <w:rStyle w:val="VerbatimChar"/>
               </w:rPr>
               <w:t xml:space="preserve">boba-extension-verdict.md</w:t>
+            </w:r>
+          </w:p>
+        </w:tc>
+      </w:tr>
+      <w:tr>
+        <w:tc>
+          <w:tcPr/>
+          <w:p>
+            <w:pPr>
+              <w:pStyle w:val="Compact"/>
+            </w:pPr>
+            <w:r>
+              <w:rPr>
+                <w:rStyle w:val="VerbatimChar"/>
+              </w:rPr>
+              <w:t xml:space="preserve">boba-web-tabs-theme-tour.mp4</w:t>
+            </w:r>
+            <w:r>
+              <w:t xml:space="preserve"> </w:t>
+            </w:r>
+            <w:r>
+              <w:t xml:space="preserve">(+ frames</w:t>
+            </w:r>
+            <w:r>
+              <w:t xml:space="preserve"> </w:t>
+            </w:r>
+            <w:r>
+              <w:rPr>
+                <w:rStyle w:val="VerbatimChar"/>
+              </w:rPr>
+              <w:t xml:space="preserve">boba-web-tab-active-downloads.png</w:t>
+            </w:r>
+            <w:r>
+              <w:t xml:space="preserve"> </w:t>
+            </w:r>
+            <w:r>
+              <w:t xml:space="preserve">/</w:t>
+            </w:r>
+            <w:r>
+              <w:t xml:space="preserve"> </w:t>
+            </w:r>
+            <w:r>
+              <w:rPr>
+                <w:rStyle w:val="VerbatimChar"/>
+              </w:rPr>
+              <w:t xml:space="preserve">boba-web-tab-schedules.png</w:t>
+            </w:r>
+            <w:r>
+              <w:t xml:space="preserve"> </w:t>
+            </w:r>
+            <w:r>
+              <w:t xml:space="preserve">/</w:t>
+            </w:r>
+            <w:r>
+              <w:t xml:space="preserve"> </w:t>
+            </w:r>
+            <w:r>
+              <w:rPr>
+                <w:rStyle w:val="VerbatimChar"/>
+              </w:rPr>
+              <w:t xml:space="preserve">boba-web-tab-hooks.png</w:t>
+            </w:r>
+            <w:r>
+              <w:t xml:space="preserve"> </w:t>
+            </w:r>
+            <w:r>
+              <w:t xml:space="preserve">/</w:t>
+            </w:r>
+            <w:r>
+              <w:t xml:space="preserve"> </w:t>
+            </w:r>
+            <w:r>
+              <w:rPr>
+                <w:rStyle w:val="VerbatimChar"/>
+              </w:rPr>
+              <w:t xml:space="preserve">boba-web-theme-toggle.png</w:t>
+            </w:r>
+            <w:r>
+              <w:t xml:space="preserve">) +</w:t>
+            </w:r>
+            <w:r>
+              <w:t xml:space="preserve"> </w:t>
+            </w:r>
+            <w:r>
+              <w:rPr>
+                <w:rStyle w:val="VerbatimChar"/>
+              </w:rPr>
+              <w:t xml:space="preserve">boba-web-jackett-add-credential.png</w:t>
+            </w:r>
+          </w:p>
+        </w:tc>
+        <w:tc>
+          <w:tcPr/>
+          <w:p>
+            <w:pPr>
+              <w:pStyle w:val="Compact"/>
+            </w:pPr>
+            <w:r>
+              <w:t xml:space="preserve">Web dashboard + Jackett page</w:t>
+            </w:r>
+          </w:p>
+        </w:tc>
+        <w:tc>
+          <w:tcPr/>
+          <w:p>
+            <w:pPr>
+              <w:pStyle w:val="Compact"/>
+            </w:pPr>
+            <w:r>
+              <w:t xml:space="preserve">Active Downloads / Schedules / Hooks tabs each render their empty-state + columns;</w:t>
+            </w:r>
+            <w:r>
+              <w:t xml:space="preserve"> </w:t>
+            </w:r>
+            <w:r>
+              <w:rPr>
+                <w:b/>
+                <w:bCs/>
+              </w:rPr>
+              <w:t xml:space="preserve">theme toggle</w:t>
+            </w:r>
+            <w:r>
+              <w:t xml:space="preserve">;</w:t>
+            </w:r>
+            <w:r>
+              <w:t xml:space="preserve"> </w:t>
+            </w:r>
+            <w:r>
+              <w:rPr>
+                <w:b/>
+                <w:bCs/>
+              </w:rPr>
+              <w:t xml:space="preserve">processing spinner</w:t>
+            </w:r>
+            <w:r>
+              <w:t xml:space="preserve"> </w:t>
+            </w:r>
+            <w:r>
+              <w:t xml:space="preserve">(</w:t>
+            </w:r>
+            <w:r>
+              <w:t xml:space="preserve">“Found N results…”</w:t>
+            </w:r>
+            <w:r>
+              <w:t xml:space="preserve">);</w:t>
+            </w:r>
+            <w:r>
+              <w:t xml:space="preserve"> </w:t>
+            </w:r>
+            <w:r>
+              <w:rPr>
+                <w:b/>
+                <w:bCs/>
+              </w:rPr>
+              <w:t xml:space="preserve">bridge/qBit-Connected header indicator</w:t>
+            </w:r>
+            <w:r>
+              <w:t xml:space="preserve">; Jackett</w:t>
+            </w:r>
+            <w:r>
+              <w:t xml:space="preserve"> </w:t>
+            </w:r>
+            <w:r>
+              <w:rPr>
+                <w:b/>
+                <w:bCs/>
+              </w:rPr>
+              <w:t xml:space="preserve">Add-credential dialog</w:t>
+            </w:r>
+            <w:r>
+              <w:t xml:space="preserve"> </w:t>
+            </w:r>
+            <w:r>
+              <w:t xml:space="preserve">(Name/Username/Password/Cookies + Cancel/Save)</w:t>
+            </w:r>
+          </w:p>
+        </w:tc>
+        <w:tc>
+          <w:tcPr/>
+          <w:p>
+            <w:pPr>
+              <w:pStyle w:val="Compact"/>
+            </w:pPr>
+            <w:r>
+              <w:t xml:space="preserve">Claude-vision verified 2026-06-16</w:t>
             </w:r>
           </w:p>
         </w:tc>
@@ -22696,7 +22881,32 @@
               <w:pStyle w:val="Compact"/>
             </w:pPr>
             <w:r>
-              <w:t xml:space="preserve">PENDING (UI — film next)</w:t>
+              <w:rPr>
+                <w:b/>
+                <w:bCs/>
+              </w:rPr>
+              <w:t xml:space="preserve">VIDEO-CONFIRMED 2026-06-16</w:t>
+            </w:r>
+            <w:r>
+              <w:t xml:space="preserve"> </w:t>
+            </w:r>
+            <w:r>
+              <w:t xml:space="preserve">— processing spinner (</w:t>
+            </w:r>
+            <w:r>
+              <w:t xml:space="preserve">“Found N results…”</w:t>
+            </w:r>
+            <w:r>
+              <w:t xml:space="preserve">) shown,</w:t>
+            </w:r>
+            <w:r>
+              <w:t xml:space="preserve"> </w:t>
+            </w:r>
+            <w:r>
+              <w:rPr>
+                <w:rStyle w:val="VerbatimChar"/>
+              </w:rPr>
+              <w:t xml:space="preserve">boba-web-tabs-theme-tour.mp4</w:t>
             </w:r>
           </w:p>
         </w:tc>
@@ -22773,7 +22983,26 @@
               <w:pStyle w:val="Compact"/>
             </w:pPr>
             <w:r>
-              <w:t xml:space="preserve">PENDING (UI — film next)</w:t>
+              <w:rPr>
+                <w:b/>
+                <w:bCs/>
+              </w:rPr>
+              <w:t xml:space="preserve">VIDEO-CONFIRMED 2026-06-16</w:t>
+            </w:r>
+            <w:r>
+              <w:t xml:space="preserve"> </w:t>
+            </w:r>
+            <w:r>
+              <w:t xml:space="preserve">— bridge/qBit-Connected header indicator shown,</w:t>
+            </w:r>
+            <w:r>
+              <w:t xml:space="preserve"> </w:t>
+            </w:r>
+            <w:r>
+              <w:rPr>
+                <w:rStyle w:val="VerbatimChar"/>
+              </w:rPr>
+              <w:t xml:space="preserve">boba-web-tabs-theme-tour.mp4</w:t>
             </w:r>
           </w:p>
         </w:tc>
@@ -24527,7 +24756,26 @@
               <w:pStyle w:val="Compact"/>
             </w:pPr>
             <w:r>
-              <w:t xml:space="preserve">PENDING (UI — film next)</w:t>
+              <w:rPr>
+                <w:b/>
+                <w:bCs/>
+              </w:rPr>
+              <w:t xml:space="preserve">VIDEO-CONFIRMED 2026-06-16</w:t>
+            </w:r>
+            <w:r>
+              <w:t xml:space="preserve"> </w:t>
+            </w:r>
+            <w:r>
+              <w:t xml:space="preserve">— Jackett Add-credential dialog (Name/Username/Password/Cookies + Cancel/Save) shown,</w:t>
+            </w:r>
+            <w:r>
+              <w:t xml:space="preserve"> </w:t>
+            </w:r>
+            <w:r>
+              <w:rPr>
+                <w:rStyle w:val="VerbatimChar"/>
+              </w:rPr>
+              <w:t xml:space="preserve">boba-web-jackett-add-credential.png</w:t>
             </w:r>
           </w:p>
         </w:tc>

--- a/docs/features/Status.docx
+++ b/docs/features/Status.docx
@@ -2,14 +2,6 @@
 <file path=word/document.xml><?xml version="1.0" encoding="utf-8"?>
 <w:document xmlns:w="http://schemas.openxmlformats.org/wordprocessingml/2006/main" xmlns:m="http://schemas.openxmlformats.org/officeDocument/2006/math" xmlns:r="http://schemas.openxmlformats.org/officeDocument/2006/relationships" xmlns:o="urn:schemas-microsoft-com:office:office" xmlns:v="urn:schemas-microsoft-com:vml" xmlns:w10="urn:schemas-microsoft-com:office:word" xmlns:a="http://schemas.openxmlformats.org/drawingml/2006/main" xmlns:pic="http://schemas.openxmlformats.org/drawingml/2006/picture" xmlns:wp="http://schemas.openxmlformats.org/drawingml/2006/wordprocessingDrawing">
   <w:body>
-    <w:p>
-      <w:pPr>
-        <w:pStyle w:val="Title"/>
-      </w:pPr>
-      <w:r>
-        <w:t xml:space="preserve">Status</w:t>
-      </w:r>
-    </w:p>
     <w:bookmarkStart w:id="57" w:name="boba-feature-status-all-components"/>
     <w:p>
       <w:pPr>
@@ -34,7 +26,7 @@
         <w:t xml:space="preserve"> </w:t>
       </w:r>
       <w:r>
-        <w:t xml:space="preserve">6</w:t>
+        <w:t xml:space="preserve">7</w:t>
       </w:r>
       <w:r>
         <w:t xml:space="preserve"> </w:t>
@@ -50,7 +42,7 @@
         <w:t xml:space="preserve"> </w:t>
       </w:r>
       <w:r>
-        <w:t xml:space="preserve">2026-06-16T18:30:00Z</w:t>
+        <w:t xml:space="preserve">2026-06-16T23:30:00Z</w:t>
       </w:r>
       <w:r>
         <w:t xml:space="preserve"> </w:t>
@@ -119,6 +111,264 @@
       </w:r>
       <w:r>
         <w:t xml:space="preserve">.</w:t>
+      </w:r>
+    </w:p>
+    <w:p>
+      <w:pPr>
+        <w:pStyle w:val="BlockText"/>
+      </w:pPr>
+      <w:r>
+        <w:rPr>
+          <w:b/>
+          <w:bCs/>
+        </w:rPr>
+        <w:t xml:space="preserve">Rev 7 (2026-06-16) — live-PASS update for the search/auth fix batch (HEAD</w:t>
+      </w:r>
+      <w:r>
+        <w:rPr>
+          <w:b/>
+          <w:bCs/>
+        </w:rPr>
+        <w:t xml:space="preserve"> </w:t>
+      </w:r>
+      <w:r>
+        <w:rPr>
+          <w:rStyle w:val="VerbatimChar"/>
+          <w:b/>
+          <w:bCs/>
+        </w:rPr>
+        <w:t xml:space="preserve">7e9cab5</w:t>
+      </w:r>
+      <w:r>
+        <w:rPr>
+          <w:b/>
+          <w:bCs/>
+        </w:rPr>
+        <w:t xml:space="preserve">):</w:t>
+      </w:r>
+      <w:r>
+        <w:t xml:space="preserve"> </w:t>
+      </w:r>
+      <w:r>
+        <w:t xml:space="preserve">the multi-word URL-encoding fix (</w:t>
+      </w:r>
+      <w:r>
+        <w:rPr>
+          <w:rStyle w:val="VerbatimChar"/>
+        </w:rPr>
+        <w:t xml:space="preserve">da7d709</w:t>
+      </w:r>
+      <w:r>
+        <w:t xml:space="preserve">, ~17 nova3 plugins), the new</w:t>
+      </w:r>
+      <w:r>
+        <w:t xml:space="preserve"> </w:t>
+      </w:r>
+      <w:r>
+        <w:rPr>
+          <w:rStyle w:val="VerbatimChar"/>
+        </w:rPr>
+        <w:t xml:space="preserve">RUTRACKER_COOKIES</w:t>
+      </w:r>
+      <w:r>
+        <w:t xml:space="preserve"> </w:t>
+      </w:r>
+      <w:r>
+        <w:t xml:space="preserve">injection (</w:t>
+      </w:r>
+      <w:r>
+        <w:rPr>
+          <w:rStyle w:val="VerbatimChar"/>
+        </w:rPr>
+        <w:t xml:space="preserve">2fc29fc</w:t>
+      </w:r>
+      <w:r>
+        <w:t xml:space="preserve">),</w:t>
+      </w:r>
+      <w:r>
+        <w:t xml:space="preserve"> </w:t>
+      </w:r>
+      <w:r>
+        <w:rPr>
+          <w:rStyle w:val="VerbatimChar"/>
+        </w:rPr>
+        <w:t xml:space="preserve">NNMCLUB_COOKIES</w:t>
+      </w:r>
+      <w:r>
+        <w:t xml:space="preserve"> </w:t>
+      </w:r>
+      <w:r>
+        <w:t xml:space="preserve">auth,</w:t>
+      </w:r>
+      <w:r>
+        <w:t xml:space="preserve"> </w:t>
+      </w:r>
+      <w:r>
+        <w:rPr>
+          <w:rStyle w:val="VerbatimChar"/>
+        </w:rPr>
+        <w:t xml:space="preserve">/auth/status</w:t>
+      </w:r>
+      <w:r>
+        <w:t xml:space="preserve"> </w:t>
+      </w:r>
+      <w:r>
+        <w:t xml:space="preserve">cookie reflection (</w:t>
+      </w:r>
+      <w:r>
+        <w:rPr>
+          <w:rStyle w:val="VerbatimChar"/>
+        </w:rPr>
+        <w:t xml:space="preserve">9c2f8dc</w:t>
+      </w:r>
+      <w:r>
+        <w:t xml:space="preserve">), the new</w:t>
+      </w:r>
+      <w:r>
+        <w:t xml:space="preserve"> </w:t>
+      </w:r>
+      <w:r>
+        <w:rPr>
+          <w:rStyle w:val="VerbatimChar"/>
+        </w:rPr>
+        <w:t xml:space="preserve">GET /api/v1/healthz</w:t>
+      </w:r>
+      <w:r>
+        <w:t xml:space="preserve"> </w:t>
+      </w:r>
+      <w:r>
+        <w:t xml:space="preserve">JSON endpoint (</w:t>
+      </w:r>
+      <w:r>
+        <w:rPr>
+          <w:rStyle w:val="VerbatimChar"/>
+        </w:rPr>
+        <w:t xml:space="preserve">137d7ff</w:t>
+      </w:r>
+      <w:r>
+        <w:t xml:space="preserve">), and §11.4.85 stress+chaos coverage for the multi-word fix (</w:t>
+      </w:r>
+      <w:r>
+        <w:rPr>
+          <w:rStyle w:val="VerbatimChar"/>
+        </w:rPr>
+        <w:t xml:space="preserve">7e9cab5</w:t>
+      </w:r>
+      <w:r>
+        <w:t xml:space="preserve">) were all PROVEN end-to-end on the live nezha stack — full-fleet</w:t>
+      </w:r>
+      <w:r>
+        <w:t xml:space="preserve"> </w:t>
+      </w:r>
+      <w:r>
+        <w:rPr>
+          <w:rStyle w:val="VerbatimChar"/>
+        </w:rPr>
+        <w:t xml:space="preserve">the matrix</w:t>
+      </w:r>
+      <w:r>
+        <w:t xml:space="preserve"> </w:t>
+      </w:r>
+      <w:r>
+        <w:t xml:space="preserve">=</w:t>
+      </w:r>
+      <w:r>
+        <w:t xml:space="preserve"> </w:t>
+      </w:r>
+      <w:r>
+        <w:rPr>
+          <w:b/>
+          <w:bCs/>
+        </w:rPr>
+        <w:t xml:space="preserve">2600 results / 23 contributing trackers / zero</w:t>
+      </w:r>
+      <w:r>
+        <w:rPr>
+          <w:b/>
+          <w:bCs/>
+        </w:rPr>
+        <w:t xml:space="preserve"> </w:t>
+      </w:r>
+      <w:r>
+        <w:rPr>
+          <w:rStyle w:val="VerbatimChar"/>
+          <w:b/>
+          <w:bCs/>
+        </w:rPr>
+        <w:t xml:space="preserve">plugin_bad_query_encoding</w:t>
+      </w:r>
+      <w:r>
+        <w:t xml:space="preserve">, all four private trackers authenticate (rutracker 50, nnmclub 50, kinozal 50, iptorrents 49). Evidence:</w:t>
+      </w:r>
+      <w:r>
+        <w:t xml:space="preserve"> </w:t>
+      </w:r>
+      <w:r>
+        <w:rPr>
+          <w:rStyle w:val="VerbatimChar"/>
+        </w:rPr>
+        <w:t xml:space="preserve">docs/qa/search-fix-verify-20260616/</w:t>
+      </w:r>
+      <w:r>
+        <w:t xml:space="preserve">.</w:t>
+      </w:r>
+      <w:r>
+        <w:t xml:space="preserve"> </w:t>
+      </w:r>
+      <w:r>
+        <w:rPr>
+          <w:rStyle w:val="VerbatimChar"/>
+        </w:rPr>
+        <w:t xml:space="preserve">kickass.py</w:t>
+      </w:r>
+      <w:r>
+        <w:t xml:space="preserve"> </w:t>
+      </w:r>
+      <w:r>
+        <w:t xml:space="preserve">reclassified</w:t>
+      </w:r>
+      <w:r>
+        <w:t xml:space="preserve"> </w:t>
+      </w:r>
+      <w:r>
+        <w:rPr>
+          <w:b/>
+          <w:bCs/>
+        </w:rPr>
+        <w:t xml:space="preserve">Won’t-fix structurally-impossible (§11.4.112)</w:t>
+      </w:r>
+      <w:r>
+        <w:t xml:space="preserve"> </w:t>
+      </w:r>
+      <w:r>
+        <w:t xml:space="preserve">per</w:t>
+      </w:r>
+      <w:r>
+        <w:t xml:space="preserve"> </w:t>
+      </w:r>
+      <w:r>
+        <w:rPr>
+          <w:rStyle w:val="VerbatimChar"/>
+        </w:rPr>
+        <w:t xml:space="preserve">docs/research/kickass_403_20260616/</w:t>
+      </w:r>
+      <w:r>
+        <w:t xml:space="preserve">. NOTE (§11.4.6): no Go files were touched this session — the Go rows are unchanged (the pre-existing</w:t>
+      </w:r>
+      <w:r>
+        <w:t xml:space="preserve"> </w:t>
+      </w:r>
+      <w:r>
+        <w:rPr>
+          <w:rStyle w:val="VerbatimChar"/>
+        </w:rPr>
+        <w:t xml:space="preserve">magnet_stress_chaos_test.go</w:t>
+      </w:r>
+      <w:r>
+        <w:t xml:space="preserve"> </w:t>
+      </w:r>
+      <w:r>
+        <w:t xml:space="preserve">guard stands; no NEW Go query-encoding guard was added this session, so none is claimed here).</w:t>
       </w:r>
     </w:p>
     <w:p>
@@ -1480,7 +1730,7 @@
               <w:pStyle w:val="Compact"/>
             </w:pPr>
             <w:r>
-              <w:t xml:space="preserve">68</w:t>
+              <w:t xml:space="preserve">69</w:t>
             </w:r>
           </w:p>
         </w:tc>
@@ -1892,7 +2142,28 @@
           <w:b/>
           <w:bCs/>
         </w:rPr>
-        <w:t xml:space="preserve">Total features cataloged: 288</w:t>
+        <w:t xml:space="preserve">Total features cataloged: 289</w:t>
+      </w:r>
+      <w:r>
+        <w:t xml:space="preserve"> </w:t>
+      </w:r>
+      <w:r>
+        <w:t xml:space="preserve">(Rev 7: +1 — new</w:t>
+      </w:r>
+      <w:r>
+        <w:t xml:space="preserve"> </w:t>
+      </w:r>
+      <w:r>
+        <w:rPr>
+          <w:rStyle w:val="VerbatimChar"/>
+        </w:rPr>
+        <w:t xml:space="preserve">GET /api/v1/healthz</w:t>
+      </w:r>
+      <w:r>
+        <w:t xml:space="preserve"> </w:t>
+      </w:r>
+      <w:r>
+        <w:t xml:space="preserve">endpoint)</w:t>
       </w:r>
     </w:p>
     <w:p>
@@ -4048,7 +4319,68 @@
               <w:pStyle w:val="Compact"/>
             </w:pPr>
             <w:r>
-              <w:t xml:space="preserve">partial — live-gated</w:t>
+              <w:rPr>
+                <w:b/>
+                <w:bCs/>
+              </w:rPr>
+              <w:t xml:space="preserve">PASS — LIVE 2026-06-16</w:t>
+            </w:r>
+            <w:r>
+              <w:t xml:space="preserve"> </w:t>
+            </w:r>
+            <w:r>
+              <w:t xml:space="preserve">—</w:t>
+            </w:r>
+            <w:r>
+              <w:t xml:space="preserve"> </w:t>
+            </w:r>
+            <w:r>
+              <w:rPr>
+                <w:rStyle w:val="VerbatimChar"/>
+              </w:rPr>
+              <w:t xml:space="preserve">RUTRACKER_COOKIES</w:t>
+            </w:r>
+            <w:r>
+              <w:t xml:space="preserve"> </w:t>
+            </w:r>
+            <w:r>
+              <w:t xml:space="preserve">cookie path authenticates (</w:t>
+            </w:r>
+            <w:r>
+              <w:rPr>
+                <w:rStyle w:val="VerbatimChar"/>
+              </w:rPr>
+              <w:t xml:space="preserve">2fc29fc</w:t>
+            </w:r>
+            <w:r>
+              <w:t xml:space="preserve">); rutracker</w:t>
+            </w:r>
+            <w:r>
+              <w:t xml:space="preserve"> </w:t>
+            </w:r>
+            <w:r>
+              <w:rPr>
+                <w:rStyle w:val="VerbatimChar"/>
+              </w:rPr>
+              <w:t xml:space="preserve">the matrix</w:t>
+            </w:r>
+            <w:r>
+              <w:t xml:space="preserve"> </w:t>
+            </w:r>
+            <w:r>
+              <w:t xml:space="preserve">= 50 real results on nezha (</w:t>
+            </w:r>
+            <w:r>
+              <w:rPr>
+                <w:rStyle w:val="VerbatimChar"/>
+              </w:rPr>
+              <w:t xml:space="preserve">docs/qa/search-fix-verify-20260616/</w:t>
+            </w:r>
+            <w:r>
+              <w:t xml:space="preserve"> </w:t>
+            </w:r>
+            <w:r>
+              <w:t xml:space="preserve">§1)</w:t>
             </w:r>
           </w:p>
         </w:tc>
@@ -4330,16 +4662,74 @@
               </w:rPr>
               <w:t xml:space="preserve">test_auth_state_ui.py</w:t>
             </w:r>
-          </w:p>
-        </w:tc>
-        <w:tc>
-          <w:tcPr/>
-          <w:p>
-            <w:pPr>
-              <w:pStyle w:val="Compact"/>
-            </w:pPr>
-            <w:r>
-              <w:t xml:space="preserve">tested-green-in-suite</w:t>
+            <w:r>
+              <w:t xml:space="preserve">; auth-status cookie-reflection test (§1.1)</w:t>
+            </w:r>
+          </w:p>
+        </w:tc>
+        <w:tc>
+          <w:tcPr/>
+          <w:p>
+            <w:pPr>
+              <w:pStyle w:val="Compact"/>
+            </w:pPr>
+            <w:r>
+              <w:rPr>
+                <w:b/>
+                <w:bCs/>
+              </w:rPr>
+              <w:t xml:space="preserve">PASS — LIVE 2026-06-16</w:t>
+            </w:r>
+            <w:r>
+              <w:t xml:space="preserve"> </w:t>
+            </w:r>
+            <w:r>
+              <w:t xml:space="preserve">— now reflects</w:t>
+            </w:r>
+            <w:r>
+              <w:t xml:space="preserve"> </w:t>
+            </w:r>
+            <w:r>
+              <w:rPr>
+                <w:rStyle w:val="VerbatimChar"/>
+              </w:rPr>
+              <w:t xml:space="preserve">RUTRACKER_COOKIES</w:t>
+            </w:r>
+            <w:r>
+              <w:t xml:space="preserve">/</w:t>
+            </w:r>
+            <w:r>
+              <w:rPr>
+                <w:rStyle w:val="VerbatimChar"/>
+              </w:rPr>
+              <w:t xml:space="preserve">NNMCLUB_COOKIES</w:t>
+            </w:r>
+            <w:r>
+              <w:t xml:space="preserve"> </w:t>
+            </w:r>
+            <w:r>
+              <w:t xml:space="preserve">env before first search (</w:t>
+            </w:r>
+            <w:r>
+              <w:rPr>
+                <w:rStyle w:val="VerbatimChar"/>
+              </w:rPr>
+              <w:t xml:space="preserve">9c2f8dc</w:t>
+            </w:r>
+            <w:r>
+              <w:t xml:space="preserve">), so dashboard chips show rutracker/nnmclub green (</w:t>
+            </w:r>
+            <w:r>
+              <w:rPr>
+                <w:rStyle w:val="VerbatimChar"/>
+              </w:rPr>
+              <w:t xml:space="preserve">docs/qa/search-fix-verify-20260616/</w:t>
+            </w:r>
+            <w:r>
+              <w:t xml:space="preserve"> </w:t>
+            </w:r>
+            <w:r>
+              <w:t xml:space="preserve">§3)</w:t>
             </w:r>
           </w:p>
         </w:tc>
@@ -8285,6 +8675,150 @@
             </w:pPr>
             <w:r>
               <w:t xml:space="preserve">Video</w:t>
+            </w:r>
+          </w:p>
+        </w:tc>
+      </w:tr>
+      <w:tr>
+        <w:tc>
+          <w:tcPr/>
+          <w:p>
+            <w:pPr>
+              <w:pStyle w:val="Compact"/>
+            </w:pPr>
+            <w:r>
+              <w:rPr>
+                <w:rStyle w:val="VerbatimChar"/>
+              </w:rPr>
+              <w:t xml:space="preserve">GET /api/v1/healthz</w:t>
+            </w:r>
+            <w:r>
+              <w:t xml:space="preserve"> </w:t>
+            </w:r>
+            <w:r>
+              <w:t xml:space="preserve">— machine-parsable JSON health probe (</w:t>
+            </w:r>
+            <w:r>
+              <w:rPr>
+                <w:rStyle w:val="VerbatimChar"/>
+              </w:rPr>
+              <w:t xml:space="preserve">routes.py:37</w:t>
+            </w:r>
+            <w:r>
+              <w:t xml:space="preserve">)</w:t>
+            </w:r>
+          </w:p>
+        </w:tc>
+        <w:tc>
+          <w:tcPr/>
+          <w:p>
+            <w:pPr>
+              <w:pStyle w:val="Compact"/>
+            </w:pPr>
+            <w:r>
+              <w:t xml:space="preserve">implemented</w:t>
+            </w:r>
+          </w:p>
+        </w:tc>
+        <w:tc>
+          <w:tcPr/>
+          <w:p>
+            <w:pPr>
+              <w:pStyle w:val="Compact"/>
+            </w:pPr>
+            <w:r>
+              <w:t xml:space="preserve">yes</w:t>
+            </w:r>
+          </w:p>
+        </w:tc>
+        <w:tc>
+          <w:tcPr/>
+          <w:p>
+            <w:pPr>
+              <w:pStyle w:val="Compact"/>
+            </w:pPr>
+            <w:r>
+              <w:t xml:space="preserve">integration</w:t>
+            </w:r>
+            <w:r>
+              <w:t xml:space="preserve"> </w:t>
+            </w:r>
+            <w:r>
+              <w:rPr>
+                <w:rStyle w:val="VerbatimChar"/>
+              </w:rPr>
+              <w:t xml:space="preserve">test_merge_api.py</w:t>
+            </w:r>
+          </w:p>
+        </w:tc>
+        <w:tc>
+          <w:tcPr/>
+          <w:p>
+            <w:pPr>
+              <w:pStyle w:val="Compact"/>
+            </w:pPr>
+            <w:r>
+              <w:rPr>
+                <w:b/>
+                <w:bCs/>
+              </w:rPr>
+              <w:t xml:space="preserve">PASS — LIVE 2026-06-16</w:t>
+            </w:r>
+            <w:r>
+              <w:t xml:space="preserve"> </w:t>
+            </w:r>
+            <w:r>
+              <w:t xml:space="preserve">— NEW endpoint (</w:t>
+            </w:r>
+            <w:r>
+              <w:rPr>
+                <w:rStyle w:val="VerbatimChar"/>
+              </w:rPr>
+              <w:t xml:space="preserve">137d7ff</w:t>
+            </w:r>
+            <w:r>
+              <w:t xml:space="preserve">): a bare</w:t>
+            </w:r>
+            <w:r>
+              <w:t xml:space="preserve"> </w:t>
+            </w:r>
+            <w:r>
+              <w:rPr>
+                <w:rStyle w:val="VerbatimChar"/>
+              </w:rPr>
+              <w:t xml:space="preserve">/healthz</w:t>
+            </w:r>
+            <w:r>
+              <w:t xml:space="preserve"> </w:t>
+            </w:r>
+            <w:r>
+              <w:t xml:space="preserve">was swallowed by the SPA catch-all; now mounted under</w:t>
+            </w:r>
+            <w:r>
+              <w:t xml:space="preserve"> </w:t>
+            </w:r>
+            <w:r>
+              <w:rPr>
+                <w:rStyle w:val="VerbatimChar"/>
+              </w:rPr>
+              <w:t xml:space="preserve">/api/v1</w:t>
+            </w:r>
+            <w:r>
+              <w:t xml:space="preserve"> </w:t>
+            </w:r>
+            <w:r>
+              <w:t xml:space="preserve">returning JSON (§11.4.43)</w:t>
+            </w:r>
+          </w:p>
+        </w:tc>
+        <w:tc>
+          <w:tcPr/>
+          <w:p>
+            <w:pPr>
+              <w:pStyle w:val="Compact"/>
+            </w:pPr>
+            <w:r>
+              <w:t xml:space="preserve">N/A (no UI — JSON health probe; test-covered)</w:t>
             </w:r>
           </w:p>
         </w:tc>
@@ -18640,16 +19174,107 @@
               </w:rPr>
               <w:t xml:space="preserve">test_plugin_parsers_stress_chaos.py</w:t>
             </w:r>
-          </w:p>
-        </w:tc>
-        <w:tc>
-          <w:tcPr/>
-          <w:p>
-            <w:pPr>
-              <w:pStyle w:val="Compact"/>
-            </w:pPr>
-            <w:r>
-              <w:t xml:space="preserve">tested-green-in-suite</w:t>
+            <w:r>
+              <w:t xml:space="preserve">; multi-word</w:t>
+            </w:r>
+            <w:r>
+              <w:t xml:space="preserve"> </w:t>
+            </w:r>
+            <w:r>
+              <w:rPr>
+                <w:rStyle w:val="VerbatimChar"/>
+              </w:rPr>
+              <w:t xml:space="preserve">tests/unit/test_plugin_multiword_query_encoding.py</w:t>
+            </w:r>
+            <w:r>
+              <w:t xml:space="preserve"> </w:t>
+            </w:r>
+            <w:r>
+              <w:t xml:space="preserve">+ stress/chaos</w:t>
+            </w:r>
+            <w:r>
+              <w:t xml:space="preserve"> </w:t>
+            </w:r>
+            <w:r>
+              <w:rPr>
+                <w:rStyle w:val="VerbatimChar"/>
+              </w:rPr>
+              <w:t xml:space="preserve">tests/stress_chaos/test_multiword_query_encoding_{stress,chaos}.py</w:t>
+            </w:r>
+            <w:r>
+              <w:t xml:space="preserve"> </w:t>
+            </w:r>
+            <w:r>
+              <w:t xml:space="preserve">(§11.4.85)</w:t>
+            </w:r>
+          </w:p>
+        </w:tc>
+        <w:tc>
+          <w:tcPr/>
+          <w:p>
+            <w:pPr>
+              <w:pStyle w:val="Compact"/>
+            </w:pPr>
+            <w:r>
+              <w:rPr>
+                <w:b/>
+                <w:bCs/>
+              </w:rPr>
+              <w:t xml:space="preserve">PASS — LIVE 2026-06-16</w:t>
+            </w:r>
+            <w:r>
+              <w:t xml:space="preserve"> </w:t>
+            </w:r>
+            <w:r>
+              <w:t xml:space="preserve">— multi-word URL-encoding fix (</w:t>
+            </w:r>
+            <w:r>
+              <w:rPr>
+                <w:rStyle w:val="VerbatimChar"/>
+              </w:rPr>
+              <w:t xml:space="preserve">da7d709</w:t>
+            </w:r>
+            <w:r>
+              <w:t xml:space="preserve">) verified on nezha:</w:t>
+            </w:r>
+            <w:r>
+              <w:t xml:space="preserve"> </w:t>
+            </w:r>
+            <w:r>
+              <w:rPr>
+                <w:rStyle w:val="VerbatimChar"/>
+              </w:rPr>
+              <w:t xml:space="preserve">the matrix</w:t>
+            </w:r>
+            <w:r>
+              <w:t xml:space="preserve"> </w:t>
+            </w:r>
+            <w:r>
+              <w:t xml:space="preserve">returns results, zero</w:t>
+            </w:r>
+            <w:r>
+              <w:t xml:space="preserve"> </w:t>
+            </w:r>
+            <w:r>
+              <w:rPr>
+                <w:rStyle w:val="VerbatimChar"/>
+              </w:rPr>
+              <w:t xml:space="preserve">plugin_bad_query_encoding</w:t>
+            </w:r>
+            <w:r>
+              <w:t xml:space="preserve"> </w:t>
+            </w:r>
+            <w:r>
+              <w:t xml:space="preserve">(</w:t>
+            </w:r>
+            <w:r>
+              <w:rPr>
+                <w:rStyle w:val="VerbatimChar"/>
+              </w:rPr>
+              <w:t xml:space="preserve">docs/qa/search-fix-verify-20260616/</w:t>
+            </w:r>
+            <w:r>
+              <w:t xml:space="preserve">)</w:t>
             </w:r>
           </w:p>
         </w:tc>
@@ -19426,7 +20051,7 @@
               <w:pStyle w:val="Compact"/>
             </w:pPr>
             <w:r>
-              <w:t xml:space="preserve">implemented</w:t>
+              <w:t xml:space="preserve">implemented (degrades to honest empty)</w:t>
             </w:r>
           </w:p>
         </w:tc>
@@ -19468,18 +20093,55 @@
               <w:pStyle w:val="Compact"/>
             </w:pPr>
             <w:r>
-              <w:t xml:space="preserve">tested-green-in-suite</w:t>
-            </w:r>
-          </w:p>
-        </w:tc>
-        <w:tc>
-          <w:tcPr/>
-          <w:p>
-            <w:pPr>
-              <w:pStyle w:val="Compact"/>
-            </w:pPr>
-            <w:r>
-              <w:t xml:space="preserve">N/A (no UI — test-covered + exercised by web search flow) (tracker backend)</w:t>
+              <w:rPr>
+                <w:b/>
+                <w:bCs/>
+              </w:rPr>
+              <w:t xml:space="preserve">Won’t-fix — structurally-impossible (§11.4.112)</w:t>
+            </w:r>
+            <w:r>
+              <w:t xml:space="preserve"> </w:t>
+            </w:r>
+            <w:r>
+              <w:t xml:space="preserve">— every live KAT mirror is Cloudflare-403 or a JS bot-challenge a non-JS</w:t>
+            </w:r>
+            <w:r>
+              <w:t xml:space="preserve"> </w:t>
+            </w:r>
+            <w:r>
+              <w:rPr>
+                <w:rStyle w:val="VerbatimChar"/>
+              </w:rPr>
+              <w:t xml:space="preserve">urllib</w:t>
+            </w:r>
+            <w:r>
+              <w:t xml:space="preserve"> </w:t>
+            </w:r>
+            <w:r>
+              <w:t xml:space="preserve">client cannot clear; deep multi-angle research (§11.4.150) + live probes 2026-06-16 in</w:t>
+            </w:r>
+            <w:r>
+              <w:t xml:space="preserve"> </w:t>
+            </w:r>
+            <w:r>
+              <w:rPr>
+                <w:rStyle w:val="VerbatimChar"/>
+              </w:rPr>
+              <w:t xml:space="preserve">docs/research/kickass_403_20260616/</w:t>
+            </w:r>
+            <w:r>
+              <w:t xml:space="preserve">; upstream maintainer confirms. Reopen only on NEW evidence a mirror serves listing HTML to a non-JS client (§11.4.34/§11.4.7)</w:t>
+            </w:r>
+          </w:p>
+        </w:tc>
+        <w:tc>
+          <w:tcPr/>
+          <w:p>
+            <w:pPr>
+              <w:pStyle w:val="Compact"/>
+            </w:pPr>
+            <w:r>
+              <w:t xml:space="preserve">N/A (no UI — test-covered; structurally blocked upstream) (tracker backend)</w:t>
             </w:r>
           </w:p>
         </w:tc>
@@ -20096,7 +20758,75 @@
               <w:pStyle w:val="Compact"/>
             </w:pPr>
             <w:r>
-              <w:t xml:space="preserve">partial — freeleech-only policy</w:t>
+              <w:rPr>
+                <w:b/>
+                <w:bCs/>
+              </w:rPr>
+              <w:t xml:space="preserve">PASS — LIVE 2026-06-16</w:t>
+            </w:r>
+            <w:r>
+              <w:t xml:space="preserve"> </w:t>
+            </w:r>
+            <w:r>
+              <w:t xml:space="preserve">— full-fleet</w:t>
+            </w:r>
+            <w:r>
+              <w:t xml:space="preserve"> </w:t>
+            </w:r>
+            <w:r>
+              <w:rPr>
+                <w:rStyle w:val="VerbatimChar"/>
+              </w:rPr>
+              <w:t xml:space="preserve">the matrix</w:t>
+            </w:r>
+            <w:r>
+              <w:t xml:space="preserve"> </w:t>
+            </w:r>
+            <w:r>
+              <w:t xml:space="preserve">on nezha:</w:t>
+            </w:r>
+            <w:r>
+              <w:t xml:space="preserve"> </w:t>
+            </w:r>
+            <w:r>
+              <w:rPr>
+                <w:b/>
+                <w:bCs/>
+              </w:rPr>
+              <w:t xml:space="preserve">49</w:t>
+            </w:r>
+            <w:r>
+              <w:t xml:space="preserve"> </w:t>
+            </w:r>
+            <w:r>
+              <w:t xml:space="preserve">results,</w:t>
+            </w:r>
+            <w:r>
+              <w:t xml:space="preserve"> </w:t>
+            </w:r>
+            <w:r>
+              <w:rPr>
+                <w:rStyle w:val="VerbatimChar"/>
+              </w:rPr>
+              <w:t xml:space="preserve">success</w:t>
+            </w:r>
+            <w:r>
+              <w:t xml:space="preserve"> </w:t>
+            </w:r>
+            <w:r>
+              <w:t xml:space="preserve">(</w:t>
+            </w:r>
+            <w:r>
+              <w:rPr>
+                <w:rStyle w:val="VerbatimChar"/>
+              </w:rPr>
+              <w:t xml:space="preserve">docs/qa/search-fix-verify-20260616/</w:t>
+            </w:r>
+            <w:r>
+              <w:t xml:space="preserve"> </w:t>
+            </w:r>
+            <w:r>
+              <w:t xml:space="preserve">§6); freeleech-only policy enforced</w:t>
             </w:r>
           </w:p>
         </w:tc>
@@ -20134,7 +20864,7 @@
               <w:pStyle w:val="Compact"/>
             </w:pPr>
             <w:r>
-              <w:t xml:space="preserve">private (CAPTCHA)</w:t>
+              <w:t xml:space="preserve">private (cookies / CAPTCHA)</w:t>
             </w:r>
           </w:p>
         </w:tc>
@@ -20179,7 +20909,22 @@
               <w:t xml:space="preserve">test_tracker_auth_live.py</w:t>
             </w:r>
             <w:r>
-              <w:t xml:space="preserve">; stress</w:t>
+              <w:t xml:space="preserve">; cookie-injection</w:t>
+            </w:r>
+            <w:r>
+              <w:t xml:space="preserve"> </w:t>
+            </w:r>
+            <w:r>
+              <w:rPr>
+                <w:rStyle w:val="VerbatimChar"/>
+              </w:rPr>
+              <w:t xml:space="preserve">tests/unit/</w:t>
+            </w:r>
+            <w:r>
+              <w:t xml:space="preserve"> </w:t>
+            </w:r>
+            <w:r>
+              <w:t xml:space="preserve">rutracker-cookie test (§1.1); stress</w:t>
             </w:r>
             <w:r>
               <w:t xml:space="preserve"> </w:t>
@@ -20205,7 +20950,93 @@
               <w:pStyle w:val="Compact"/>
             </w:pPr>
             <w:r>
-              <w:t xml:space="preserve">partial — ReDoS fix in source, not yet deployed to container (RW-06); login operator-blocked BOB-008</w:t>
+              <w:rPr>
+                <w:b/>
+                <w:bCs/>
+              </w:rPr>
+              <w:t xml:space="preserve">PASS — LIVE 2026-06-16</w:t>
+            </w:r>
+            <w:r>
+              <w:t xml:space="preserve"> </w:t>
+            </w:r>
+            <w:r>
+              <w:t xml:space="preserve">— new</w:t>
+            </w:r>
+            <w:r>
+              <w:t xml:space="preserve"> </w:t>
+            </w:r>
+            <w:r>
+              <w:rPr>
+                <w:rStyle w:val="VerbatimChar"/>
+              </w:rPr>
+              <w:t xml:space="preserve">RUTRACKER_COOKIES</w:t>
+            </w:r>
+            <w:r>
+              <w:t xml:space="preserve"> </w:t>
+            </w:r>
+            <w:r>
+              <w:t xml:space="preserve">injection (</w:t>
+            </w:r>
+            <w:r>
+              <w:rPr>
+                <w:rStyle w:val="VerbatimChar"/>
+              </w:rPr>
+              <w:t xml:space="preserve">2fc29fc</w:t>
+            </w:r>
+            <w:r>
+              <w:t xml:space="preserve">) bypasses the CAPTCHA-walled login;</w:t>
+            </w:r>
+            <w:r>
+              <w:t xml:space="preserve"> </w:t>
+            </w:r>
+            <w:r>
+              <w:rPr>
+                <w:rStyle w:val="VerbatimChar"/>
+              </w:rPr>
+              <w:t xml:space="preserve">the matrix</w:t>
+            </w:r>
+            <w:r>
+              <w:t xml:space="preserve"> </w:t>
+            </w:r>
+            <w:r>
+              <w:t xml:space="preserve">returns</w:t>
+            </w:r>
+            <w:r>
+              <w:t xml:space="preserve"> </w:t>
+            </w:r>
+            <w:r>
+              <w:rPr>
+                <w:b/>
+                <w:bCs/>
+              </w:rPr>
+              <w:t xml:space="preserve">50</w:t>
+            </w:r>
+            <w:r>
+              <w:t xml:space="preserve"> </w:t>
+            </w:r>
+            <w:r>
+              <w:t xml:space="preserve">results incl. </w:t>
+            </w:r>
+            <w:r>
+              <w:t xml:space="preserve">“Матрица / The Matrix”</w:t>
+            </w:r>
+            <w:r>
+              <w:t xml:space="preserve"> </w:t>
+            </w:r>
+            <w:r>
+              <w:t xml:space="preserve">(</w:t>
+            </w:r>
+            <w:r>
+              <w:rPr>
+                <w:rStyle w:val="VerbatimChar"/>
+              </w:rPr>
+              <w:t xml:space="preserve">docs/qa/search-fix-verify-20260616/</w:t>
+            </w:r>
+            <w:r>
+              <w:t xml:space="preserve"> </w:t>
+            </w:r>
+            <w:r>
+              <w:t xml:space="preserve">§1,§6). ReDoS fix in source not yet deployed (RW-06); CAPTCHA password-login still operator-blocked (BOB-008)</w:t>
             </w:r>
           </w:p>
         </w:tc>
@@ -20296,7 +21127,75 @@
               <w:pStyle w:val="Compact"/>
             </w:pPr>
             <w:r>
-              <w:t xml:space="preserve">partial — live-gated</w:t>
+              <w:rPr>
+                <w:b/>
+                <w:bCs/>
+              </w:rPr>
+              <w:t xml:space="preserve">PASS — LIVE 2026-06-16</w:t>
+            </w:r>
+            <w:r>
+              <w:t xml:space="preserve"> </w:t>
+            </w:r>
+            <w:r>
+              <w:t xml:space="preserve">— full-fleet</w:t>
+            </w:r>
+            <w:r>
+              <w:t xml:space="preserve"> </w:t>
+            </w:r>
+            <w:r>
+              <w:rPr>
+                <w:rStyle w:val="VerbatimChar"/>
+              </w:rPr>
+              <w:t xml:space="preserve">the matrix</w:t>
+            </w:r>
+            <w:r>
+              <w:t xml:space="preserve"> </w:t>
+            </w:r>
+            <w:r>
+              <w:t xml:space="preserve">on nezha:</w:t>
+            </w:r>
+            <w:r>
+              <w:t xml:space="preserve"> </w:t>
+            </w:r>
+            <w:r>
+              <w:rPr>
+                <w:b/>
+                <w:bCs/>
+              </w:rPr>
+              <w:t xml:space="preserve">50</w:t>
+            </w:r>
+            <w:r>
+              <w:t xml:space="preserve"> </w:t>
+            </w:r>
+            <w:r>
+              <w:t xml:space="preserve">results,</w:t>
+            </w:r>
+            <w:r>
+              <w:t xml:space="preserve"> </w:t>
+            </w:r>
+            <w:r>
+              <w:rPr>
+                <w:rStyle w:val="VerbatimChar"/>
+              </w:rPr>
+              <w:t xml:space="preserve">success</w:t>
+            </w:r>
+            <w:r>
+              <w:t xml:space="preserve"> </w:t>
+            </w:r>
+            <w:r>
+              <w:t xml:space="preserve">(</w:t>
+            </w:r>
+            <w:r>
+              <w:rPr>
+                <w:rStyle w:val="VerbatimChar"/>
+              </w:rPr>
+              <w:t xml:space="preserve">docs/qa/search-fix-verify-20260616/</w:t>
+            </w:r>
+            <w:r>
+              <w:t xml:space="preserve"> </w:t>
+            </w:r>
+            <w:r>
+              <w:t xml:space="preserve">§6)</w:t>
             </w:r>
           </w:p>
         </w:tc>
@@ -20387,7 +21286,84 @@
               <w:pStyle w:val="Compact"/>
             </w:pPr>
             <w:r>
-              <w:t xml:space="preserve">partial — live-gated</w:t>
+              <w:rPr>
+                <w:b/>
+                <w:bCs/>
+              </w:rPr>
+              <w:t xml:space="preserve">PASS — LIVE 2026-06-16</w:t>
+            </w:r>
+            <w:r>
+              <w:t xml:space="preserve"> </w:t>
+            </w:r>
+            <w:r>
+              <w:t xml:space="preserve">—</w:t>
+            </w:r>
+            <w:r>
+              <w:t xml:space="preserve"> </w:t>
+            </w:r>
+            <w:r>
+              <w:rPr>
+                <w:rStyle w:val="VerbatimChar"/>
+              </w:rPr>
+              <w:t xml:space="preserve">NNMCLUB_COOKIES</w:t>
+            </w:r>
+            <w:r>
+              <w:t xml:space="preserve"> </w:t>
+            </w:r>
+            <w:r>
+              <w:t xml:space="preserve">auth (Cloudflare Turnstile bypass):</w:t>
+            </w:r>
+            <w:r>
+              <w:t xml:space="preserve"> </w:t>
+            </w:r>
+            <w:r>
+              <w:rPr>
+                <w:rStyle w:val="VerbatimChar"/>
+              </w:rPr>
+              <w:t xml:space="preserve">the matrix</w:t>
+            </w:r>
+            <w:r>
+              <w:t xml:space="preserve"> </w:t>
+            </w:r>
+            <w:r>
+              <w:t xml:space="preserve">returns</w:t>
+            </w:r>
+            <w:r>
+              <w:t xml:space="preserve"> </w:t>
+            </w:r>
+            <w:r>
+              <w:rPr>
+                <w:b/>
+                <w:bCs/>
+              </w:rPr>
+              <w:t xml:space="preserve">50</w:t>
+            </w:r>
+            <w:r>
+              <w:t xml:space="preserve"> </w:t>
+            </w:r>
+            <w:r>
+              <w:t xml:space="preserve">results incl. </w:t>
+            </w:r>
+            <w:r>
+              <w:t xml:space="preserve">“Matrix Resurrections (2021)”</w:t>
+            </w:r>
+            <w:r>
+              <w:t xml:space="preserve"> </w:t>
+            </w:r>
+            <w:r>
+              <w:t xml:space="preserve">(</w:t>
+            </w:r>
+            <w:r>
+              <w:rPr>
+                <w:rStyle w:val="VerbatimChar"/>
+              </w:rPr>
+              <w:t xml:space="preserve">docs/qa/search-fix-verify-20260616/</w:t>
+            </w:r>
+            <w:r>
+              <w:t xml:space="preserve"> </w:t>
+            </w:r>
+            <w:r>
+              <w:t xml:space="preserve">§1,§6)</w:t>
             </w:r>
           </w:p>
         </w:tc>

--- a/docs/features/Status.docx
+++ b/docs/features/Status.docx
@@ -2,6 +2,14 @@
 <file path=word/document.xml><?xml version="1.0" encoding="utf-8"?>
 <w:document xmlns:w="http://schemas.openxmlformats.org/wordprocessingml/2006/main" xmlns:m="http://schemas.openxmlformats.org/officeDocument/2006/math" xmlns:r="http://schemas.openxmlformats.org/officeDocument/2006/relationships" xmlns:o="urn:schemas-microsoft-com:office:office" xmlns:v="urn:schemas-microsoft-com:vml" xmlns:w10="urn:schemas-microsoft-com:office:word" xmlns:a="http://schemas.openxmlformats.org/drawingml/2006/main" xmlns:pic="http://schemas.openxmlformats.org/drawingml/2006/picture" xmlns:wp="http://schemas.openxmlformats.org/drawingml/2006/wordprocessingDrawing">
   <w:body>
+    <w:p>
+      <w:pPr>
+        <w:pStyle w:val="Title"/>
+      </w:pPr>
+      <w:r>
+        <w:t xml:space="preserve">Status</w:t>
+      </w:r>
+    </w:p>
     <w:bookmarkStart w:id="57" w:name="boba-feature-status-all-components"/>
     <w:p>
       <w:pPr>

--- a/docs/features/Status.docx
+++ b/docs/features/Status.docx
@@ -33783,13 +33783,28 @@
               <w:rPr>
                 <w:rStyle w:val="VerbatimChar"/>
               </w:rPr>
-              <w:t xml:space="preserve">scripts/docs_chain.sh</w:t>
-            </w:r>
-            <w:r>
-              <w:t xml:space="preserve"> </w:t>
-            </w:r>
-            <w:r>
-              <w:t xml:space="preserve">— docs_chain engine wrapper (§11.4.106)</w:t>
+              <w:t xml:space="preserve">scripts/workable-items-export.sh</w:t>
+            </w:r>
+            <w:r>
+              <w:t xml:space="preserve"> </w:t>
+            </w:r>
+            <w:r>
+              <w:t xml:space="preserve">— docs regeneration wrapper (§11.4.93/§11.4.65; renamed 2026-08-15 BOB-104 from</w:t>
+            </w:r>
+            <w:r>
+              <w:t xml:space="preserve"> </w:t>
+            </w:r>
+            <w:r>
+              <w:rPr>
+                <w:rStyle w:val="VerbatimChar"/>
+              </w:rPr>
+              <w:t xml:space="preserve">docs_chain.sh</w:t>
+            </w:r>
+            <w:r>
+              <w:t xml:space="preserve"> </w:t>
+            </w:r>
+            <w:r>
+              <w:t xml:space="preserve">— that name was a misnomer)</w:t>
             </w:r>
           </w:p>
         </w:tc>
@@ -33845,6 +33860,95 @@
             </w:pPr>
             <w:r>
               <w:t xml:space="preserve">N/A (host script — no UI; test-covered/operational)</w:t>
+            </w:r>
+          </w:p>
+        </w:tc>
+      </w:tr>
+      <w:tr>
+        <w:tc>
+          <w:tcPr/>
+          <w:p>
+            <w:pPr>
+              <w:pStyle w:val="Compact"/>
+            </w:pPr>
+            <w:r>
+              <w:rPr>
+                <w:rStyle w:val="VerbatimChar"/>
+              </w:rPr>
+              <w:t xml:space="preserve">constitution/submodules/docs_chain/docs_chain</w:t>
+            </w:r>
+            <w:r>
+              <w:t xml:space="preserve"> </w:t>
+            </w:r>
+            <w:r>
+              <w:t xml:space="preserve">— real §11.4.106 Docs Chain engine (Go binary, pinned to</w:t>
+            </w:r>
+            <w:r>
+              <w:t xml:space="preserve"> </w:t>
+            </w:r>
+            <w:r>
+              <w:rPr>
+                <w:rStyle w:val="VerbatimChar"/>
+              </w:rPr>
+              <w:t xml:space="preserve">helixcode-v1.1.0</w:t>
+            </w:r>
+            <w:r>
+              <w:t xml:space="preserve">)</w:t>
+            </w:r>
+          </w:p>
+        </w:tc>
+        <w:tc>
+          <w:tcPr/>
+          <w:p>
+            <w:pPr>
+              <w:pStyle w:val="Compact"/>
+            </w:pPr>
+            <w:r>
+              <w:t xml:space="preserve">implemented</w:t>
+            </w:r>
+          </w:p>
+        </w:tc>
+        <w:tc>
+          <w:tcPr/>
+          <w:p>
+            <w:pPr>
+              <w:pStyle w:val="Compact"/>
+            </w:pPr>
+            <w:r>
+              <w:t xml:space="preserve">host</w:t>
+            </w:r>
+          </w:p>
+        </w:tc>
+        <w:tc>
+          <w:tcPr/>
+          <w:p>
+            <w:pPr>
+              <w:pStyle w:val="Compact"/>
+            </w:pPr>
+            <w:r>
+              <w:t xml:space="preserve">self</w:t>
+            </w:r>
+          </w:p>
+        </w:tc>
+        <w:tc>
+          <w:tcPr/>
+          <w:p>
+            <w:pPr>
+              <w:pStyle w:val="Compact"/>
+            </w:pPr>
+            <w:r>
+              <w:t xml:space="preserve">tested-green-in-suite</w:t>
+            </w:r>
+          </w:p>
+        </w:tc>
+        <w:tc>
+          <w:tcPr/>
+          <w:p>
+            <w:pPr>
+              <w:pStyle w:val="Compact"/>
+            </w:pPr>
+            <w:r>
+              <w:t xml:space="preserve">N/A (host binary — verify/sync/doctor operational)</w:t>
             </w:r>
           </w:p>
         </w:tc>

--- a/docs/features/Status.docx
+++ b/docs/features/Status.docx
@@ -34,7 +34,7 @@
         <w:t xml:space="preserve"> </w:t>
       </w:r>
       <w:r>
-        <w:t xml:space="preserve">7</w:t>
+        <w:t xml:space="preserve">8</w:t>
       </w:r>
       <w:r>
         <w:t xml:space="preserve"> </w:t>
@@ -50,7 +50,7 @@
         <w:t xml:space="preserve"> </w:t>
       </w:r>
       <w:r>
-        <w:t xml:space="preserve">2026-06-16T23:30:00Z</w:t>
+        <w:t xml:space="preserve">2026-08-18T13:33:41Z</w:t>
       </w:r>
       <w:r>
         <w:t xml:space="preserve"> </w:t>
@@ -119,6 +119,184 @@
       </w:r>
       <w:r>
         <w:t xml:space="preserve">.</w:t>
+      </w:r>
+    </w:p>
+    <w:p>
+      <w:pPr>
+        <w:pStyle w:val="BlockText"/>
+      </w:pPr>
+      <w:r>
+        <w:rPr>
+          <w:b/>
+          <w:bCs/>
+        </w:rPr>
+        <w:t xml:space="preserve">Rev 8 (2026-08-18, BOB-075) — staleness remediation (§11.4.44 / §11.4.86 / GOVERNANCE_AUDIT_2026-08-08_ROUND2.md RD2-08):</w:t>
+      </w:r>
+      <w:r>
+        <w:t xml:space="preserve"> </w:t>
+      </w:r>
+      <w:r>
+        <w:t xml:space="preserve">the audit’s staleness claim was CONFIRMED, not a false positive — a real content edit landed in</w:t>
+      </w:r>
+      <w:r>
+        <w:t xml:space="preserve"> </w:t>
+      </w:r>
+      <w:r>
+        <w:rPr>
+          <w:rStyle w:val="VerbatimChar"/>
+        </w:rPr>
+        <w:t xml:space="preserve">ea86ce1</w:t>
+      </w:r>
+      <w:r>
+        <w:t xml:space="preserve"> </w:t>
+      </w:r>
+      <w:r>
+        <w:t xml:space="preserve">(2026-08-15, the docs_chain-engine row swap in §8d below) WITHOUT the Revision/Last-modified header being bumped, and 60 commits landed between the Rev 7 content commit (</w:t>
+      </w:r>
+      <w:r>
+        <w:rPr>
+          <w:rStyle w:val="VerbatimChar"/>
+        </w:rPr>
+        <w:t xml:space="preserve">646b295</w:t>
+      </w:r>
+      <w:r>
+        <w:t xml:space="preserve">, 2026-06-16) and this pass (</w:t>
+      </w:r>
+      <w:r>
+        <w:rPr>
+          <w:rStyle w:val="VerbatimChar"/>
+        </w:rPr>
+        <w:t xml:space="preserve">64705eb</w:t>
+      </w:r>
+      <w:r>
+        <w:t xml:space="preserve">, 2026-08-18) that were never reflected at row-granularity. This pass performed a TARGETED refresh (§11.4.6 option B — this document is narrative,</w:t>
+      </w:r>
+      <w:r>
+        <w:t xml:space="preserve"> </w:t>
+      </w:r>
+      <w:r>
+        <w:t xml:space="preserve">“assembled by READ-ONLY repo inventory,”</w:t>
+      </w:r>
+      <w:r>
+        <w:t xml:space="preserve"> </w:t>
+      </w:r>
+      <w:r>
+        <w:t xml:space="preserve">not mechanically derivable from a single source-of-truth table, so a full per-unit re-audit of all 289 pre-existing rows was judged out of the bounded scope of a staleness-fix task and is NOT claimed here): added 3 new rows to §8d for scripts that shipped since Rev 7 and were completely absent from this ledger —</w:t>
+      </w:r>
+      <w:r>
+        <w:t xml:space="preserve"> </w:t>
+      </w:r>
+      <w:r>
+        <w:rPr>
+          <w:rStyle w:val="VerbatimChar"/>
+        </w:rPr>
+        <w:t xml:space="preserve">scripts/load-tracker-cookies.sh</w:t>
+      </w:r>
+      <w:r>
+        <w:t xml:space="preserve"> </w:t>
+      </w:r>
+      <w:r>
+        <w:t xml:space="preserve">(tracker-cookies autoload,</w:t>
+      </w:r>
+      <w:r>
+        <w:t xml:space="preserve"> </w:t>
+      </w:r>
+      <w:r>
+        <w:rPr>
+          <w:rStyle w:val="VerbatimChar"/>
+        </w:rPr>
+        <w:t xml:space="preserve">619a5f6</w:t>
+      </w:r>
+      <w:r>
+        <w:t xml:space="preserve">),</w:t>
+      </w:r>
+      <w:r>
+        <w:t xml:space="preserve"> </w:t>
+      </w:r>
+      <w:r>
+        <w:rPr>
+          <w:rStyle w:val="VerbatimChar"/>
+        </w:rPr>
+        <w:t xml:space="preserve">scripts/boba-svc.sh</w:t>
+      </w:r>
+      <w:r>
+        <w:t xml:space="preserve"> </w:t>
+      </w:r>
+      <w:r>
+        <w:t xml:space="preserve">(sudo-free systemd wrapper,</w:t>
+      </w:r>
+      <w:r>
+        <w:t xml:space="preserve"> </w:t>
+      </w:r>
+      <w:r>
+        <w:rPr>
+          <w:rStyle w:val="VerbatimChar"/>
+        </w:rPr>
+        <w:t xml:space="preserve">444d94e</w:t>
+      </w:r>
+      <w:r>
+        <w:t xml:space="preserve">),</w:t>
+      </w:r>
+      <w:r>
+        <w:t xml:space="preserve"> </w:t>
+      </w:r>
+      <w:r>
+        <w:rPr>
+          <w:rStyle w:val="VerbatimChar"/>
+        </w:rPr>
+        <w:t xml:space="preserve">scripts/commit-push-all.sh</w:t>
+      </w:r>
+      <w:r>
+        <w:t xml:space="preserve"> </w:t>
+      </w:r>
+      <w:r>
+        <w:t xml:space="preserve">(§11.4.234 dedicated commit/push entrypoint,</w:t>
+      </w:r>
+      <w:r>
+        <w:t xml:space="preserve"> </w:t>
+      </w:r>
+      <w:r>
+        <w:rPr>
+          <w:rStyle w:val="VerbatimChar"/>
+        </w:rPr>
+        <w:t xml:space="preserve">08e870e</w:t>
+      </w:r>
+      <w:r>
+        <w:t xml:space="preserve">) — each cited to its real source file + covering challenge. Total features cataloged: 289 →</w:t>
+      </w:r>
+      <w:r>
+        <w:t xml:space="preserve"> </w:t>
+      </w:r>
+      <w:r>
+        <w:rPr>
+          <w:b/>
+          <w:bCs/>
+        </w:rPr>
+        <w:t xml:space="preserve">292</w:t>
+      </w:r>
+      <w:r>
+        <w:t xml:space="preserve">. Every pre-existing row was left untouched (no content was invented to</w:t>
+      </w:r>
+      <w:r>
+        <w:t xml:space="preserve"> </w:t>
+      </w:r>
+      <w:r>
+        <w:t xml:space="preserve">“look fresh”</w:t>
+      </w:r>
+      <w:r>
+        <w:t xml:space="preserve">); the honest scope boundary of this pass is recorded under</w:t>
+      </w:r>
+      <w:r>
+        <w:t xml:space="preserve"> </w:t>
+      </w:r>
+      <w:r>
+        <w:t xml:space="preserve">“Components NOT inventoried”</w:t>
+      </w:r>
+      <w:r>
+        <w:t xml:space="preserve"> </w:t>
+      </w:r>
+      <w:r>
+        <w:t xml:space="preserve">below.</w:t>
       </w:r>
     </w:p>
     <w:p>
@@ -536,7 +714,19 @@
         <w:pStyle w:val="BlockText"/>
       </w:pPr>
       <w:r>
-        <w:t xml:space="preserve">Per-row Video tally (288 feature rows):</w:t>
+        <w:t xml:space="preserve">Per-row Video tally (291 feature rows — the pre-existing Rev ≤7 tally of 288 vs the stated</w:t>
+      </w:r>
+      <w:r>
+        <w:t xml:space="preserve"> </w:t>
+      </w:r>
+      <w:r>
+        <w:t xml:space="preserve">“289”</w:t>
+      </w:r>
+      <w:r>
+        <w:t xml:space="preserve"> </w:t>
+      </w:r>
+      <w:r>
+        <w:t xml:space="preserve">total was a 1-row pre-existing discrepancy not reconciled by this pass, §11.4.6 honest note; +3 for the Rev 8 §8d additions, all N/A/host-script):</w:t>
       </w:r>
       <w:r>
         <w:t xml:space="preserve"> </w:t>
@@ -572,7 +762,7 @@
           <w:b/>
           <w:bCs/>
         </w:rPr>
-        <w:t xml:space="preserve">246 N/A (no UI — test-covered)</w:t>
+        <w:t xml:space="preserve">249 N/A (no UI — test-covered)</w:t>
       </w:r>
       <w:r>
         <w:t xml:space="preserve">.</w:t>
@@ -2135,7 +2325,7 @@
               <w:pStyle w:val="Compact"/>
             </w:pPr>
             <w:r>
-              <w:t xml:space="preserve">40</w:t>
+              <w:t xml:space="preserve">43</w:t>
             </w:r>
           </w:p>
         </w:tc>
@@ -2150,13 +2340,49 @@
           <w:b/>
           <w:bCs/>
         </w:rPr>
-        <w:t xml:space="preserve">Total features cataloged: 289</w:t>
+        <w:t xml:space="preserve">Total features cataloged: 292</w:t>
       </w:r>
       <w:r>
         <w:t xml:space="preserve"> </w:t>
       </w:r>
       <w:r>
-        <w:t xml:space="preserve">(Rev 7: +1 — new</w:t>
+        <w:t xml:space="preserve">(Rev 8: +3 —</w:t>
+      </w:r>
+      <w:r>
+        <w:t xml:space="preserve"> </w:t>
+      </w:r>
+      <w:r>
+        <w:rPr>
+          <w:rStyle w:val="VerbatimChar"/>
+        </w:rPr>
+        <w:t xml:space="preserve">scripts/load-tracker-cookies.sh</w:t>
+      </w:r>
+      <w:r>
+        <w:t xml:space="preserve">,</w:t>
+      </w:r>
+      <w:r>
+        <w:t xml:space="preserve"> </w:t>
+      </w:r>
+      <w:r>
+        <w:rPr>
+          <w:rStyle w:val="VerbatimChar"/>
+        </w:rPr>
+        <w:t xml:space="preserve">scripts/boba-svc.sh</w:t>
+      </w:r>
+      <w:r>
+        <w:t xml:space="preserve">,</w:t>
+      </w:r>
+      <w:r>
+        <w:t xml:space="preserve"> </w:t>
+      </w:r>
+      <w:r>
+        <w:rPr>
+          <w:rStyle w:val="VerbatimChar"/>
+        </w:rPr>
+        <w:t xml:space="preserve">scripts/commit-push-all.sh</w:t>
+      </w:r>
+      <w:r>
+        <w:t xml:space="preserve">; Rev 7: +1 — new</w:t>
       </w:r>
       <w:r>
         <w:t xml:space="preserve"> </w:t>
@@ -34990,6 +35216,306 @@
           </w:p>
         </w:tc>
       </w:tr>
+      <w:tr>
+        <w:tc>
+          <w:tcPr/>
+          <w:p>
+            <w:pPr>
+              <w:pStyle w:val="Compact"/>
+            </w:pPr>
+            <w:r>
+              <w:rPr>
+                <w:rStyle w:val="VerbatimChar"/>
+              </w:rPr>
+              <w:t xml:space="preserve">scripts/load-tracker-cookies.sh</w:t>
+            </w:r>
+            <w:r>
+              <w:t xml:space="preserve"> </w:t>
+            </w:r>
+            <w:r>
+              <w:t xml:space="preserve">— per-tracker Netscape cookies-file autoload →</w:t>
+            </w:r>
+            <w:r>
+              <w:t xml:space="preserve"> </w:t>
+            </w:r>
+            <w:r>
+              <w:rPr>
+                <w:rStyle w:val="VerbatimChar"/>
+              </w:rPr>
+              <w:t xml:space="preserve">.env</w:t>
+            </w:r>
+            <w:r>
+              <w:t xml:space="preserve"> </w:t>
+            </w:r>
+            <w:r>
+              <w:t xml:space="preserve">(operator mandate 2026-08-15,</w:t>
+            </w:r>
+            <w:r>
+              <w:t xml:space="preserve"> </w:t>
+            </w:r>
+            <w:r>
+              <w:rPr>
+                <w:rStyle w:val="VerbatimChar"/>
+              </w:rPr>
+              <w:t xml:space="preserve">619a5f6</w:t>
+            </w:r>
+            <w:r>
+              <w:t xml:space="preserve">)</w:t>
+            </w:r>
+          </w:p>
+        </w:tc>
+        <w:tc>
+          <w:tcPr/>
+          <w:p>
+            <w:pPr>
+              <w:pStyle w:val="Compact"/>
+            </w:pPr>
+            <w:r>
+              <w:t xml:space="preserve">implemented</w:t>
+            </w:r>
+          </w:p>
+        </w:tc>
+        <w:tc>
+          <w:tcPr/>
+          <w:p>
+            <w:pPr>
+              <w:pStyle w:val="Compact"/>
+            </w:pPr>
+            <w:r>
+              <w:t xml:space="preserve">host</w:t>
+            </w:r>
+          </w:p>
+        </w:tc>
+        <w:tc>
+          <w:tcPr/>
+          <w:p>
+            <w:pPr>
+              <w:pStyle w:val="Compact"/>
+            </w:pPr>
+            <w:r>
+              <w:t xml:space="preserve">challenge</w:t>
+            </w:r>
+            <w:r>
+              <w:t xml:space="preserve"> </w:t>
+            </w:r>
+            <w:r>
+              <w:rPr>
+                <w:rStyle w:val="VerbatimChar"/>
+              </w:rPr>
+              <w:t xml:space="preserve">challenges/scripts/credentials_wired_challenge.sh</w:t>
+            </w:r>
+          </w:p>
+        </w:tc>
+        <w:tc>
+          <w:tcPr/>
+          <w:p>
+            <w:pPr>
+              <w:pStyle w:val="Compact"/>
+            </w:pPr>
+            <w:r>
+              <w:t xml:space="preserve">tested-green-in-suite</w:t>
+            </w:r>
+          </w:p>
+        </w:tc>
+        <w:tc>
+          <w:tcPr/>
+          <w:p>
+            <w:pPr>
+              <w:pStyle w:val="Compact"/>
+            </w:pPr>
+            <w:r>
+              <w:t xml:space="preserve">N/A (host script — no UI; test-covered/operational)</w:t>
+            </w:r>
+          </w:p>
+        </w:tc>
+      </w:tr>
+      <w:tr>
+        <w:tc>
+          <w:tcPr/>
+          <w:p>
+            <w:pPr>
+              <w:pStyle w:val="Compact"/>
+            </w:pPr>
+            <w:r>
+              <w:rPr>
+                <w:rStyle w:val="VerbatimChar"/>
+              </w:rPr>
+              <w:t xml:space="preserve">scripts/boba-svc.sh</w:t>
+            </w:r>
+            <w:r>
+              <w:t xml:space="preserve"> </w:t>
+            </w:r>
+            <w:r>
+              <w:t xml:space="preserve">— sudo-free systemd-linger service wrapper (up/down/status/logs)</w:t>
+            </w:r>
+          </w:p>
+        </w:tc>
+        <w:tc>
+          <w:tcPr/>
+          <w:p>
+            <w:pPr>
+              <w:pStyle w:val="Compact"/>
+            </w:pPr>
+            <w:r>
+              <w:t xml:space="preserve">implemented</w:t>
+            </w:r>
+          </w:p>
+        </w:tc>
+        <w:tc>
+          <w:tcPr/>
+          <w:p>
+            <w:pPr>
+              <w:pStyle w:val="Compact"/>
+            </w:pPr>
+            <w:r>
+              <w:t xml:space="preserve">host</w:t>
+            </w:r>
+          </w:p>
+        </w:tc>
+        <w:tc>
+          <w:tcPr/>
+          <w:p>
+            <w:pPr>
+              <w:pStyle w:val="Compact"/>
+            </w:pPr>
+            <w:r>
+              <w:t xml:space="preserve">challenge</w:t>
+            </w:r>
+            <w:r>
+              <w:t xml:space="preserve"> </w:t>
+            </w:r>
+            <w:r>
+              <w:rPr>
+                <w:rStyle w:val="VerbatimChar"/>
+              </w:rPr>
+              <w:t xml:space="preserve">challenges/scripts/install_sh_idempotent_challenge.sh</w:t>
+            </w:r>
+            <w:r>
+              <w:t xml:space="preserve">,</w:t>
+            </w:r>
+            <w:r>
+              <w:t xml:space="preserve"> </w:t>
+            </w:r>
+            <w:r>
+              <w:rPr>
+                <w:rStyle w:val="VerbatimChar"/>
+              </w:rPr>
+              <w:t xml:space="preserve">credentials_wired_challenge.sh</w:t>
+            </w:r>
+          </w:p>
+        </w:tc>
+        <w:tc>
+          <w:tcPr/>
+          <w:p>
+            <w:pPr>
+              <w:pStyle w:val="Compact"/>
+            </w:pPr>
+            <w:r>
+              <w:t xml:space="preserve">tested-green-in-suite</w:t>
+            </w:r>
+          </w:p>
+        </w:tc>
+        <w:tc>
+          <w:tcPr/>
+          <w:p>
+            <w:pPr>
+              <w:pStyle w:val="Compact"/>
+            </w:pPr>
+            <w:r>
+              <w:t xml:space="preserve">N/A (host script — no UI; test-covered/operational)</w:t>
+            </w:r>
+          </w:p>
+        </w:tc>
+      </w:tr>
+      <w:tr>
+        <w:tc>
+          <w:tcPr/>
+          <w:p>
+            <w:pPr>
+              <w:pStyle w:val="Compact"/>
+            </w:pPr>
+            <w:r>
+              <w:rPr>
+                <w:rStyle w:val="VerbatimChar"/>
+              </w:rPr>
+              <w:t xml:space="preserve">scripts/commit-push-all.sh</w:t>
+            </w:r>
+            <w:r>
+              <w:t xml:space="preserve"> </w:t>
+            </w:r>
+            <w:r>
+              <w:t xml:space="preserve">— §11.4.234 dedicated commit/push entrypoint (hook-validation stage + always-unblocked push,</w:t>
+            </w:r>
+            <w:r>
+              <w:t xml:space="preserve"> </w:t>
+            </w:r>
+            <w:r>
+              <w:rPr>
+                <w:rStyle w:val="VerbatimChar"/>
+              </w:rPr>
+              <w:t xml:space="preserve">08e870e</w:t>
+            </w:r>
+            <w:r>
+              <w:t xml:space="preserve">)</w:t>
+            </w:r>
+          </w:p>
+        </w:tc>
+        <w:tc>
+          <w:tcPr/>
+          <w:p>
+            <w:pPr>
+              <w:pStyle w:val="Compact"/>
+            </w:pPr>
+            <w:r>
+              <w:t xml:space="preserve">implemented</w:t>
+            </w:r>
+          </w:p>
+        </w:tc>
+        <w:tc>
+          <w:tcPr/>
+          <w:p>
+            <w:pPr>
+              <w:pStyle w:val="Compact"/>
+            </w:pPr>
+            <w:r>
+              <w:t xml:space="preserve">host</w:t>
+            </w:r>
+          </w:p>
+        </w:tc>
+        <w:tc>
+          <w:tcPr/>
+          <w:p>
+            <w:pPr>
+              <w:pStyle w:val="Compact"/>
+            </w:pPr>
+            <w:r>
+              <w:t xml:space="preserve">none dedicated</w:t>
+            </w:r>
+          </w:p>
+        </w:tc>
+        <w:tc>
+          <w:tcPr/>
+          <w:p>
+            <w:pPr>
+              <w:pStyle w:val="Compact"/>
+            </w:pPr>
+            <w:r>
+              <w:t xml:space="preserve">not-validated</w:t>
+            </w:r>
+          </w:p>
+        </w:tc>
+        <w:tc>
+          <w:tcPr/>
+          <w:p>
+            <w:pPr>
+              <w:pStyle w:val="Compact"/>
+            </w:pPr>
+            <w:r>
+              <w:t xml:space="preserve">N/A (host script — no UI; test-covered/operational)</w:t>
+            </w:r>
+          </w:p>
+        </w:tc>
+      </w:tr>
     </w:tbl>
     <w:bookmarkEnd w:id="53"/>
     <w:bookmarkStart w:id="54" w:name="e.-infra-compose-startup"/>
@@ -35365,6 +35891,282 @@
       </w:pPr>
       <w:r>
         <w:t xml:space="preserve">Components NOT inventoried / discrepancies (honest gaps, §11.4.6)</w:t>
+      </w:r>
+    </w:p>
+    <w:p>
+      <w:pPr>
+        <w:pStyle w:val="Compact"/>
+        <w:numPr>
+          <w:ilvl w:val="0"/>
+          <w:numId w:val="1001"/>
+        </w:numPr>
+      </w:pPr>
+      <w:r>
+        <w:rPr>
+          <w:b/>
+          <w:bCs/>
+        </w:rPr>
+        <w:t xml:space="preserve">Rev 8 scope boundary (BOB-075, 2026-08-18):</w:t>
+      </w:r>
+      <w:r>
+        <w:t xml:space="preserve"> </w:t>
+      </w:r>
+      <w:r>
+        <w:t xml:space="preserve">this pass added 3 new rows for</w:t>
+      </w:r>
+      <w:r>
+        <w:t xml:space="preserve"> </w:t>
+      </w:r>
+      <w:r>
+        <w:t xml:space="preserve">scripts that shipped with no prior row (§8d) and fixed the missing Rev/date</w:t>
+      </w:r>
+      <w:r>
+        <w:t xml:space="preserve"> </w:t>
+      </w:r>
+      <w:r>
+        <w:t xml:space="preserve">bump for the</w:t>
+      </w:r>
+      <w:r>
+        <w:t xml:space="preserve"> </w:t>
+      </w:r>
+      <w:r>
+        <w:rPr>
+          <w:rStyle w:val="VerbatimChar"/>
+        </w:rPr>
+        <w:t xml:space="preserve">ea86ce1</w:t>
+      </w:r>
+      <w:r>
+        <w:t xml:space="preserve"> </w:t>
+      </w:r>
+      <w:r>
+        <w:t xml:space="preserve">content edit, but did</w:t>
+      </w:r>
+      <w:r>
+        <w:t xml:space="preserve"> </w:t>
+      </w:r>
+      <w:r>
+        <w:rPr>
+          <w:b/>
+          <w:bCs/>
+        </w:rPr>
+        <w:t xml:space="preserve">NOT</w:t>
+      </w:r>
+      <w:r>
+        <w:t xml:space="preserve"> </w:t>
+      </w:r>
+      <w:r>
+        <w:t xml:space="preserve">re-audit the other ~289</w:t>
+      </w:r>
+      <w:r>
+        <w:t xml:space="preserve"> </w:t>
+      </w:r>
+      <w:r>
+        <w:t xml:space="preserve">pre-existing rows against the current tree — that would be a full re-run of</w:t>
+      </w:r>
+      <w:r>
+        <w:t xml:space="preserve"> </w:t>
+      </w:r>
+      <w:r>
+        <w:t xml:space="preserve">the original READ-ONLY repo-inventory process (§11.4.118 discovery-pressure),</w:t>
+      </w:r>
+      <w:r>
+        <w:t xml:space="preserve"> </w:t>
+      </w:r>
+      <w:r>
+        <w:t xml:space="preserve">out of scope for a bounded staleness fix. Known-real capabilities that</w:t>
+      </w:r>
+      <w:r>
+        <w:t xml:space="preserve"> </w:t>
+      </w:r>
+      <w:r>
+        <w:t xml:space="preserve">shipped since Rev 7 and are</w:t>
+      </w:r>
+      <w:r>
+        <w:t xml:space="preserve"> </w:t>
+      </w:r>
+      <w:r>
+        <w:rPr>
+          <w:b/>
+          <w:bCs/>
+        </w:rPr>
+        <w:t xml:space="preserve">not yet itemized at row-granularity</w:t>
+      </w:r>
+      <w:r>
+        <w:t xml:space="preserve"> </w:t>
+      </w:r>
+      <w:r>
+        <w:t xml:space="preserve">here</w:t>
+      </w:r>
+      <w:r>
+        <w:t xml:space="preserve"> </w:t>
+      </w:r>
+      <w:r>
+        <w:t xml:space="preserve">(tracked as an honest gap, not silently assumed covered): the systemd</w:t>
+      </w:r>
+      <w:r>
+        <w:t xml:space="preserve"> </w:t>
+      </w:r>
+      <w:r>
+        <w:t xml:space="preserve">service topology (</w:t>
+      </w:r>
+      <w:r>
+        <w:rPr>
+          <w:rStyle w:val="VerbatimChar"/>
+        </w:rPr>
+        <w:t xml:space="preserve">boba.target</w:t>
+      </w:r>
+      <w:r>
+        <w:t xml:space="preserve">,</w:t>
+      </w:r>
+      <w:r>
+        <w:t xml:space="preserve"> </w:t>
+      </w:r>
+      <w:r>
+        <w:rPr>
+          <w:rStyle w:val="VerbatimChar"/>
+        </w:rPr>
+        <w:t xml:space="preserve">boba-stack.service</w:t>
+      </w:r>
+      <w:r>
+        <w:t xml:space="preserve">,</w:t>
+      </w:r>
+      <w:r>
+        <w:t xml:space="preserve"> </w:t>
+      </w:r>
+      <w:r>
+        <w:rPr>
+          <w:rStyle w:val="VerbatimChar"/>
+        </w:rPr>
+        <w:t xml:space="preserve">boba-webui-bridge.service</w:t>
+      </w:r>
+      <w:r>
+        <w:t xml:space="preserve">,</w:t>
+      </w:r>
+      <w:r>
+        <w:t xml:space="preserve"> </w:t>
+      </w:r>
+      <w:r>
+        <w:rPr>
+          <w:rStyle w:val="VerbatimChar"/>
+        </w:rPr>
+        <w:t xml:space="preserve">444d94e</w:t>
+      </w:r>
+      <w:r>
+        <w:t xml:space="preserve">/</w:t>
+      </w:r>
+      <w:r>
+        <w:rPr>
+          <w:rStyle w:val="VerbatimChar"/>
+        </w:rPr>
+        <w:t xml:space="preserve">bbc63ca</w:t>
+      </w:r>
+      <w:r>
+        <w:t xml:space="preserve">), outbound egress-proxy</w:t>
+      </w:r>
+      <w:r>
+        <w:t xml:space="preserve"> </w:t>
+      </w:r>
+      <w:r>
+        <w:t xml:space="preserve">routing for tracker fetches (</w:t>
+      </w:r>
+      <w:r>
+        <w:rPr>
+          <w:rStyle w:val="VerbatimChar"/>
+        </w:rPr>
+        <w:t xml:space="preserve">BOBA_UPSTREAM_PROXY</w:t>
+      </w:r>
+      <w:r>
+        <w:t xml:space="preserve">,</w:t>
+      </w:r>
+      <w:r>
+        <w:t xml:space="preserve"> </w:t>
+      </w:r>
+      <w:r>
+        <w:rPr>
+          <w:rStyle w:val="VerbatimChar"/>
+        </w:rPr>
+        <w:t xml:space="preserve">b44a2e4</w:t>
+      </w:r>
+      <w:r>
+        <w:t xml:space="preserve">/</w:t>
+      </w:r>
+      <w:r>
+        <w:rPr>
+          <w:rStyle w:val="VerbatimChar"/>
+        </w:rPr>
+        <w:t xml:space="preserve">4e62eca</w:t>
+      </w:r>
+      <w:r>
+        <w:t xml:space="preserve">/</w:t>
+      </w:r>
+      <w:r>
+        <w:t xml:space="preserve"> </w:t>
+      </w:r>
+      <w:r>
+        <w:rPr>
+          <w:rStyle w:val="VerbatimChar"/>
+        </w:rPr>
+        <w:t xml:space="preserve">be5062d</w:t>
+      </w:r>
+      <w:r>
+        <w:t xml:space="preserve">), and the</w:t>
+      </w:r>
+      <w:r>
+        <w:t xml:space="preserve"> </w:t>
+      </w:r>
+      <w:r>
+        <w:rPr>
+          <w:rStyle w:val="VerbatimChar"/>
+        </w:rPr>
+        <w:t xml:space="preserve">submodules/jackett</w:t>
+      </w:r>
+      <w:r>
+        <w:t xml:space="preserve"> </w:t>
+      </w:r>
+      <w:r>
+        <w:t xml:space="preserve">version bump to</w:t>
+      </w:r>
+      <w:r>
+        <w:t xml:space="preserve"> </w:t>
+      </w:r>
+      <w:r>
+        <w:rPr>
+          <w:rStyle w:val="VerbatimChar"/>
+        </w:rPr>
+        <w:t xml:space="preserve">v0.24.2406</w:t>
+      </w:r>
+      <w:r>
+        <w:t xml:space="preserve"> </w:t>
+      </w:r>
+      <w:r>
+        <w:t xml:space="preserve">(</w:t>
+      </w:r>
+      <w:r>
+        <w:rPr>
+          <w:rStyle w:val="VerbatimChar"/>
+        </w:rPr>
+        <w:t xml:space="preserve">99a486e</w:t>
+      </w:r>
+      <w:r>
+        <w:t xml:space="preserve">, BOB-076 — a dependency-version change, not a new feature row).</w:t>
+      </w:r>
+      <w:r>
+        <w:t xml:space="preserve"> </w:t>
+      </w:r>
+      <w:r>
+        <w:t xml:space="preserve">A future pass MAY re-run the full inventory; until then this document is</w:t>
+      </w:r>
+      <w:r>
+        <w:t xml:space="preserve"> </w:t>
+      </w:r>
+      <w:r>
+        <w:t xml:space="preserve">accurate for what it explicitly claims and honestly incomplete for what it</w:t>
+      </w:r>
+      <w:r>
+        <w:t xml:space="preserve"> </w:t>
+      </w:r>
+      <w:r>
+        <w:t xml:space="preserve">does not.</w:t>
       </w:r>
     </w:p>
     <w:p>

--- a/docs/features/Status.docx
+++ b/docs/features/Status.docx
@@ -34,7 +34,7 @@
         <w:t xml:space="preserve"> </w:t>
       </w:r>
       <w:r>
-        <w:t xml:space="preserve">8</w:t>
+        <w:t xml:space="preserve">9</w:t>
       </w:r>
       <w:r>
         <w:t xml:space="preserve"> </w:t>
@@ -50,7 +50,7 @@
         <w:t xml:space="preserve"> </w:t>
       </w:r>
       <w:r>
-        <w:t xml:space="preserve">2026-08-18T13:33:41Z</w:t>
+        <w:t xml:space="preserve">2026-08-20T12:27:23Z</w:t>
       </w:r>
       <w:r>
         <w:t xml:space="preserve"> </w:t>
@@ -119,6 +119,336 @@
       </w:r>
       <w:r>
         <w:t xml:space="preserve">.</w:t>
+      </w:r>
+    </w:p>
+    <w:p>
+      <w:pPr>
+        <w:pStyle w:val="BlockText"/>
+      </w:pPr>
+      <w:r>
+        <w:rPr>
+          <w:b/>
+          <w:bCs/>
+        </w:rPr>
+        <w:t xml:space="preserve">Rev 9 (2026-08-20, BOB-083 / GOVERNANCE_AUDIT_2026-08-08_ROUND2.md RD2-16) —</w:t>
+      </w:r>
+      <w:r>
+        <w:rPr>
+          <w:b/>
+          <w:bCs/>
+        </w:rPr>
+        <w:t xml:space="preserve"> </w:t>
+      </w:r>
+      <w:r>
+        <w:rPr>
+          <w:b/>
+          <w:bCs/>
+        </w:rPr>
+        <w:t xml:space="preserve">staleness catch-up (§11.4.44/§11.4.45/§11.4.86):</w:t>
+      </w:r>
+      <w:r>
+        <w:t xml:space="preserve"> </w:t>
+      </w:r>
+      <w:r>
+        <w:t xml:space="preserve">161 commits landed between the</w:t>
+      </w:r>
+      <w:r>
+        <w:t xml:space="preserve"> </w:t>
+      </w:r>
+      <w:r>
+        <w:t xml:space="preserve">Rev 8 pass (</w:t>
+      </w:r>
+      <w:r>
+        <w:rPr>
+          <w:rStyle w:val="VerbatimChar"/>
+        </w:rPr>
+        <w:t xml:space="preserve">e6162f7</w:t>
+      </w:r>
+      <w:r>
+        <w:t xml:space="preserve">, 2026-08-18) and this pass’s HEAD (</w:t>
+      </w:r>
+      <w:r>
+        <w:rPr>
+          <w:rStyle w:val="VerbatimChar"/>
+        </w:rPr>
+        <w:t xml:space="preserve">e0d60ab</w:t>
+      </w:r>
+      <w:r>
+        <w:t xml:space="preserve">, 2026-08-20).</w:t>
+      </w:r>
+      <w:r>
+        <w:t xml:space="preserve"> </w:t>
+      </w:r>
+      <w:r>
+        <w:t xml:space="preserve">Real</w:t>
+      </w:r>
+      <w:r>
+        <w:t xml:space="preserve"> </w:t>
+      </w:r>
+      <w:r>
+        <w:rPr>
+          <w:rStyle w:val="VerbatimChar"/>
+        </w:rPr>
+        <w:t xml:space="preserve">git log e6162f7..HEAD</w:t>
+      </w:r>
+      <w:r>
+        <w:t xml:space="preserve"> </w:t>
+      </w:r>
+      <w:r>
+        <w:t xml:space="preserve">evidence: the overwhelming majority are the BOB-126</w:t>
+      </w:r>
+      <w:r>
+        <w:t xml:space="preserve"> </w:t>
+      </w:r>
+      <w:r>
+        <w:t xml:space="preserve">forced-logout</w:t>
+      </w:r>
+      <w:r>
+        <w:t xml:space="preserve"> </w:t>
+      </w:r>
+      <w:r>
+        <w:rPr>
+          <w:rStyle w:val="VerbatimChar"/>
+        </w:rPr>
+        <w:t xml:space="preserve">killpg(-1, SIGKILL)</w:t>
+      </w:r>
+      <w:r>
+        <w:t xml:space="preserve"> </w:t>
+      </w:r>
+      <w:r>
+        <w:t xml:space="preserve">incident chain (root cause found + closed,</w:t>
+      </w:r>
+      <w:r>
+        <w:t xml:space="preserve"> </w:t>
+      </w:r>
+      <w:r>
+        <w:t xml:space="preserve">new universal §11.4.263 anchor) plus surrounding test/gate/quality hardening</w:t>
+      </w:r>
+      <w:r>
+        <w:t xml:space="preserve"> </w:t>
+      </w:r>
+      <w:r>
+        <w:t xml:space="preserve">(BOB-127..135) — process-safety and CI-discipline work,</w:t>
+      </w:r>
+      <w:r>
+        <w:t xml:space="preserve"> </w:t>
+      </w:r>
+      <w:r>
+        <w:rPr>
+          <w:b/>
+          <w:bCs/>
+        </w:rPr>
+        <w:t xml:space="preserve">not new product</w:t>
+      </w:r>
+      <w:r>
+        <w:rPr>
+          <w:b/>
+          <w:bCs/>
+        </w:rPr>
+        <w:t xml:space="preserve"> </w:t>
+      </w:r>
+      <w:r>
+        <w:rPr>
+          <w:b/>
+          <w:bCs/>
+        </w:rPr>
+        <w:t xml:space="preserve">features</w:t>
+      </w:r>
+      <w:r>
+        <w:t xml:space="preserve">, so no new feature rows are warranted from that set (§11.4.6: verified</w:t>
+      </w:r>
+      <w:r>
+        <w:t xml:space="preserve"> </w:t>
+      </w:r>
+      <w:r>
+        <w:t xml:space="preserve">by reading the commit log, not assumed). Two exceptions</w:t>
+      </w:r>
+      <w:r>
+        <w:t xml:space="preserve"> </w:t>
+      </w:r>
+      <w:r>
+        <w:rPr>
+          <w:b/>
+          <w:bCs/>
+        </w:rPr>
+        <w:t xml:space="preserve">were</w:t>
+      </w:r>
+      <w:r>
+        <w:t xml:space="preserve"> </w:t>
+      </w:r>
+      <w:r>
+        <w:t xml:space="preserve">feature-relevant</w:t>
+      </w:r>
+      <w:r>
+        <w:t xml:space="preserve"> </w:t>
+      </w:r>
+      <w:r>
+        <w:t xml:space="preserve">and are corrected below with cited live evidence:</w:t>
+      </w:r>
+      <w:r>
+        <w:t xml:space="preserve"> </w:t>
+      </w:r>
+      <w:r>
+        <w:rPr>
+          <w:b/>
+          <w:bCs/>
+        </w:rPr>
+        <w:t xml:space="preserve">RW-06</w:t>
+      </w:r>
+      <w:r>
+        <w:t xml:space="preserve"> </w:t>
+      </w:r>
+      <w:r>
+        <w:t xml:space="preserve">(RuTracker ReDoS fix</w:t>
+      </w:r>
+      <w:r>
+        <w:t xml:space="preserve"> </w:t>
+      </w:r>
+      <w:r>
+        <w:t xml:space="preserve">deployment) — CLOSED live 2026-08-19 (</w:t>
+      </w:r>
+      <w:r>
+        <w:rPr>
+          <w:rStyle w:val="VerbatimChar"/>
+        </w:rPr>
+        <w:t xml:space="preserve">1c0389a</w:t>
+      </w:r>
+      <w:r>
+        <w:t xml:space="preserve">, BOB-093);</w:t>
+      </w:r>
+      <w:r>
+        <w:t xml:space="preserve"> </w:t>
+      </w:r>
+      <w:r>
+        <w:rPr>
+          <w:b/>
+          <w:bCs/>
+        </w:rPr>
+        <w:t xml:space="preserve">RW-07</w:t>
+      </w:r>
+      <w:r>
+        <w:t xml:space="preserve"> </w:t>
+      </w:r>
+      <w:r>
+        <w:t xml:space="preserve">(nnmclub</w:t>
+      </w:r>
+      <w:r>
+        <w:t xml:space="preserve"> </w:t>
+      </w:r>
+      <w:r>
+        <w:rPr>
+          <w:rStyle w:val="VerbatimChar"/>
+        </w:rPr>
+        <w:t xml:space="preserve">/auth/nnmclub/status</w:t>
+      </w:r>
+      <w:r>
+        <w:t xml:space="preserve"> </w:t>
+      </w:r>
+      <w:r>
+        <w:t xml:space="preserve">SOURCE→ARTIFACT drift) — CLOSED live 2026-08-19 (</w:t>
+      </w:r>
+      <w:r>
+        <w:rPr>
+          <w:rStyle w:val="VerbatimChar"/>
+        </w:rPr>
+        <w:t xml:space="preserve">7baef2b</w:t>
+      </w:r>
+      <w:r>
+        <w:t xml:space="preserve">,</w:t>
+      </w:r>
+      <w:r>
+        <w:t xml:space="preserve"> </w:t>
+      </w:r>
+      <w:r>
+        <w:t xml:space="preserve">BOB-092). Both rows below updated to</w:t>
+      </w:r>
+      <w:r>
+        <w:t xml:space="preserve"> </w:t>
+      </w:r>
+      <w:r>
+        <w:rPr>
+          <w:rStyle w:val="VerbatimChar"/>
+        </w:rPr>
+        <w:t xml:space="preserve">PASS — LIVE</w:t>
+      </w:r>
+      <w:r>
+        <w:t xml:space="preserve"> </w:t>
+      </w:r>
+      <w:r>
+        <w:t xml:space="preserve">with their real evidence</w:t>
+      </w:r>
+      <w:r>
+        <w:t xml:space="preserve"> </w:t>
+      </w:r>
+      <w:r>
+        <w:t xml:space="preserve">paths.</w:t>
+      </w:r>
+      <w:r>
+        <w:t xml:space="preserve"> </w:t>
+      </w:r>
+      <w:r>
+        <w:rPr>
+          <w:rStyle w:val="VerbatimChar"/>
+        </w:rPr>
+        <w:t xml:space="preserve">docs/REMAINING_WORK_PLAN.md</w:t>
+      </w:r>
+      <w:r>
+        <w:t xml:space="preserve"> </w:t>
+      </w:r>
+      <w:r>
+        <w:t xml:space="preserve">itself was NOT edited (out of this task’s</w:t>
+      </w:r>
+      <w:r>
+        <w:t xml:space="preserve"> </w:t>
+      </w:r>
+      <w:r>
+        <w:t xml:space="preserve">owned-file scope — see the Status_Summary companion for the plain-language</w:t>
+      </w:r>
+      <w:r>
+        <w:t xml:space="preserve"> </w:t>
+      </w:r>
+      <w:r>
+        <w:t xml:space="preserve">version of this note). Total features cataloged:</w:t>
+      </w:r>
+      <w:r>
+        <w:t xml:space="preserve"> </w:t>
+      </w:r>
+      <w:r>
+        <w:rPr>
+          <w:b/>
+          <w:bCs/>
+        </w:rPr>
+        <w:t xml:space="preserve">unchanged at 292</w:t>
+      </w:r>
+      <w:r>
+        <w:t xml:space="preserve"> </w:t>
+      </w:r>
+      <w:r>
+        <w:t xml:space="preserve">(no rows</w:t>
+      </w:r>
+      <w:r>
+        <w:t xml:space="preserve"> </w:t>
+      </w:r>
+      <w:r>
+        <w:t xml:space="preserve">added or removed this pass, only 2 existing rows’ Validation cells corrected).</w:t>
+      </w:r>
+      <w:r>
+        <w:t xml:space="preserve"> </w:t>
+      </w:r>
+      <w:r>
+        <w:t xml:space="preserve">Every other pre-existing row was left untouched — a full per-unit re-audit</w:t>
+      </w:r>
+      <w:r>
+        <w:t xml:space="preserve"> </w:t>
+      </w:r>
+      <w:r>
+        <w:t xml:space="preserve">against the 161-commit delta was judged out of the bounded scope of this</w:t>
+      </w:r>
+      <w:r>
+        <w:t xml:space="preserve"> </w:t>
+      </w:r>
+      <w:r>
+        <w:t xml:space="preserve">staleness-catch-up pass, per the same §11.4.6 option-B discipline Rev 8 used.</w:t>
       </w:r>
     </w:p>
     <w:p>
@@ -4704,18 +5034,73 @@
               <w:t xml:space="preserve"> </w:t>
             </w:r>
             <w:r>
-              <w:t xml:space="preserve">(skips — SOURCE→ARTIFACT drift RW-07)</w:t>
-            </w:r>
-          </w:p>
-        </w:tc>
-        <w:tc>
-          <w:tcPr/>
-          <w:p>
-            <w:pPr>
-              <w:pStyle w:val="Compact"/>
-            </w:pPr>
-            <w:r>
-              <w:t xml:space="preserve">partial — route 404 on running container (RW-07)</w:t>
+              <w:t xml:space="preserve">(no longer skips — see Rev 9)</w:t>
+            </w:r>
+          </w:p>
+        </w:tc>
+        <w:tc>
+          <w:tcPr/>
+          <w:p>
+            <w:pPr>
+              <w:pStyle w:val="Compact"/>
+            </w:pPr>
+            <w:r>
+              <w:rPr>
+                <w:b/>
+                <w:bCs/>
+              </w:rPr>
+              <w:t xml:space="preserve">PASS — LIVE 2026-08-19 (BOB-092)</w:t>
+            </w:r>
+            <w:r>
+              <w:t xml:space="preserve"> </w:t>
+            </w:r>
+            <w:r>
+              <w:t xml:space="preserve">— RW-07 SOURCE→ARTIFACT drift resolved: live probe post-</w:t>
+            </w:r>
+            <w:r>
+              <w:rPr>
+                <w:rStyle w:val="VerbatimChar"/>
+              </w:rPr>
+              <w:t xml:space="preserve">./start.sh -p</w:t>
+            </w:r>
+            <w:r>
+              <w:t xml:space="preserve"> </w:t>
+            </w:r>
+            <w:r>
+              <w:t xml:space="preserve">returns HTTP 200 with</w:t>
+            </w:r>
+            <w:r>
+              <w:t xml:space="preserve"> </w:t>
+            </w:r>
+            <w:r>
+              <w:rPr>
+                <w:rStyle w:val="VerbatimChar"/>
+              </w:rPr>
+              <w:t xml:space="preserve">authenticated:bool</w:t>
+            </w:r>
+            <w:r>
+              <w:t xml:space="preserve"> </w:t>
+            </w:r>
+            <w:r>
+              <w:t xml:space="preserve">JSON (</w:t>
+            </w:r>
+            <w:r>
+              <w:rPr>
+                <w:rStyle w:val="VerbatimChar"/>
+              </w:rPr>
+              <w:t xml:space="preserve">docs/qa/2026-08-19-bob-092/nnmclub_status_probe_post_removal.txt</w:t>
+            </w:r>
+            <w:r>
+              <w:t xml:space="preserve">); the e2e’s SKIP-on-404 fallback removed (</w:t>
+            </w:r>
+            <w:r>
+              <w:rPr>
+                <w:rStyle w:val="VerbatimChar"/>
+              </w:rPr>
+              <w:t xml:space="preserve">7baef2b</w:t>
+            </w:r>
+            <w:r>
+              <w:t xml:space="preserve">), test now hard-FAILs on recurrence instead of silently skipping</w:t>
             </w:r>
           </w:p>
         </w:tc>
@@ -21173,7 +21558,16 @@
               <w:t xml:space="preserve"> </w:t>
             </w:r>
             <w:r>
-              <w:t xml:space="preserve">(ReDoS §11.4.85)</w:t>
+              <w:t xml:space="preserve">(ReDoS §11.4.85); ReDoS-deployment challenge</w:t>
+            </w:r>
+            <w:r>
+              <w:t xml:space="preserve"> </w:t>
+            </w:r>
+            <w:r>
+              <w:rPr>
+                <w:rStyle w:val="VerbatimChar"/>
+              </w:rPr>
+              <w:t xml:space="preserve">challenges/scripts/rutracker_redos_regex_bounds_challenge.sh</w:t>
             </w:r>
           </w:p>
         </w:tc>
@@ -21270,7 +21664,47 @@
               <w:t xml:space="preserve"> </w:t>
             </w:r>
             <w:r>
-              <w:t xml:space="preserve">§1,§6). ReDoS fix in source not yet deployed (RW-06); CAPTCHA password-login still operator-blocked (BOB-008)</w:t>
+              <w:t xml:space="preserve">§1,§6).</w:t>
+            </w:r>
+            <w:r>
+              <w:t xml:space="preserve"> </w:t>
+            </w:r>
+            <w:r>
+              <w:rPr>
+                <w:b/>
+                <w:bCs/>
+              </w:rPr>
+              <w:t xml:space="preserve">RW-06 CLOSED — PASS — LIVE 2026-08-19 (BOB-093)</w:t>
+            </w:r>
+            <w:r>
+              <w:t xml:space="preserve">: bounded quadratic-safe regex</w:t>
+            </w:r>
+            <w:r>
+              <w:t xml:space="preserve"> </w:t>
+            </w:r>
+            <w:r>
+              <w:rPr>
+                <w:rStyle w:val="VerbatimChar"/>
+              </w:rPr>
+              <w:t xml:space="preserve">{0,512}</w:t>
+            </w:r>
+            <w:r>
+              <w:t xml:space="preserve"> </w:t>
+            </w:r>
+            <w:r>
+              <w:t xml:space="preserve">confirmed present in the deployed container copy (sha256-pinned,</w:t>
+            </w:r>
+            <w:r>
+              <w:t xml:space="preserve"> </w:t>
+            </w:r>
+            <w:r>
+              <w:rPr>
+                <w:rStyle w:val="VerbatimChar"/>
+              </w:rPr>
+              <w:t xml:space="preserve">docs/qa/BOB-093/</w:t>
+            </w:r>
+            <w:r>
+              <w:t xml:space="preserve">), RED-mutated unsafe form correctly flagged by the oracle, live rutracker search smoke returned HTTP 200/28607 bytes. CAPTCHA password-login still operator-blocked (BOB-008)</w:t>
             </w:r>
           </w:p>
         </w:tc>
@@ -35891,6 +36325,164 @@
       </w:pPr>
       <w:r>
         <w:t xml:space="preserve">Components NOT inventoried / discrepancies (honest gaps, §11.4.6)</w:t>
+      </w:r>
+    </w:p>
+    <w:p>
+      <w:pPr>
+        <w:pStyle w:val="Compact"/>
+        <w:numPr>
+          <w:ilvl w:val="0"/>
+          <w:numId w:val="1001"/>
+        </w:numPr>
+      </w:pPr>
+      <w:r>
+        <w:rPr>
+          <w:b/>
+          <w:bCs/>
+        </w:rPr>
+        <w:t xml:space="preserve">Rev 9 scope boundary (BOB-083, 2026-08-20):</w:t>
+      </w:r>
+      <w:r>
+        <w:t xml:space="preserve"> </w:t>
+      </w:r>
+      <w:r>
+        <w:t xml:space="preserve">this pass corrected 2</w:t>
+      </w:r>
+      <w:r>
+        <w:t xml:space="preserve"> </w:t>
+      </w:r>
+      <w:r>
+        <w:t xml:space="preserve">pre-existing rows (RW-06 rutracker ReDoS-deploy row §4b, RW-07 nnmclub-status</w:t>
+      </w:r>
+      <w:r>
+        <w:t xml:space="preserve"> </w:t>
+      </w:r>
+      <w:r>
+        <w:t xml:space="preserve">row §1b) to</w:t>
+      </w:r>
+      <w:r>
+        <w:t xml:space="preserve"> </w:t>
+      </w:r>
+      <w:r>
+        <w:rPr>
+          <w:rStyle w:val="VerbatimChar"/>
+        </w:rPr>
+        <w:t xml:space="preserve">PASS — LIVE</w:t>
+      </w:r>
+      <w:r>
+        <w:t xml:space="preserve"> </w:t>
+      </w:r>
+      <w:r>
+        <w:t xml:space="preserve">with real evidence citations (</w:t>
+      </w:r>
+      <w:r>
+        <w:rPr>
+          <w:rStyle w:val="VerbatimChar"/>
+        </w:rPr>
+        <w:t xml:space="preserve">1c0389a</w:t>
+      </w:r>
+      <w:r>
+        <w:t xml:space="preserve">/BOB-093,</w:t>
+      </w:r>
+      <w:r>
+        <w:t xml:space="preserve"> </w:t>
+      </w:r>
+      <w:r>
+        <w:rPr>
+          <w:rStyle w:val="VerbatimChar"/>
+        </w:rPr>
+        <w:t xml:space="preserve">7baef2b</w:t>
+      </w:r>
+      <w:r>
+        <w:t xml:space="preserve">/BOB-092), but did</w:t>
+      </w:r>
+      <w:r>
+        <w:t xml:space="preserve"> </w:t>
+      </w:r>
+      <w:r>
+        <w:rPr>
+          <w:b/>
+          <w:bCs/>
+        </w:rPr>
+        <w:t xml:space="preserve">NOT</w:t>
+      </w:r>
+      <w:r>
+        <w:t xml:space="preserve"> </w:t>
+      </w:r>
+      <w:r>
+        <w:t xml:space="preserve">re-audit the other ~290 pre-existing rows</w:t>
+      </w:r>
+      <w:r>
+        <w:t xml:space="preserve"> </w:t>
+      </w:r>
+      <w:r>
+        <w:t xml:space="preserve">against the 161-commit delta since Rev 8 (2026-08-18) — same bounded-scope</w:t>
+      </w:r>
+      <w:r>
+        <w:t xml:space="preserve"> </w:t>
+      </w:r>
+      <w:r>
+        <w:t xml:space="preserve">reasoning as Rev 8. Known-real, non-feature work that landed in that window</w:t>
+      </w:r>
+      <w:r>
+        <w:t xml:space="preserve"> </w:t>
+      </w:r>
+      <w:r>
+        <w:t xml:space="preserve">and is intentionally NOT itemized as new rows here (process-safety/CI</w:t>
+      </w:r>
+      <w:r>
+        <w:t xml:space="preserve"> </w:t>
+      </w:r>
+      <w:r>
+        <w:t xml:space="preserve">discipline, not a product feature): the BOB-126</w:t>
+      </w:r>
+      <w:r>
+        <w:t xml:space="preserve"> </w:t>
+      </w:r>
+      <w:r>
+        <w:rPr>
+          <w:rStyle w:val="VerbatimChar"/>
+        </w:rPr>
+        <w:t xml:space="preserve">killpg(-1, SIGKILL)</w:t>
+      </w:r>
+      <w:r>
+        <w:t xml:space="preserve"> </w:t>
+      </w:r>
+      <w:r>
+        <w:t xml:space="preserve">forced-logout incident chain root-cause + fix (</w:t>
+      </w:r>
+      <w:r>
+        <w:rPr>
+          <w:rStyle w:val="VerbatimChar"/>
+        </w:rPr>
+        <w:t xml:space="preserve">ad4b46a</w:t>
+      </w:r>
+      <w:r>
+        <w:t xml:space="preserve">, new universal</w:t>
+      </w:r>
+      <w:r>
+        <w:t xml:space="preserve"> </w:t>
+      </w:r>
+      <w:r>
+        <w:t xml:space="preserve">§11.4.263 anchor) and its surrounding gate/test hardening (BOB-127..135,</w:t>
+      </w:r>
+      <w:r>
+        <w:t xml:space="preserve"> </w:t>
+      </w:r>
+      <w:r>
+        <w:t xml:space="preserve">~150 commits). A future pass MAY re-run the full inventory to close this gap</w:t>
+      </w:r>
+      <w:r>
+        <w:t xml:space="preserve"> </w:t>
+      </w:r>
+      <w:r>
+        <w:t xml:space="preserve">properly; until then this document is accurate for what it explicitly claims</w:t>
+      </w:r>
+      <w:r>
+        <w:t xml:space="preserve"> </w:t>
+      </w:r>
+      <w:r>
+        <w:t xml:space="preserve">and honestly incomplete for what it does not.</w:t>
       </w:r>
     </w:p>
     <w:p>

--- a/docs/features/Status.docx
+++ b/docs/features/Status.docx
@@ -2,14 +2,6 @@
 <file path=word/document.xml><?xml version="1.0" encoding="utf-8"?>
 <w:document xmlns:w="http://schemas.openxmlformats.org/wordprocessingml/2006/main" xmlns:m="http://schemas.openxmlformats.org/officeDocument/2006/math" xmlns:r="http://schemas.openxmlformats.org/officeDocument/2006/relationships" xmlns:o="urn:schemas-microsoft-com:office:office" xmlns:v="urn:schemas-microsoft-com:vml" xmlns:w10="urn:schemas-microsoft-com:office:word" xmlns:a="http://schemas.openxmlformats.org/drawingml/2006/main" xmlns:pic="http://schemas.openxmlformats.org/drawingml/2006/picture" xmlns:wp="http://schemas.openxmlformats.org/drawingml/2006/wordprocessingDrawing">
   <w:body>
-    <w:p>
-      <w:pPr>
-        <w:pStyle w:val="Title"/>
-      </w:pPr>
-      <w:r>
-        <w:t xml:space="preserve">Status</w:t>
-      </w:r>
-    </w:p>
     <w:bookmarkStart w:id="57" w:name="boba-feature-status-all-components"/>
     <w:p>
       <w:pPr>
@@ -34,7 +26,7 @@
         <w:t xml:space="preserve"> </w:t>
       </w:r>
       <w:r>
-        <w:t xml:space="preserve">9</w:t>
+        <w:t xml:space="preserve">10</w:t>
       </w:r>
       <w:r>
         <w:t xml:space="preserve"> </w:t>
@@ -50,7 +42,7 @@
         <w:t xml:space="preserve"> </w:t>
       </w:r>
       <w:r>
-        <w:t xml:space="preserve">2026-08-20T12:27:23Z</w:t>
+        <w:t xml:space="preserve">2026-08-21T00:00:00Z</w:t>
       </w:r>
       <w:r>
         <w:t xml:space="preserve"> </w:t>
@@ -19315,7 +19307,53 @@
         <w:t xml:space="preserve">download_torrent()</w:t>
       </w:r>
       <w:r>
-        <w:t xml:space="preserve">. Installed into container by</w:t>
+        <w:t xml:space="preserve"> </w:t>
+      </w:r>
+      <w:r>
+        <w:t xml:space="preserve">— the</w:t>
+      </w:r>
+      <w:r>
+        <w:t xml:space="preserve"> </w:t>
+      </w:r>
+      <w:r>
+        <w:rPr>
+          <w:i/>
+          <w:iCs/>
+        </w:rPr>
+        <w:t xml:space="preserve">target</w:t>
+      </w:r>
+      <w:r>
+        <w:t xml:space="preserve"> </w:t>
+      </w:r>
+      <w:r>
+        <w:t xml:space="preserve">contract, not a description of every engine today</w:t>
+      </w:r>
+      <w:r>
+        <w:t xml:space="preserve"> </w:t>
+      </w:r>
+      <w:r>
+        <w:t xml:space="preserve">(see</w:t>
+      </w:r>
+      <w:r>
+        <w:t xml:space="preserve"> </w:t>
+      </w:r>
+      <w:r>
+        <w:rPr>
+          <w:rStyle w:val="VerbatimChar"/>
+        </w:rPr>
+        <w:t xml:space="preserve">CLAUDE.md</w:t>
+      </w:r>
+      <w:r>
+        <w:t xml:space="preserve"> </w:t>
+      </w:r>
+      <w:r>
+        <w:t xml:space="preserve">§ Plugin System for the measured exceptions). Installed into the</w:t>
+      </w:r>
+      <w:r>
+        <w:t xml:space="preserve"> </w:t>
+      </w:r>
+      <w:r>
+        <w:t xml:space="preserve">container by</w:t>
       </w:r>
       <w:r>
         <w:t xml:space="preserve"> </w:t>
@@ -19327,47 +19365,84 @@
         <w:t xml:space="preserve">install-plugin.sh</w:t>
       </w:r>
       <w:r>
-        <w:t xml:space="preserve">. The</w:t>
-      </w:r>
-      <w:r>
-        <w:t xml:space="preserve"> </w:t>
-      </w:r>
-      <w:r>
-        <w:rPr>
-          <w:rStyle w:val="VerbatimChar"/>
-        </w:rPr>
-        <w:t xml:space="preserve">install-plugin.sh</w:t>
-      </w:r>
-      <w:r>
-        <w:t xml:space="preserve"> </w:t>
-      </w:r>
-      <w:r>
-        <w:rPr>
-          <w:rStyle w:val="VerbatimChar"/>
-        </w:rPr>
-        <w:t xml:space="preserve">PLUGINS</w:t>
-      </w:r>
-      <w:r>
-        <w:t xml:space="preserve"> </w:t>
-      </w:r>
-      <w:r>
-        <w:t xml:space="preserve">array names</w:t>
-      </w:r>
-      <w:r>
-        <w:t xml:space="preserve"> </w:t>
-      </w:r>
+        <w:t xml:space="preserve">. Three counts, each answering a different question:</w:t>
+      </w:r>
+    </w:p>
+    <w:p>
+      <w:pPr>
+        <w:pStyle w:val="Compact"/>
+        <w:numPr>
+          <w:ilvl w:val="0"/>
+          <w:numId w:val="1001"/>
+        </w:numPr>
+      </w:pPr>
       <w:r>
         <w:rPr>
           <w:b/>
           <w:bCs/>
         </w:rPr>
-        <w:t xml:space="preserve">44 plugins</w:t>
+        <w:t xml:space="preserve">43 search-plugin engines</w:t>
       </w:r>
       <w:r>
         <w:t xml:space="preserve"> </w:t>
       </w:r>
       <w:r>
-        <w:t xml:space="preserve">(curated install set); the</w:t>
+        <w:t xml:space="preserve">named by the</w:t>
+      </w:r>
+      <w:r>
+        <w:t xml:space="preserve"> </w:t>
+      </w:r>
+      <w:r>
+        <w:rPr>
+          <w:rStyle w:val="VerbatimChar"/>
+        </w:rPr>
+        <w:t xml:space="preserve">PLUGINS=()</w:t>
+      </w:r>
+      <w:r>
+        <w:t xml:space="preserve"> </w:t>
+      </w:r>
+      <w:r>
+        <w:t xml:space="preserve">array</w:t>
+      </w:r>
+      <w:r>
+        <w:t xml:space="preserve"> </w:t>
+      </w:r>
+      <w:r>
+        <w:t xml:space="preserve"> </w:t>
+      </w:r>
+      <w:r>
+        <w:t xml:space="preserve">— the canonical managed roster.</w:t>
+      </w:r>
+    </w:p>
+    <w:p>
+      <w:pPr>
+        <w:pStyle w:val="Compact"/>
+        <w:numPr>
+          <w:ilvl w:val="0"/>
+          <w:numId w:val="1001"/>
+        </w:numPr>
+      </w:pPr>
+      <w:r>
+        <w:rPr>
+          <w:b/>
+          <w:bCs/>
+        </w:rPr>
+        <w:t xml:space="preserve">43 distinct engine modules</w:t>
+      </w:r>
+      <w:r>
+        <w:t xml:space="preserve"> </w:t>
+      </w:r>
+      <w:r>
+        <w:t xml:space="preserve">on disk</w:t>
+      </w:r>
+      <w:r>
+        <w:t xml:space="preserve"> </w:t>
+      </w:r>
+      <w:r>
+        <w:t xml:space="preserve"> </w:t>
+      </w:r>
+      <w:r>
+        <w:t xml:space="preserve">across</w:t>
       </w:r>
       <w:r>
         <w:t xml:space="preserve"> </w:t>
@@ -19379,20 +19454,56 @@
         <w:t xml:space="preserve">plugins/</w:t>
       </w:r>
       <w:r>
+        <w:t xml:space="preserve">,</w:t>
+      </w:r>
+      <w:r>
         <w:t xml:space="preserve"> </w:t>
       </w:r>
       <w:r>
-        <w:t xml:space="preserve">tree carries</w:t>
+        <w:rPr>
+          <w:rStyle w:val="VerbatimChar"/>
+        </w:rPr>
+        <w:t xml:space="preserve">plugins/community/</w:t>
       </w:r>
       <w:r>
         <w:t xml:space="preserve"> </w:t>
       </w:r>
+      <w:r>
+        <w:t xml:space="preserve">and</w:t>
+      </w:r>
+      <w:r>
+        <w:t xml:space="preserve"> </w:t>
+      </w:r>
+      <w:r>
+        <w:rPr>
+          <w:rStyle w:val="VerbatimChar"/>
+        </w:rPr>
+        <w:t xml:space="preserve">plugins/webui_compatible/</w:t>
+      </w:r>
+      <w:r>
+        <w:t xml:space="preserve">; measured</w:t>
+      </w:r>
+      <w:r>
+        <w:t xml:space="preserve"> </w:t>
+      </w:r>
+      <w:r>
+        <w:t xml:space="preserve">2026-08-21, this is exactly the curated array.</w:t>
+      </w:r>
+    </w:p>
+    <w:p>
+      <w:pPr>
+        <w:pStyle w:val="Compact"/>
+        <w:numPr>
+          <w:ilvl w:val="0"/>
+          <w:numId w:val="1001"/>
+        </w:numPr>
+      </w:pPr>
       <w:r>
         <w:rPr>
           <w:b/>
           <w:bCs/>
         </w:rPr>
-        <w:t xml:space="preserve">27</w:t>
+        <w:t xml:space="preserve">36</w:t>
       </w:r>
       <w:r>
         <w:rPr>
@@ -19427,10 +19538,25 @@
         <w:t xml:space="preserve"> </w:t>
       </w:r>
       <w:r>
-        <w:t xml:space="preserve">(24 tracker/aggregator plugins + 3 support:</w:t>
+        <w:t xml:space="preserve">sit directly in</w:t>
       </w:r>
       <w:r>
         <w:t xml:space="preserve"> </w:t>
+      </w:r>
+      <w:r>
+        <w:rPr>
+          <w:rStyle w:val="VerbatimChar"/>
+        </w:rPr>
+        <w:t xml:space="preserve">plugins/</w:t>
+      </w:r>
+      <w:r>
+        <w:t xml:space="preserve"> </w:t>
+      </w:r>
+      <w:r>
+        <w:t xml:space="preserve"> </w:t>
+      </w:r>
+      <w:r>
+        <w:t xml:space="preserve">— the engines plus support modules (</w:t>
       </w:r>
       <w:r>
         <w:rPr>
@@ -19511,7 +19637,72 @@
         <w:t xml:space="preserve">download_proxy</w:t>
       </w:r>
       <w:r>
-        <w:t xml:space="preserve">). Many curated names have NO matching file in this repo tree (the install script fetches/expects them elsewhere) — flagged honestly below.</w:t>
+        <w:t xml:space="preserve">), which are NOT plugins.</w:t>
+      </w:r>
+    </w:p>
+    <w:p>
+      <w:pPr>
+        <w:pStyle w:val="FirstParagraph"/>
+      </w:pPr>
+      <w:r>
+        <w:t xml:space="preserve">Corrected per BOB-149: the previous revision stated 44 and 27, said</w:t>
+      </w:r>
+      <w:r>
+        <w:t xml:space="preserve"> </w:t>
+      </w:r>
+      <w:r>
+        <w:t xml:space="preserve">“3 support”</w:t>
+      </w:r>
+      <w:r>
+        <w:t xml:space="preserve"> </w:t>
+      </w:r>
+      <w:r>
+        <w:t xml:space="preserve">while</w:t>
+      </w:r>
+      <w:r>
+        <w:t xml:space="preserve"> </w:t>
+      </w:r>
+      <w:r>
+        <w:t xml:space="preserve">listing 7, and claimed</w:t>
+      </w:r>
+      <w:r>
+        <w:t xml:space="preserve"> </w:t>
+      </w:r>
+      <w:r>
+        <w:t xml:space="preserve">“many curated names have NO matching file in this repo tree”</w:t>
+      </w:r>
+      <w:r>
+        <w:t xml:space="preserve">.</w:t>
+      </w:r>
+      <w:r>
+        <w:t xml:space="preserve"> </w:t>
+      </w:r>
+      <w:r>
+        <w:t xml:space="preserve">That last claim was FALSE — every one of the 43 curated names resolves to a file in</w:t>
+      </w:r>
+      <w:r>
+        <w:t xml:space="preserve"> </w:t>
+      </w:r>
+      <w:r>
+        <w:t xml:space="preserve">this tree (verified by set comparison, control-needle proven §11.4.201(7)(b)). These</w:t>
+      </w:r>
+      <w:r>
+        <w:t xml:space="preserve"> </w:t>
+      </w:r>
+      <w:r>
+        <w:t xml:space="preserve">counts are guarded by</w:t>
+      </w:r>
+      <w:r>
+        <w:t xml:space="preserve"> </w:t>
+      </w:r>
+      <w:r>
+        <w:rPr>
+          <w:rStyle w:val="VerbatimChar"/>
+        </w:rPr>
+        <w:t xml:space="preserve">scripts/pre_build/check_cm_plugin_count.sh</w:t>
+      </w:r>
+      <w:r>
+        <w:t xml:space="preserve">.</w:t>
       </w:r>
     </w:p>
     <w:bookmarkStart w:id="31" w:name="Xb80f7d42a73a38bddd6ad68cb9d9800c95fb67c"/>
@@ -36332,7 +36523,7 @@
         <w:pStyle w:val="Compact"/>
         <w:numPr>
           <w:ilvl w:val="0"/>
-          <w:numId w:val="1001"/>
+          <w:numId w:val="1002"/>
         </w:numPr>
       </w:pPr>
       <w:r>
@@ -36490,7 +36681,7 @@
         <w:pStyle w:val="Compact"/>
         <w:numPr>
           <w:ilvl w:val="0"/>
-          <w:numId w:val="1001"/>
+          <w:numId w:val="1002"/>
         </w:numPr>
       </w:pPr>
       <w:r>
@@ -36766,7 +36957,7 @@
         <w:pStyle w:val="Compact"/>
         <w:numPr>
           <w:ilvl w:val="0"/>
-          <w:numId w:val="1001"/>
+          <w:numId w:val="1002"/>
         </w:numPr>
       </w:pPr>
       <w:r>
@@ -36827,7 +37018,7 @@
         <w:pStyle w:val="Compact"/>
         <w:numPr>
           <w:ilvl w:val="0"/>
-          <w:numId w:val="1001"/>
+          <w:numId w:val="1002"/>
         </w:numPr>
       </w:pPr>
       <w:r>
@@ -36922,7 +37113,7 @@
         <w:pStyle w:val="Compact"/>
         <w:numPr>
           <w:ilvl w:val="0"/>
-          <w:numId w:val="1001"/>
+          <w:numId w:val="1002"/>
         </w:numPr>
       </w:pPr>
       <w:r>
@@ -37040,7 +37231,7 @@
         <w:pStyle w:val="Compact"/>
         <w:numPr>
           <w:ilvl w:val="0"/>
-          <w:numId w:val="1001"/>
+          <w:numId w:val="1002"/>
         </w:numPr>
       </w:pPr>
       <w:r>
@@ -37106,7 +37297,7 @@
         <w:pStyle w:val="Compact"/>
         <w:numPr>
           <w:ilvl w:val="0"/>
-          <w:numId w:val="1001"/>
+          <w:numId w:val="1002"/>
         </w:numPr>
       </w:pPr>
       <w:r>
@@ -37128,7 +37319,7 @@
         <w:pStyle w:val="Compact"/>
         <w:numPr>
           <w:ilvl w:val="0"/>
-          <w:numId w:val="1001"/>
+          <w:numId w:val="1002"/>
         </w:numPr>
       </w:pPr>
       <w:r>
@@ -37391,6 +37582,9 @@
     <w:abstractNumId w:val="990"/>
   </w:num>
   <w:num w:numId="1001">
+    <w:abstractNumId w:val="991"/>
+  </w:num>
+  <w:num w:numId="1002">
     <w:abstractNumId w:val="991"/>
   </w:num>
 </w:numbering>

--- a/docs/features/Status.docx
+++ b/docs/features/Status.docx
@@ -2,14 +2,6 @@
 <file path=word/document.xml><?xml version="1.0" encoding="utf-8"?>
 <w:document xmlns:w="http://schemas.openxmlformats.org/wordprocessingml/2006/main" xmlns:m="http://schemas.openxmlformats.org/officeDocument/2006/math" xmlns:r="http://schemas.openxmlformats.org/officeDocument/2006/relationships" xmlns:o="urn:schemas-microsoft-com:office:office" xmlns:v="urn:schemas-microsoft-com:vml" xmlns:w10="urn:schemas-microsoft-com:office:word" xmlns:a="http://schemas.openxmlformats.org/drawingml/2006/main" xmlns:pic="http://schemas.openxmlformats.org/drawingml/2006/picture" xmlns:wp="http://schemas.openxmlformats.org/drawingml/2006/wordprocessingDrawing">
   <w:body>
-    <w:p>
-      <w:pPr>
-        <w:pStyle w:val="Title"/>
-      </w:pPr>
-      <w:r>
-        <w:t xml:space="preserve">Status</w:t>
-      </w:r>
-    </w:p>
     <w:bookmarkStart w:id="57" w:name="boba-feature-status-all-components"/>
     <w:p>
       <w:pPr>
@@ -19511,7 +19503,7 @@
           <w:b/>
           <w:bCs/>
         </w:rPr>
-        <w:t xml:space="preserve">36</w:t>
+        <w:t xml:space="preserve">35</w:t>
       </w:r>
       <w:r>
         <w:rPr>
@@ -19630,10 +19622,16 @@
         <w:rPr>
           <w:rStyle w:val="VerbatimChar"/>
         </w:rPr>
-        <w:t xml:space="preserve">theme_injector</w:t>
-      </w:r>
-      <w:r>
-        <w:t xml:space="preserve">,</w:t>
+        <w:t xml:space="preserve">download_proxy</w:t>
+      </w:r>
+      <w:r>
+        <w:t xml:space="preserve">), which are NOT plugins. (Was 36 until</w:t>
+      </w:r>
+      <w:r>
+        <w:t xml:space="preserve"> </w:t>
+      </w:r>
+      <w:r>
+        <w:t xml:space="preserve">2026-09-01, when</w:t>
       </w:r>
       <w:r>
         <w:t xml:space="preserve"> </w:t>
@@ -19642,10 +19640,13 @@
         <w:rPr>
           <w:rStyle w:val="VerbatimChar"/>
         </w:rPr>
-        <w:t xml:space="preserve">download_proxy</w:t>
-      </w:r>
-      <w:r>
-        <w:t xml:space="preserve">), which are NOT plugins.</w:t>
+        <w:t xml:space="preserve">theme_injector.py</w:t>
+      </w:r>
+      <w:r>
+        <w:t xml:space="preserve"> </w:t>
+      </w:r>
+      <w:r>
+        <w:t xml:space="preserve">was deleted with the themed-WebUI overlay.)</w:t>
       </w:r>
     </w:p>
     <w:p>
